--- a/a7/packages/A7 Unit 3 - Exponents and Scientific Notation/Teacher Editions/A7 3.09  Teacher Edition.docx
+++ b/a7/packages/A7 Unit 3 - Exponents and Scientific Notation/Teacher Editions/A7 3.09  Teacher Edition.docx
@@ -149,323 +149,7 @@
           <w:color w:val="1A1A1A"/>
           <w:sz w:val="30"/>
         </w:rPr>
-        <w:t>Read This First</w:t>
-      </w:r>
-    </w:p>
-    <w:p>
-      <w:pPr>
-        <w:spacing w:before="0" w:after="120"/>
-      </w:pPr>
-      <w:r>
-        <w:rPr>
-          <w:b w:val="0"/>
-          <w:i w:val="0"/>
-          <w:color w:val="1A1A1A"/>
-          <w:sz w:val="21"/>
-        </w:rPr>
-        <w:t>This lesson rebuilds Math Nation 3.9 (SE pp. 146–151) and completes MA.8.NSO.1.4. The book's sequence — negative powers of ten and decimal places, the definition for numbers less than 1, then 'how many times larger or smaller' — is kept as Notes I–III. Its oxygen density, human hair, Mycoplasma, 0.0000988 and 7.2 × 10</w:t>
-      </w:r>
-      <w:r>
-        <w:rPr>
-          <w:b w:val="0"/>
-          <w:i w:val="0"/>
-          <w:color w:val="1A1A1A"/>
-          <w:sz w:val="21"/>
-          <w:vertAlign w:val="superscript"/>
-        </w:rPr>
-        <w:t>-4</w:t>
-      </w:r>
-      <w:r>
-        <w:rPr>
-          <w:b w:val="0"/>
-          <w:i w:val="0"/>
-          <w:color w:val="1A1A1A"/>
-          <w:sz w:val="21"/>
-        </w:rPr>
-        <w:t xml:space="preserve"> ÷ 1.8 × 10</w:t>
-      </w:r>
-      <w:r>
-        <w:rPr>
-          <w:b w:val="0"/>
-          <w:i w:val="0"/>
-          <w:color w:val="1A1A1A"/>
-          <w:sz w:val="21"/>
-          <w:vertAlign w:val="superscript"/>
-        </w:rPr>
-        <w:t>-7</w:t>
-      </w:r>
-      <w:r>
-        <w:rPr>
-          <w:b w:val="0"/>
-          <w:i w:val="0"/>
-          <w:color w:val="1A1A1A"/>
-          <w:sz w:val="21"/>
-        </w:rPr>
-        <w:t xml:space="preserve"> items are kept.</w:t>
-      </w:r>
-    </w:p>
-    <w:p>
-      <w:pPr>
-        <w:spacing w:before="0" w:after="120"/>
-      </w:pPr>
-      <w:r>
-        <w:rPr>
-          <w:b w:val="0"/>
-          <w:i w:val="0"/>
-          <w:color w:val="1A1A1A"/>
-          <w:sz w:val="21"/>
-        </w:rPr>
-        <w:t>Three book items were NOT reused, per the audit. Homework 4b's key says 10</w:t>
-      </w:r>
-      <w:r>
-        <w:rPr>
-          <w:b w:val="0"/>
-          <w:i w:val="0"/>
-          <w:color w:val="1A1A1A"/>
-          <w:sz w:val="21"/>
-          <w:vertAlign w:val="superscript"/>
-        </w:rPr>
-        <w:t>-8</w:t>
-      </w:r>
-      <w:r>
-        <w:rPr>
-          <w:b w:val="0"/>
-          <w:i w:val="0"/>
-          <w:color w:val="1A1A1A"/>
-          <w:sz w:val="21"/>
-        </w:rPr>
-        <w:t xml:space="preserve"> is 3 times smaller than 10</w:t>
-      </w:r>
-      <w:r>
-        <w:rPr>
-          <w:b w:val="0"/>
-          <w:i w:val="0"/>
-          <w:color w:val="1A1A1A"/>
-          <w:sz w:val="21"/>
-          <w:vertAlign w:val="superscript"/>
-        </w:rPr>
-        <w:t>-5</w:t>
-      </w:r>
-      <w:r>
-        <w:rPr>
-          <w:b w:val="0"/>
-          <w:i w:val="0"/>
-          <w:color w:val="1A1A1A"/>
-          <w:sz w:val="21"/>
-        </w:rPr>
-        <w:t xml:space="preserve"> (it is 1,000 times). Homework 4c asks how many times smaller 7.4 × 10</w:t>
-      </w:r>
-      <w:r>
-        <w:rPr>
-          <w:b w:val="0"/>
-          <w:i w:val="0"/>
-          <w:color w:val="1A1A1A"/>
-          <w:sz w:val="21"/>
-          <w:vertAlign w:val="superscript"/>
-        </w:rPr>
-        <w:t>-8</w:t>
-      </w:r>
-      <w:r>
-        <w:rPr>
-          <w:b w:val="0"/>
-          <w:i w:val="0"/>
-          <w:color w:val="1A1A1A"/>
-          <w:sz w:val="21"/>
-        </w:rPr>
-        <w:t xml:space="preserve"> is than 0.000039 and keys 3,000; the true ratio is about 527, and the item's scaffold pulls in two directions — bank 8 keeps the same two numbers and asks only which is greater, which is sound. Homework 5's matching pairs '112 ten millionths' with 1.12 · 10</w:t>
-      </w:r>
-      <w:r>
-        <w:rPr>
-          <w:b w:val="0"/>
-          <w:i w:val="0"/>
-          <w:color w:val="1A1A1A"/>
-          <w:sz w:val="21"/>
-          <w:vertAlign w:val="superscript"/>
-        </w:rPr>
-        <w:t>-7</w:t>
-      </w:r>
-      <w:r>
-        <w:rPr>
-          <w:b w:val="0"/>
-          <w:i w:val="0"/>
-          <w:color w:val="1A1A1A"/>
-          <w:sz w:val="21"/>
-        </w:rPr>
-        <w:t>, but 112 ten-millionths is 0.0000112 = 1.12 × 10</w:t>
-      </w:r>
-      <w:r>
-        <w:rPr>
-          <w:b w:val="0"/>
-          <w:i w:val="0"/>
-          <w:color w:val="1A1A1A"/>
-          <w:sz w:val="21"/>
-          <w:vertAlign w:val="superscript"/>
-        </w:rPr>
-        <w:t>-5</w:t>
-      </w:r>
-      <w:r>
-        <w:rPr>
-          <w:b w:val="0"/>
-          <w:i w:val="0"/>
-          <w:color w:val="1A1A1A"/>
-          <w:sz w:val="21"/>
-        </w:rPr>
-        <w:t>, the same value as another row; Additional 10 uses '112 billionths', which is 1.12 × 10</w:t>
-      </w:r>
-      <w:r>
-        <w:rPr>
-          <w:b w:val="0"/>
-          <w:i w:val="0"/>
-          <w:color w:val="1A1A1A"/>
-          <w:sz w:val="21"/>
-          <w:vertAlign w:val="superscript"/>
-        </w:rPr>
-        <w:t>-7</w:t>
-      </w:r>
-      <w:r>
-        <w:rPr>
-          <w:b w:val="0"/>
-          <w:i w:val="0"/>
-          <w:color w:val="1A1A1A"/>
-          <w:sz w:val="21"/>
-        </w:rPr>
-        <w:t>.</w:t>
-      </w:r>
-    </w:p>
-    <w:p>
-      <w:pPr>
-        <w:spacing w:before="0" w:after="120"/>
-      </w:pPr>
-      <w:r>
-        <w:rPr>
-          <w:b w:val="0"/>
-          <w:i w:val="0"/>
-          <w:color w:val="1A1A1A"/>
-          <w:sz w:val="21"/>
-        </w:rPr>
-        <w:t>Also not reused: Additional Practice 3's first row, which prints as (10</w:t>
-      </w:r>
-      <w:r>
-        <w:rPr>
-          <w:b w:val="0"/>
-          <w:i w:val="0"/>
-          <w:color w:val="1A1A1A"/>
-          <w:sz w:val="21"/>
-          <w:vertAlign w:val="superscript"/>
-        </w:rPr>
-        <w:t>4</w:t>
-      </w:r>
-      <w:r>
-        <w:rPr>
-          <w:b w:val="0"/>
-          <w:i w:val="0"/>
-          <w:color w:val="1A1A1A"/>
-          <w:sz w:val="21"/>
-        </w:rPr>
-        <w:t>) − 4 × 10</w:t>
-      </w:r>
-      <w:r>
-        <w:rPr>
-          <w:b w:val="0"/>
-          <w:i w:val="0"/>
-          <w:color w:val="1A1A1A"/>
-          <w:sz w:val="21"/>
-          <w:vertAlign w:val="superscript"/>
-        </w:rPr>
-        <w:t>25</w:t>
-      </w:r>
-      <w:r>
-        <w:rPr>
-          <w:b w:val="0"/>
-          <w:i w:val="0"/>
-          <w:color w:val="1A1A1A"/>
-          <w:sz w:val="21"/>
-        </w:rPr>
-        <w:t xml:space="preserve"> and keys −4 × 10</w:t>
-      </w:r>
-      <w:r>
-        <w:rPr>
-          <w:b w:val="0"/>
-          <w:i w:val="0"/>
-          <w:color w:val="1A1A1A"/>
-          <w:sz w:val="21"/>
-          <w:vertAlign w:val="superscript"/>
-        </w:rPr>
-        <w:t>25</w:t>
-      </w:r>
-      <w:r>
-        <w:rPr>
-          <w:b w:val="0"/>
-          <w:i w:val="0"/>
-          <w:color w:val="1A1A1A"/>
-          <w:sz w:val="21"/>
-        </w:rPr>
-        <w:t xml:space="preserve"> exactly (the 10</w:t>
-      </w:r>
-      <w:r>
-        <w:rPr>
-          <w:b w:val="0"/>
-          <w:i w:val="0"/>
-          <w:color w:val="1A1A1A"/>
-          <w:sz w:val="21"/>
-          <w:vertAlign w:val="superscript"/>
-        </w:rPr>
-        <w:t>4</w:t>
-      </w:r>
-      <w:r>
-        <w:rPr>
-          <w:b w:val="0"/>
-          <w:i w:val="0"/>
-          <w:color w:val="1A1A1A"/>
-          <w:sz w:val="21"/>
-        </w:rPr>
-        <w:t xml:space="preserve"> was dropped); the item is malformed on the page.</w:t>
-      </w:r>
-    </w:p>
-    <w:p>
-      <w:pPr>
-        <w:spacing w:before="0" w:after="120"/>
-      </w:pPr>
-      <w:r>
-        <w:rPr>
-          <w:b w:val="0"/>
-          <w:i w:val="0"/>
-          <w:color w:val="1A1A1A"/>
-          <w:sz w:val="21"/>
-        </w:rPr>
-        <w:t>Added from the state guide: comparisons that cross from very large to very small (Notes III line 2, bank 13, Additional 13), E notation on the small side (whiteboard 8), and the fishing-line task as whiteboard 9, written.</w:t>
-      </w:r>
-    </w:p>
-    <w:p>
-      <w:pPr>
-        <w:spacing w:before="0" w:after="120"/>
-      </w:pPr>
-      <w:r>
-        <w:rPr>
-          <w:b w:val="0"/>
-          <w:i w:val="0"/>
-          <w:color w:val="1A1A1A"/>
-          <w:sz w:val="21"/>
-        </w:rPr>
-        <w:t>Every scientific-notation coefficient in this lesson is in [1, 10) except in the items that are ABOUT the constraint (whiteboards 4–5; bank 11–12 and their Additional twins). Those are tagged in the spec and were checked by hand.</w:t>
-      </w:r>
-    </w:p>
-    <w:p>
-      <w:pPr>
-        <w:keepNext/>
-        <w:spacing w:before="280" w:after="120"/>
-        <w:pBdr>
-          <w:bottom w:val="single" w:sz="8" w:space="2" w:color="1A1A1A"/>
-        </w:pBdr>
-      </w:pPr>
-      <w:r>
-        <w:rPr>
-          <w:b/>
-          <w:i w:val="0"/>
-          <w:color w:val="1A1A1A"/>
-          <w:sz w:val="30"/>
-        </w:rPr>
-        <w:t>Standard and Targets</w:t>
+        <w:t>The Period</w:t>
       </w:r>
     </w:p>
     <w:p>
@@ -502,7 +186,7 @@
           <w:color w:val="1A1A1A"/>
           <w:sz w:val="21"/>
         </w:rPr>
-        <w:t xml:space="preserve">Benchmark  </w:t>
+        <w:t xml:space="preserve">Must  </w:t>
       </w:r>
       <w:r>
         <w:rPr>
@@ -511,7 +195,7 @@
           <w:color w:val="1A1A1A"/>
           <w:sz w:val="21"/>
         </w:rPr>
-        <w:t>Express numbers in scientific notation to represent and approximate very large or very small quantities. Determine how many times larger or smaller one number is compared to a second number.</w:t>
+        <w:t>Express very small quantities in scientific notation and read them back; determine how many times larger or smaller one number is than another.</w:t>
       </w:r>
     </w:p>
     <w:p>
@@ -525,7 +209,7 @@
           <w:color w:val="1A1A1A"/>
           <w:sz w:val="21"/>
         </w:rPr>
-        <w:t xml:space="preserve">Boundary  </w:t>
+        <w:t xml:space="preserve">Must not  </w:t>
       </w:r>
       <w:r>
         <w:rPr>
@@ -534,7 +218,7 @@
           <w:color w:val="1A1A1A"/>
           <w:sz w:val="21"/>
         </w:rPr>
-        <w:t>Both directions of comparison ('times larger' and 'times smaller') are in the benchmark; both are in the round and the bank. Operations in scientific notation are MA.8.NSO.1.5, Unit 4.</w:t>
+        <w:t>Coefficients are at least 1 and less than 10. A negative exponent never makes the value negative, and operations in scientific notation are Unit 4.</w:t>
       </w:r>
     </w:p>
     <w:p>
@@ -548,7 +232,7 @@
           <w:color w:val="1A1A1A"/>
           <w:sz w:val="21"/>
         </w:rPr>
-        <w:t xml:space="preserve">Learning target  </w:t>
+        <w:t xml:space="preserve">Target  </w:t>
       </w:r>
       <w:r>
         <w:rPr>
@@ -571,7 +255,16 @@
           <w:color w:val="1A1A1A"/>
           <w:sz w:val="21"/>
         </w:rPr>
-        <w:t xml:space="preserve">Essential question  </w:t>
+        <w:t xml:space="preserve">MTR  </w:t>
+      </w:r>
+      <w:r>
+        <w:rPr>
+          <w:b/>
+          <w:i w:val="0"/>
+          <w:color w:val="1A1A1A"/>
+          <w:sz w:val="21"/>
+        </w:rPr>
+        <w:t>MTR.5.1</w:t>
       </w:r>
       <w:r>
         <w:rPr>
@@ -580,13 +273,8 @@
           <w:color w:val="1A1A1A"/>
           <w:sz w:val="21"/>
         </w:rPr>
-        <w:t>How does a negative power of 10 let us write a very small number, and compare it to another?</w:t>
+        <w:t xml:space="preserve"> — Notes I   ·   </w:t>
       </w:r>
-    </w:p>
-    <w:p>
-      <w:pPr>
-        <w:spacing w:before="0" w:after="100"/>
-      </w:pPr>
       <w:r>
         <w:rPr>
           <w:b/>
@@ -594,7 +282,7 @@
           <w:color w:val="1A1A1A"/>
           <w:sz w:val="21"/>
         </w:rPr>
-        <w:t xml:space="preserve">Building on  </w:t>
+        <w:t>MTR.6.1</w:t>
       </w:r>
       <w:r>
         <w:rPr>
@@ -603,17 +291,16 @@
           <w:color w:val="1A1A1A"/>
           <w:sz w:val="21"/>
         </w:rPr>
-        <w:t>3.04 — the negative exponent law, 10</w:t>
+        <w:t xml:space="preserve"> — Board 7   ·   </w:t>
       </w:r>
       <w:r>
         <w:rPr>
-          <w:b w:val="0"/>
+          <w:b/>
           <w:i w:val="0"/>
           <w:color w:val="1A1A1A"/>
           <w:sz w:val="21"/>
-          <w:vertAlign w:val="superscript"/>
         </w:rPr>
-        <w:t>-n</w:t>
+        <w:t>MTR.7.1</w:t>
       </w:r>
       <w:r>
         <w:rPr>
@@ -622,140 +309,7 @@
           <w:color w:val="1A1A1A"/>
           <w:sz w:val="21"/>
         </w:rPr>
-        <w:t xml:space="preserve"> = 1/10</w:t>
-      </w:r>
-      <w:r>
-        <w:rPr>
-          <w:b w:val="0"/>
-          <w:i w:val="0"/>
-          <w:color w:val="1A1A1A"/>
-          <w:sz w:val="21"/>
-          <w:vertAlign w:val="superscript"/>
-        </w:rPr>
-        <w:t>n</w:t>
-      </w:r>
-      <w:r>
-        <w:rPr>
-          <w:b w:val="0"/>
-          <w:i w:val="0"/>
-          <w:color w:val="1A1A1A"/>
-          <w:sz w:val="21"/>
-        </w:rPr>
-        <w:t>; 3.08 — scientific notation for large numbers; Grade 5 — decimal place value to the thousandths.</w:t>
-      </w:r>
-    </w:p>
-    <w:p>
-      <w:pPr>
-        <w:spacing w:before="0" w:after="100"/>
-      </w:pPr>
-      <w:r>
-        <w:rPr>
-          <w:b/>
-          <w:i w:val="0"/>
-          <w:color w:val="1A1A1A"/>
-          <w:sz w:val="21"/>
-        </w:rPr>
-        <w:t xml:space="preserve">Working toward  </w:t>
-      </w:r>
-      <w:r>
-        <w:rPr>
-          <w:b w:val="0"/>
-          <w:i w:val="0"/>
-          <w:color w:val="1A1A1A"/>
-          <w:sz w:val="21"/>
-        </w:rPr>
-        <w:t>MA.8.NSO.1.5 (Unit 4) — adding, subtracting, multiplying and dividing in scientific notation; MA.8.NSO.1.6 — significant digits.</w:t>
-      </w:r>
-    </w:p>
-    <w:p>
-      <w:pPr>
-        <w:spacing w:before="0" w:after="100"/>
-      </w:pPr>
-      <w:r>
-        <w:rPr>
-          <w:b/>
-          <w:i w:val="0"/>
-          <w:color w:val="1A1A1A"/>
-          <w:sz w:val="21"/>
-        </w:rPr>
-        <w:t xml:space="preserve">Where this sits in the course  </w:t>
-      </w:r>
-      <w:r>
-        <w:rPr>
-          <w:b w:val="0"/>
-          <w:i w:val="0"/>
-          <w:color w:val="1A1A1A"/>
-          <w:sz w:val="21"/>
-        </w:rPr>
-        <w:t>Second of two MA.8.NSO.1.4 lessons; the benchmark is complete after today, and the unit's content is complete — the review and the unit assessment follow. The Grade 8 FAST reports this under Number Sense and Operations.</w:t>
-      </w:r>
-    </w:p>
-    <w:p>
-      <w:pPr>
-        <w:keepNext/>
-        <w:spacing w:before="280" w:after="120"/>
-        <w:pBdr>
-          <w:bottom w:val="single" w:sz="8" w:space="2" w:color="1A1A1A"/>
-        </w:pBdr>
-      </w:pPr>
-      <w:r>
-        <w:rPr>
-          <w:b/>
-          <w:i w:val="0"/>
-          <w:color w:val="1A1A1A"/>
-          <w:sz w:val="30"/>
-        </w:rPr>
-        <w:t>Lesson at a Glance</w:t>
-      </w:r>
-    </w:p>
-    <w:p>
-      <w:pPr>
-        <w:spacing w:before="0" w:after="120"/>
-      </w:pPr>
-      <w:r>
-        <w:rPr>
-          <w:b w:val="0"/>
-          <w:i w:val="0"/>
-          <w:color w:val="1A1A1A"/>
-          <w:sz w:val="21"/>
-        </w:rPr>
-        <w:t xml:space="preserve">Windy Hill periods run </w:t>
-      </w:r>
-      <w:r>
-        <w:rPr>
-          <w:b/>
-          <w:i w:val="0"/>
-          <w:color w:val="1A1A1A"/>
-          <w:sz w:val="21"/>
-        </w:rPr>
-        <w:t>53 minutes</w:t>
-      </w:r>
-      <w:r>
-        <w:rPr>
-          <w:b w:val="0"/>
-          <w:i w:val="0"/>
-          <w:color w:val="1A1A1A"/>
-          <w:sz w:val="21"/>
-        </w:rPr>
-        <w:t xml:space="preserve">. The whiteboard round takes the remainder after the taught blocks — </w:t>
-      </w:r>
-      <w:r>
-        <w:rPr>
-          <w:b/>
-          <w:i w:val="0"/>
-          <w:color w:val="1A1A1A"/>
-          <w:sz w:val="21"/>
-        </w:rPr>
-        <w:t>19 minutes</w:t>
-      </w:r>
-      <w:r>
-        <w:rPr>
-          <w:b w:val="0"/>
-          <w:i w:val="0"/>
-          <w:color w:val="1A1A1A"/>
-          <w:sz w:val="21"/>
-        </w:rPr>
-        <w:t xml:space="preserve"> in this lesson — and IXL takes the last 5. Slide numbers below are read from the deck when this edition is built.</w:t>
+        <w:t xml:space="preserve"> — Board 9 and the bank</w:t>
       </w:r>
     </w:p>
     <w:tbl>
@@ -1654,7 +1208,105 @@
                 <w:color w:val="1A1A1A"/>
                 <w:sz w:val="20"/>
               </w:rPr>
-              <w:t>19 min</w:t>
+              <w:t>13 min</w:t>
+            </w:r>
+          </w:p>
+        </w:tc>
+      </w:tr>
+      <w:tr>
+        <w:trPr>
+          <w:cantSplit/>
+        </w:trPr>
+        <w:tc>
+          <w:tcPr>
+            <w:tcW w:type="dxa" w:w="6660"/>
+            <w:tcMar>
+              <w:top w:w="60" w:type="dxa"/>
+              <w:left w:w="100" w:type="dxa"/>
+              <w:bottom w:w="60" w:type="dxa"/>
+              <w:right w:w="100" w:type="dxa"/>
+            </w:tcMar>
+            <w:tcBorders>
+              <w:top w:val="single" w:sz="6" w:color="1A1A1A"/>
+              <w:left w:val="single" w:sz="6" w:color="1A1A1A"/>
+              <w:bottom w:val="single" w:sz="6" w:color="1A1A1A"/>
+              <w:right w:val="single" w:sz="6" w:color="1A1A1A"/>
+            </w:tcBorders>
+          </w:tcPr>
+          <w:p>
+            <w:pPr>
+              <w:spacing w:after="0"/>
+            </w:pPr>
+            <w:r>
+              <w:rPr>
+                <w:b w:val="0"/>
+                <w:i w:val="0"/>
+                <w:color w:val="1A1A1A"/>
+                <w:sz w:val="20"/>
+              </w:rPr>
+              <w:t>Independent Set</w:t>
+            </w:r>
+          </w:p>
+        </w:tc>
+        <w:tc>
+          <w:tcPr>
+            <w:tcW w:type="dxa" w:w="1200"/>
+            <w:tcMar>
+              <w:top w:w="60" w:type="dxa"/>
+              <w:left w:w="100" w:type="dxa"/>
+              <w:bottom w:w="60" w:type="dxa"/>
+              <w:right w:w="100" w:type="dxa"/>
+            </w:tcMar>
+            <w:tcBorders>
+              <w:top w:val="single" w:sz="6" w:color="1A1A1A"/>
+              <w:left w:val="single" w:sz="6" w:color="1A1A1A"/>
+              <w:bottom w:val="single" w:sz="6" w:color="1A1A1A"/>
+              <w:right w:val="single" w:sz="6" w:color="1A1A1A"/>
+            </w:tcBorders>
+          </w:tcPr>
+          <w:p>
+            <w:pPr>
+              <w:spacing w:after="0"/>
+            </w:pPr>
+            <w:r>
+              <w:rPr>
+                <w:b w:val="0"/>
+                <w:i w:val="0"/>
+                <w:color w:val="1A1A1A"/>
+                <w:sz w:val="20"/>
+              </w:rPr>
+              <w:t>33</w:t>
+            </w:r>
+          </w:p>
+        </w:tc>
+        <w:tc>
+          <w:tcPr>
+            <w:tcW w:type="dxa" w:w="1500"/>
+            <w:tcMar>
+              <w:top w:w="60" w:type="dxa"/>
+              <w:left w:w="100" w:type="dxa"/>
+              <w:bottom w:w="60" w:type="dxa"/>
+              <w:right w:w="100" w:type="dxa"/>
+            </w:tcMar>
+            <w:tcBorders>
+              <w:top w:val="single" w:sz="6" w:color="1A1A1A"/>
+              <w:left w:val="single" w:sz="6" w:color="1A1A1A"/>
+              <w:bottom w:val="single" w:sz="6" w:color="1A1A1A"/>
+              <w:right w:val="single" w:sz="6" w:color="1A1A1A"/>
+            </w:tcBorders>
+          </w:tcPr>
+          <w:p>
+            <w:pPr>
+              <w:spacing w:after="0"/>
+            </w:pPr>
+            <w:r>
+              <w:rPr>
+                <w:b w:val="0"/>
+                <w:i w:val="0"/>
+                <w:color w:val="1A1A1A"/>
+                <w:sz w:val="20"/>
+              </w:rPr>
+              <w:t>6 min</w:t>
             </w:r>
           </w:p>
         </w:tc>
@@ -1721,7 +1373,7 @@
                 <w:color w:val="1A1A1A"/>
                 <w:sz w:val="20"/>
               </w:rPr>
-              <w:t>33</w:t>
+              <w:t>34</w:t>
             </w:r>
           </w:p>
         </w:tc>
@@ -1859,519 +1511,22 @@
     </w:p>
     <w:p>
       <w:pPr>
-        <w:spacing w:before="0" w:after="100"/>
+        <w:keepNext/>
+        <w:spacing w:before="200" w:after="60"/>
       </w:pPr>
       <w:r>
         <w:rPr>
           <w:b/>
           <w:i w:val="0"/>
           <w:color w:val="1A1A1A"/>
-          <w:sz w:val="21"/>
+          <w:sz w:val="23"/>
         </w:rPr>
-        <w:t xml:space="preserve">Materials  </w:t>
-      </w:r>
-      <w:r>
-        <w:rPr>
-          <w:b w:val="0"/>
-          <w:i w:val="0"/>
-          <w:color w:val="1A1A1A"/>
-          <w:sz w:val="21"/>
-        </w:rPr>
-        <w:t>Whiteboards and markers. Calculators are allowed on everything; entering 4.2 × 10</w:t>
-      </w:r>
-      <w:r>
-        <w:rPr>
-          <w:b w:val="0"/>
-          <w:i w:val="0"/>
-          <w:color w:val="1A1A1A"/>
-          <w:sz w:val="21"/>
-          <w:vertAlign w:val="superscript"/>
-        </w:rPr>
-        <w:t>-6</w:t>
-      </w:r>
-      <w:r>
-        <w:rPr>
-          <w:b w:val="0"/>
-          <w:i w:val="0"/>
-          <w:color w:val="1A1A1A"/>
-          <w:sz w:val="21"/>
-        </w:rPr>
-        <w:t xml:space="preserve"> and reading the display back as 4.2E−6 is worth thirty seconds at whiteboard 8.</w:t>
+        <w:t>Say these three things out loud today</w:t>
       </w:r>
     </w:p>
     <w:p>
       <w:pPr>
-        <w:spacing w:before="0" w:after="100"/>
-      </w:pPr>
-      <w:r>
-        <w:rPr>
-          <w:b/>
-          <w:i w:val="0"/>
-          <w:color w:val="1A1A1A"/>
-          <w:sz w:val="21"/>
-        </w:rPr>
-        <w:t xml:space="preserve">Where the lesson lives  </w:t>
-      </w:r>
-      <w:r>
-        <w:rPr>
-          <w:b w:val="0"/>
-          <w:i w:val="0"/>
-          <w:color w:val="1A1A1A"/>
-          <w:sz w:val="21"/>
-        </w:rPr>
-        <w:t>Notes I — 'the exponent tells you which decimal place the 1 is in, not how many zeros'. Whiteboard 5 is the diagnostic (option B is the zero-counter); whiteboard 9 asks for a comparison in writing.</w:t>
-      </w:r>
-    </w:p>
-    <w:p>
-      <w:pPr>
-        <w:spacing w:before="0" w:after="120"/>
-      </w:pPr>
-      <w:r>
-        <w:rPr>
-          <w:b/>
-          <w:i w:val="0"/>
-          <w:color w:val="1A1A1A"/>
-          <w:sz w:val="21"/>
-        </w:rPr>
-        <w:t>No partner or group work anywhere in this lesson.</w:t>
-      </w:r>
-      <w:r>
-        <w:rPr>
-          <w:b w:val="0"/>
-          <w:i w:val="0"/>
-          <w:color w:val="1A1A1A"/>
-          <w:sz w:val="21"/>
-        </w:rPr>
-        <w:t xml:space="preserve"> Every Math Nation exploration this lesson draws on was written for pairs; here the same tables are worked from the front and on individual boards.</w:t>
-      </w:r>
-    </w:p>
-    <w:p>
-      <w:pPr>
-        <w:keepNext/>
-        <w:spacing w:before="280" w:after="120"/>
-        <w:pBdr>
-          <w:bottom w:val="single" w:sz="8" w:space="2" w:color="1A1A1A"/>
-        </w:pBdr>
-      </w:pPr>
-      <w:r>
-        <w:rPr>
-          <w:b/>
-          <w:i w:val="0"/>
-          <w:color w:val="1A1A1A"/>
-          <w:sz w:val="30"/>
-        </w:rPr>
-        <w:t>Vocabulary</w:t>
-      </w:r>
-    </w:p>
-    <w:p>
-      <w:pPr>
-        <w:spacing w:before="0" w:after="80"/>
-        <w:ind w:left="360" w:hanging="360"/>
-      </w:pPr>
-      <w:r>
-        <w:rPr>
-          <w:b/>
-          <w:i w:val="0"/>
-          <w:color w:val="0B5394"/>
-          <w:sz w:val="21"/>
-        </w:rPr>
-        <w:t>negative power of 10</w:t>
-      </w:r>
-      <w:r>
-        <w:rPr>
-          <w:b w:val="0"/>
-          <w:i w:val="0"/>
-          <w:color w:val="1A1A1A"/>
-          <w:sz w:val="21"/>
-        </w:rPr>
-        <w:t xml:space="preserve">  —  </w:t>
-      </w:r>
-      <w:r>
-        <w:drawing>
-          <wp:inline xmlns:a="http://schemas.openxmlformats.org/drawingml/2006/main" xmlns:pic="http://schemas.openxmlformats.org/drawingml/2006/picture">
-            <wp:extent cx="621792" cy="216408"/>
-            <wp:docPr id="1" name="Picture 1"/>
-            <wp:cNvGraphicFramePr>
-              <a:graphicFrameLocks noChangeAspect="1"/>
-            </wp:cNvGraphicFramePr>
-            <a:graphic>
-              <a:graphicData uri="http://schemas.openxmlformats.org/drawingml/2006/picture">
-                <pic:pic>
-                  <pic:nvPicPr>
-                    <pic:cNvPr id="0" name="efa82f6b0b682484.png"/>
-                    <pic:cNvPicPr/>
-                  </pic:nvPicPr>
-                  <pic:blipFill>
-                    <a:blip r:embed="rId9"/>
-                    <a:stretch>
-                      <a:fillRect/>
-                    </a:stretch>
-                  </pic:blipFill>
-                  <pic:spPr>
-                    <a:xfrm>
-                      <a:off x="0" y="0"/>
-                      <a:ext cx="621792" cy="216408"/>
-                    </a:xfrm>
-                    <a:prstGeom prst="rect"/>
-                  </pic:spPr>
-                </pic:pic>
-              </a:graphicData>
-            </a:graphic>
-          </wp:inline>
-        </w:drawing>
-      </w:r>
-      <w:r>
-        <w:rPr>
-          <w:b w:val="0"/>
-          <w:i w:val="0"/>
-          <w:color w:val="1A1A1A"/>
-          <w:sz w:val="21"/>
-        </w:rPr>
-        <w:t xml:space="preserve">: a 1 in the </w:t>
-      </w:r>
-      <w:r>
-        <w:drawing>
-          <wp:inline xmlns:a="http://schemas.openxmlformats.org/drawingml/2006/main" xmlns:pic="http://schemas.openxmlformats.org/drawingml/2006/picture">
-            <wp:extent cx="79248" cy="76200"/>
-            <wp:docPr id="2" name="Picture 2"/>
-            <wp:cNvGraphicFramePr>
-              <a:graphicFrameLocks noChangeAspect="1"/>
-            </wp:cNvGraphicFramePr>
-            <a:graphic>
-              <a:graphicData uri="http://schemas.openxmlformats.org/drawingml/2006/picture">
-                <pic:pic>
-                  <pic:nvPicPr>
-                    <pic:cNvPr id="0" name="a89321e3798efa02.png"/>
-                    <pic:cNvPicPr/>
-                  </pic:nvPicPr>
-                  <pic:blipFill>
-                    <a:blip r:embed="rId10"/>
-                    <a:stretch>
-                      <a:fillRect/>
-                    </a:stretch>
-                  </pic:blipFill>
-                  <pic:spPr>
-                    <a:xfrm>
-                      <a:off x="0" y="0"/>
-                      <a:ext cx="79248" cy="76200"/>
-                    </a:xfrm>
-                    <a:prstGeom prst="rect"/>
-                  </pic:spPr>
-                </pic:pic>
-              </a:graphicData>
-            </a:graphic>
-          </wp:inline>
-        </w:drawing>
-      </w:r>
-      <w:r>
-        <w:rPr>
-          <w:b w:val="0"/>
-          <w:i w:val="0"/>
-          <w:color w:val="1A1A1A"/>
-          <w:sz w:val="21"/>
-        </w:rPr>
-        <w:t xml:space="preserve">th decimal place. </w:t>
-      </w:r>
-      <w:r>
-        <w:drawing>
-          <wp:inline xmlns:a="http://schemas.openxmlformats.org/drawingml/2006/main" xmlns:pic="http://schemas.openxmlformats.org/drawingml/2006/picture">
-            <wp:extent cx="1249680" cy="231648"/>
-            <wp:docPr id="3" name="Picture 3"/>
-            <wp:cNvGraphicFramePr>
-              <a:graphicFrameLocks noChangeAspect="1"/>
-            </wp:cNvGraphicFramePr>
-            <a:graphic>
-              <a:graphicData uri="http://schemas.openxmlformats.org/drawingml/2006/picture">
-                <pic:pic>
-                  <pic:nvPicPr>
-                    <pic:cNvPr id="0" name="71e6234cc5f27042.png"/>
-                    <pic:cNvPicPr/>
-                  </pic:nvPicPr>
-                  <pic:blipFill>
-                    <a:blip r:embed="rId11"/>
-                    <a:stretch>
-                      <a:fillRect/>
-                    </a:stretch>
-                  </pic:blipFill>
-                  <pic:spPr>
-                    <a:xfrm>
-                      <a:off x="0" y="0"/>
-                      <a:ext cx="1249680" cy="231648"/>
-                    </a:xfrm>
-                    <a:prstGeom prst="rect"/>
-                  </pic:spPr>
-                </pic:pic>
-              </a:graphicData>
-            </a:graphic>
-          </wp:inline>
-        </w:drawing>
-      </w:r>
-    </w:p>
-    <w:p>
-      <w:pPr>
-        <w:spacing w:before="0" w:after="80"/>
-        <w:ind w:left="360" w:hanging="360"/>
-      </w:pPr>
-      <w:r>
-        <w:rPr>
-          <w:b/>
-          <w:i w:val="0"/>
-          <w:color w:val="0B5394"/>
-          <w:sz w:val="21"/>
-        </w:rPr>
-        <w:t>scientific notation</w:t>
-      </w:r>
-      <w:r>
-        <w:rPr>
-          <w:b w:val="0"/>
-          <w:i w:val="0"/>
-          <w:color w:val="1A1A1A"/>
-          <w:sz w:val="21"/>
-        </w:rPr>
-        <w:t xml:space="preserve">  —  </w:t>
-      </w:r>
-      <w:r>
-        <w:drawing>
-          <wp:inline xmlns:a="http://schemas.openxmlformats.org/drawingml/2006/main" xmlns:pic="http://schemas.openxmlformats.org/drawingml/2006/picture">
-            <wp:extent cx="457200" cy="118872"/>
-            <wp:docPr id="4" name="Picture 4"/>
-            <wp:cNvGraphicFramePr>
-              <a:graphicFrameLocks noChangeAspect="1"/>
-            </wp:cNvGraphicFramePr>
-            <a:graphic>
-              <a:graphicData uri="http://schemas.openxmlformats.org/drawingml/2006/picture">
-                <pic:pic>
-                  <pic:nvPicPr>
-                    <pic:cNvPr id="0" name="e58c3cf5edebb866.png"/>
-                    <pic:cNvPicPr/>
-                  </pic:nvPicPr>
-                  <pic:blipFill>
-                    <a:blip r:embed="rId12"/>
-                    <a:stretch>
-                      <a:fillRect/>
-                    </a:stretch>
-                  </pic:blipFill>
-                  <pic:spPr>
-                    <a:xfrm>
-                      <a:off x="0" y="0"/>
-                      <a:ext cx="457200" cy="118872"/>
-                    </a:xfrm>
-                    <a:prstGeom prst="rect"/>
-                  </pic:spPr>
-                </pic:pic>
-              </a:graphicData>
-            </a:graphic>
-          </wp:inline>
-        </w:drawing>
-      </w:r>
-      <w:r>
-        <w:rPr>
-          <w:b w:val="0"/>
-          <w:i w:val="0"/>
-          <w:color w:val="1A1A1A"/>
-          <w:sz w:val="21"/>
-        </w:rPr>
-        <w:t xml:space="preserve"> with </w:t>
-      </w:r>
-      <w:r>
-        <w:drawing>
-          <wp:inline xmlns:a="http://schemas.openxmlformats.org/drawingml/2006/main" xmlns:pic="http://schemas.openxmlformats.org/drawingml/2006/picture">
-            <wp:extent cx="627888" cy="131064"/>
-            <wp:docPr id="5" name="Picture 5"/>
-            <wp:cNvGraphicFramePr>
-              <a:graphicFrameLocks noChangeAspect="1"/>
-            </wp:cNvGraphicFramePr>
-            <a:graphic>
-              <a:graphicData uri="http://schemas.openxmlformats.org/drawingml/2006/picture">
-                <pic:pic>
-                  <pic:nvPicPr>
-                    <pic:cNvPr id="0" name="d9aab52577831aa3.png"/>
-                    <pic:cNvPicPr/>
-                  </pic:nvPicPr>
-                  <pic:blipFill>
-                    <a:blip r:embed="rId13"/>
-                    <a:stretch>
-                      <a:fillRect/>
-                    </a:stretch>
-                  </pic:blipFill>
-                  <pic:spPr>
-                    <a:xfrm>
-                      <a:off x="0" y="0"/>
-                      <a:ext cx="627888" cy="131064"/>
-                    </a:xfrm>
-                    <a:prstGeom prst="rect"/>
-                  </pic:spPr>
-                </pic:pic>
-              </a:graphicData>
-            </a:graphic>
-          </wp:inline>
-        </w:drawing>
-      </w:r>
-      <w:r>
-        <w:rPr>
-          <w:b w:val="0"/>
-          <w:i w:val="0"/>
-          <w:color w:val="1A1A1A"/>
-          <w:sz w:val="21"/>
-        </w:rPr>
-        <w:t xml:space="preserve"> and </w:t>
-      </w:r>
-      <w:r>
-        <w:drawing>
-          <wp:inline xmlns:a="http://schemas.openxmlformats.org/drawingml/2006/main" xmlns:pic="http://schemas.openxmlformats.org/drawingml/2006/picture">
-            <wp:extent cx="79248" cy="76200"/>
-            <wp:docPr id="6" name="Picture 6"/>
-            <wp:cNvGraphicFramePr>
-              <a:graphicFrameLocks noChangeAspect="1"/>
-            </wp:cNvGraphicFramePr>
-            <a:graphic>
-              <a:graphicData uri="http://schemas.openxmlformats.org/drawingml/2006/picture">
-                <pic:pic>
-                  <pic:nvPicPr>
-                    <pic:cNvPr id="0" name="a89321e3798efa02.png"/>
-                    <pic:cNvPicPr/>
-                  </pic:nvPicPr>
-                  <pic:blipFill>
-                    <a:blip r:embed="rId10"/>
-                    <a:stretch>
-                      <a:fillRect/>
-                    </a:stretch>
-                  </pic:blipFill>
-                  <pic:spPr>
-                    <a:xfrm>
-                      <a:off x="0" y="0"/>
-                      <a:ext cx="79248" cy="76200"/>
-                    </a:xfrm>
-                    <a:prstGeom prst="rect"/>
-                  </pic:spPr>
-                </pic:pic>
-              </a:graphicData>
-            </a:graphic>
-          </wp:inline>
-        </w:drawing>
-      </w:r>
-      <w:r>
-        <w:rPr>
-          <w:b w:val="0"/>
-          <w:i w:val="0"/>
-          <w:color w:val="1A1A1A"/>
-          <w:sz w:val="21"/>
-        </w:rPr>
-        <w:t xml:space="preserve"> an integer — for a number less than 1, </w:t>
-      </w:r>
-      <w:r>
-        <w:drawing>
-          <wp:inline xmlns:a="http://schemas.openxmlformats.org/drawingml/2006/main" xmlns:pic="http://schemas.openxmlformats.org/drawingml/2006/picture">
-            <wp:extent cx="79248" cy="76200"/>
-            <wp:docPr id="7" name="Picture 7"/>
-            <wp:cNvGraphicFramePr>
-              <a:graphicFrameLocks noChangeAspect="1"/>
-            </wp:cNvGraphicFramePr>
-            <a:graphic>
-              <a:graphicData uri="http://schemas.openxmlformats.org/drawingml/2006/picture">
-                <pic:pic>
-                  <pic:nvPicPr>
-                    <pic:cNvPr id="0" name="a89321e3798efa02.png"/>
-                    <pic:cNvPicPr/>
-                  </pic:nvPicPr>
-                  <pic:blipFill>
-                    <a:blip r:embed="rId10"/>
-                    <a:stretch>
-                      <a:fillRect/>
-                    </a:stretch>
-                  </pic:blipFill>
-                  <pic:spPr>
-                    <a:xfrm>
-                      <a:off x="0" y="0"/>
-                      <a:ext cx="79248" cy="76200"/>
-                    </a:xfrm>
-                    <a:prstGeom prst="rect"/>
-                  </pic:spPr>
-                </pic:pic>
-              </a:graphicData>
-            </a:graphic>
-          </wp:inline>
-        </w:drawing>
-      </w:r>
-      <w:r>
-        <w:rPr>
-          <w:b w:val="0"/>
-          <w:i w:val="0"/>
-          <w:color w:val="1A1A1A"/>
-          <w:sz w:val="21"/>
-        </w:rPr>
-        <w:t xml:space="preserve"> is negative: </w:t>
-      </w:r>
-      <w:r>
-        <w:drawing>
-          <wp:inline xmlns:a="http://schemas.openxmlformats.org/drawingml/2006/main" xmlns:pic="http://schemas.openxmlformats.org/drawingml/2006/picture">
-            <wp:extent cx="1353312" cy="146304"/>
-            <wp:docPr id="8" name="Picture 8"/>
-            <wp:cNvGraphicFramePr>
-              <a:graphicFrameLocks noChangeAspect="1"/>
-            </wp:cNvGraphicFramePr>
-            <a:graphic>
-              <a:graphicData uri="http://schemas.openxmlformats.org/drawingml/2006/picture">
-                <pic:pic>
-                  <pic:nvPicPr>
-                    <pic:cNvPr id="0" name="1b6364dff8e5018a.png"/>
-                    <pic:cNvPicPr/>
-                  </pic:nvPicPr>
-                  <pic:blipFill>
-                    <a:blip r:embed="rId14"/>
-                    <a:stretch>
-                      <a:fillRect/>
-                    </a:stretch>
-                  </pic:blipFill>
-                  <pic:spPr>
-                    <a:xfrm>
-                      <a:off x="0" y="0"/>
-                      <a:ext cx="1353312" cy="146304"/>
-                    </a:xfrm>
-                    <a:prstGeom prst="rect"/>
-                  </pic:spPr>
-                </pic:pic>
-              </a:graphicData>
-            </a:graphic>
-          </wp:inline>
-        </w:drawing>
-      </w:r>
-    </w:p>
-    <w:p>
-      <w:pPr>
-        <w:keepNext/>
-        <w:spacing w:before="280" w:after="120"/>
-        <w:pBdr>
-          <w:bottom w:val="single" w:sz="8" w:space="2" w:color="1A1A1A"/>
-        </w:pBdr>
-      </w:pPr>
-      <w:r>
-        <w:rPr>
-          <w:b/>
-          <w:i w:val="0"/>
-          <w:color w:val="1A1A1A"/>
-          <w:sz w:val="30"/>
-        </w:rPr>
-        <w:t>Warm-Up — spaced retrieval</w:t>
-      </w:r>
-    </w:p>
-    <w:p>
-      <w:pPr>
-        <w:spacing w:before="0" w:after="120"/>
-      </w:pPr>
-      <w:r>
-        <w:rPr>
-          <w:b w:val="0"/>
-          <w:i w:val="0"/>
-          <w:color w:val="1A1A1A"/>
-          <w:sz w:val="21"/>
-        </w:rPr>
-        <w:t>Four questions, two minutes silent, then the reveal. No reteach longer than one sentence per question.</w:t>
-      </w:r>
-    </w:p>
-    <w:p>
-      <w:pPr>
-        <w:spacing w:before="0" w:after="80"/>
+        <w:spacing w:before="20" w:after="80"/>
         <w:ind w:left="360" w:hanging="360"/>
       </w:pPr>
       <w:r>
@@ -2390,55 +1545,12 @@
           <w:color w:val="1A1A1A"/>
           <w:sz w:val="21"/>
         </w:rPr>
-        <w:t xml:space="preserve">Write  4,300,000  in scientific notation.    </w:t>
-      </w:r>
-      <w:r>
-        <w:rPr>
-          <w:b/>
-          <w:i/>
-          <w:color w:val="9E1B32"/>
-          <w:sz w:val="21"/>
-        </w:rPr>
-        <w:t>4.3 × 10</w:t>
-      </w:r>
-      <w:r>
-        <w:rPr>
-          <w:b/>
-          <w:i/>
-          <w:color w:val="9E1B32"/>
-          <w:sz w:val="21"/>
-          <w:vertAlign w:val="superscript"/>
-        </w:rPr>
-        <w:t>6</w:t>
+        <w:t>Small number, negative exponent. The minus is about size; it never makes the number negative.</w:t>
       </w:r>
     </w:p>
     <w:p>
       <w:pPr>
-        <w:spacing w:before="0" w:after="120"/>
-        <w:ind w:left="360"/>
-      </w:pPr>
-      <w:r>
-        <w:rPr>
-          <w:b w:val="0"/>
-          <w:i/>
-          <w:color w:val="6B6B6B"/>
-          <w:sz w:val="19"/>
-        </w:rPr>
-        <w:t xml:space="preserve">retrieves: </w:t>
-      </w:r>
-      <w:r>
-        <w:rPr>
-          <w:b w:val="0"/>
-          <w:i/>
-          <w:color w:val="6B6B6B"/>
-          <w:sz w:val="19"/>
-        </w:rPr>
-        <w:t>yesterday — 3.08 — the 4 is in the millions place</w:t>
-      </w:r>
-    </w:p>
-    <w:p>
-      <w:pPr>
-        <w:spacing w:before="0" w:after="80"/>
+        <w:spacing w:before="20" w:after="80"/>
         <w:ind w:left="360" w:hanging="360"/>
       </w:pPr>
       <w:r>
@@ -2457,113 +1569,12 @@
           <w:color w:val="1A1A1A"/>
           <w:sz w:val="21"/>
         </w:rPr>
-        <w:t xml:space="preserve">Write  </w:t>
-      </w:r>
-      <w:r>
-        <w:drawing>
-          <wp:inline xmlns:a="http://schemas.openxmlformats.org/drawingml/2006/main" xmlns:pic="http://schemas.openxmlformats.org/drawingml/2006/picture">
-            <wp:extent cx="277368" cy="143256"/>
-            <wp:docPr id="9" name="Picture 9"/>
-            <wp:cNvGraphicFramePr>
-              <a:graphicFrameLocks noChangeAspect="1"/>
-            </wp:cNvGraphicFramePr>
-            <a:graphic>
-              <a:graphicData uri="http://schemas.openxmlformats.org/drawingml/2006/picture">
-                <pic:pic>
-                  <pic:nvPicPr>
-                    <pic:cNvPr id="0" name="3c1a21eaa4a89f45.png"/>
-                    <pic:cNvPicPr/>
-                  </pic:nvPicPr>
-                  <pic:blipFill>
-                    <a:blip r:embed="rId15"/>
-                    <a:stretch>
-                      <a:fillRect/>
-                    </a:stretch>
-                  </pic:blipFill>
-                  <pic:spPr>
-                    <a:xfrm>
-                      <a:off x="0" y="0"/>
-                      <a:ext cx="277368" cy="143256"/>
-                    </a:xfrm>
-                    <a:prstGeom prst="rect"/>
-                  </pic:spPr>
-                </pic:pic>
-              </a:graphicData>
-            </a:graphic>
-          </wp:inline>
-        </w:drawing>
-      </w:r>
-      <w:r>
-        <w:rPr>
-          <w:b w:val="0"/>
-          <w:i w:val="0"/>
-          <w:color w:val="1A1A1A"/>
-          <w:sz w:val="21"/>
-        </w:rPr>
-        <w:t xml:space="preserve">  as a fraction.    </w:t>
-      </w:r>
-      <w:r>
-        <w:drawing>
-          <wp:inline xmlns:a="http://schemas.openxmlformats.org/drawingml/2006/main" xmlns:pic="http://schemas.openxmlformats.org/drawingml/2006/picture">
-            <wp:extent cx="265176" cy="231648"/>
-            <wp:docPr id="10" name="Picture 10"/>
-            <wp:cNvGraphicFramePr>
-              <a:graphicFrameLocks noChangeAspect="1"/>
-            </wp:cNvGraphicFramePr>
-            <a:graphic>
-              <a:graphicData uri="http://schemas.openxmlformats.org/drawingml/2006/picture">
-                <pic:pic>
-                  <pic:nvPicPr>
-                    <pic:cNvPr id="0" name="a00d6267e87a1bc9.png"/>
-                    <pic:cNvPicPr/>
-                  </pic:nvPicPr>
-                  <pic:blipFill>
-                    <a:blip r:embed="rId16"/>
-                    <a:stretch>
-                      <a:fillRect/>
-                    </a:stretch>
-                  </pic:blipFill>
-                  <pic:spPr>
-                    <a:xfrm>
-                      <a:off x="0" y="0"/>
-                      <a:ext cx="265176" cy="231648"/>
-                    </a:xfrm>
-                    <a:prstGeom prst="rect"/>
-                  </pic:spPr>
-                </pic:pic>
-              </a:graphicData>
-            </a:graphic>
-          </wp:inline>
-        </w:drawing>
+        <w:t>The exponent counts the places the decimal point moves, not the zeros you can see.</w:t>
       </w:r>
     </w:p>
     <w:p>
       <w:pPr>
-        <w:spacing w:before="0" w:after="120"/>
-        <w:ind w:left="360"/>
-      </w:pPr>
-      <w:r>
-        <w:rPr>
-          <w:b w:val="0"/>
-          <w:i/>
-          <w:color w:val="6B6B6B"/>
-          <w:sz w:val="19"/>
-        </w:rPr>
-        <w:t xml:space="preserve">retrieves: </w:t>
-      </w:r>
-      <w:r>
-        <w:rPr>
-          <w:b w:val="0"/>
-          <w:i/>
-          <w:color w:val="6B6B6B"/>
-          <w:sz w:val="19"/>
-        </w:rPr>
-        <w:t>last week — 3.04 — the negative exponent law with base 10</w:t>
-      </w:r>
-    </w:p>
-    <w:p>
-      <w:pPr>
-        <w:spacing w:before="0" w:after="80"/>
+        <w:spacing w:before="20" w:after="80"/>
         <w:ind w:left="360" w:hanging="360"/>
       </w:pPr>
       <w:r>
@@ -2576,162 +1587,18 @@
         <w:t xml:space="preserve">3.  </w:t>
       </w:r>
       <w:r>
-        <w:drawing>
-          <wp:inline xmlns:a="http://schemas.openxmlformats.org/drawingml/2006/main" xmlns:pic="http://schemas.openxmlformats.org/drawingml/2006/picture">
-            <wp:extent cx="344424" cy="204216"/>
-            <wp:docPr id="11" name="Picture 11"/>
-            <wp:cNvGraphicFramePr>
-              <a:graphicFrameLocks noChangeAspect="1"/>
-            </wp:cNvGraphicFramePr>
-            <a:graphic>
-              <a:graphicData uri="http://schemas.openxmlformats.org/drawingml/2006/picture">
-                <pic:pic>
-                  <pic:nvPicPr>
-                    <pic:cNvPr id="0" name="3fd6a7de9a7ca946.png"/>
-                    <pic:cNvPicPr/>
-                  </pic:nvPicPr>
-                  <pic:blipFill>
-                    <a:blip r:embed="rId17"/>
-                    <a:stretch>
-                      <a:fillRect/>
-                    </a:stretch>
-                  </pic:blipFill>
-                  <pic:spPr>
-                    <a:xfrm>
-                      <a:off x="0" y="0"/>
-                      <a:ext cx="344424" cy="204216"/>
-                    </a:xfrm>
-                    <a:prstGeom prst="rect"/>
-                  </pic:spPr>
-                </pic:pic>
-              </a:graphicData>
-            </a:graphic>
-          </wp:inline>
-        </w:drawing>
-      </w:r>
-      <w:r>
         <w:rPr>
           <w:b w:val="0"/>
           <w:i w:val="0"/>
           <w:color w:val="1A1A1A"/>
           <w:sz w:val="21"/>
         </w:rPr>
-        <w:t xml:space="preserve">  is between which two whole numbers?    </w:t>
-      </w:r>
-      <w:r>
-        <w:rPr>
-          <w:b/>
-          <w:i/>
-          <w:color w:val="9E1B32"/>
-          <w:sz w:val="21"/>
-        </w:rPr>
-        <w:t>9 and 10</w:t>
+        <w:t>Compare the exponents first. The coefficients only break a tie.</w:t>
       </w:r>
     </w:p>
     <w:p>
-      <w:pPr>
-        <w:spacing w:before="0" w:after="120"/>
-        <w:ind w:left="360"/>
-      </w:pPr>
       <w:r>
-        <w:rPr>
-          <w:b w:val="0"/>
-          <w:i/>
-          <w:color w:val="6B6B6B"/>
-          <w:sz w:val="19"/>
-        </w:rPr>
-        <w:t xml:space="preserve">retrieves: </w:t>
-      </w:r>
-      <w:r>
-        <w:rPr>
-          <w:b w:val="0"/>
-          <w:i/>
-          <w:color w:val="6B6B6B"/>
-          <w:sz w:val="19"/>
-        </w:rPr>
-        <w:t>last unit — Unit 2 — locating a square root (2.05): 81 &lt; 95 &lt; 100</w:t>
-      </w:r>
-    </w:p>
-    <w:p>
-      <w:pPr>
-        <w:spacing w:before="0" w:after="80"/>
-        <w:ind w:left="360" w:hanging="360"/>
-      </w:pPr>
-      <w:r>
-        <w:rPr>
-          <w:b/>
-          <w:i w:val="0"/>
-          <w:color w:val="1A1A1A"/>
-          <w:sz w:val="21"/>
-        </w:rPr>
-        <w:t xml:space="preserve">4.  </w:t>
-      </w:r>
-      <w:r>
-        <w:rPr>
-          <w:b w:val="0"/>
-          <w:i w:val="0"/>
-          <w:color w:val="1A1A1A"/>
-          <w:sz w:val="21"/>
-        </w:rPr>
-        <w:t xml:space="preserve">Write  0.007  as a fraction.    </w:t>
-      </w:r>
-      <w:r>
-        <w:drawing>
-          <wp:inline xmlns:a="http://schemas.openxmlformats.org/drawingml/2006/main" xmlns:pic="http://schemas.openxmlformats.org/drawingml/2006/picture">
-            <wp:extent cx="265176" cy="225552"/>
-            <wp:docPr id="12" name="Picture 12"/>
-            <wp:cNvGraphicFramePr>
-              <a:graphicFrameLocks noChangeAspect="1"/>
-            </wp:cNvGraphicFramePr>
-            <a:graphic>
-              <a:graphicData uri="http://schemas.openxmlformats.org/drawingml/2006/picture">
-                <pic:pic>
-                  <pic:nvPicPr>
-                    <pic:cNvPr id="0" name="e58e691d4700d13d.png"/>
-                    <pic:cNvPicPr/>
-                  </pic:nvPicPr>
-                  <pic:blipFill>
-                    <a:blip r:embed="rId18"/>
-                    <a:stretch>
-                      <a:fillRect/>
-                    </a:stretch>
-                  </pic:blipFill>
-                  <pic:spPr>
-                    <a:xfrm>
-                      <a:off x="0" y="0"/>
-                      <a:ext cx="265176" cy="225552"/>
-                    </a:xfrm>
-                    <a:prstGeom prst="rect"/>
-                  </pic:spPr>
-                </pic:pic>
-              </a:graphicData>
-            </a:graphic>
-          </wp:inline>
-        </w:drawing>
-      </w:r>
-    </w:p>
-    <w:p>
-      <w:pPr>
-        <w:spacing w:before="0" w:after="120"/>
-        <w:ind w:left="360"/>
-      </w:pPr>
-      <w:r>
-        <w:rPr>
-          <w:b w:val="0"/>
-          <w:i/>
-          <w:color w:val="6B6B6B"/>
-          <w:sz w:val="19"/>
-        </w:rPr>
-        <w:t xml:space="preserve">retrieves: </w:t>
-      </w:r>
-      <w:r>
-        <w:rPr>
-          <w:b w:val="0"/>
-          <w:i/>
-          <w:color w:val="6B6B6B"/>
-          <w:sz w:val="19"/>
-        </w:rPr>
-        <w:t>prior grade — the prerequisite this lesson needs — Grade 5 — decimal place value (MA.5.NSO.1): the 7 is in the thousandths place</w:t>
+        <w:br w:type="page"/>
       </w:r>
     </w:p>
     <w:p>
@@ -2749,47 +1616,31 @@
           <w:color w:val="1A1A1A"/>
           <w:sz w:val="30"/>
         </w:rPr>
-        <w:t>Slide-by-Slide Teaching Notes</w:t>
+        <w:t>Slide by Slide</w:t>
       </w:r>
     </w:p>
     <w:p>
       <w:pPr>
-        <w:keepNext/>
-        <w:spacing w:before="200" w:after="60"/>
+        <w:spacing w:before="20" w:after="60"/>
+        <w:ind w:left="470" w:hanging="470"/>
       </w:pPr>
       <w:r>
         <w:rPr>
           <w:b/>
           <w:i w:val="0"/>
           <w:color w:val="1A1A1A"/>
-          <w:sz w:val="23"/>
+          <w:sz w:val="21"/>
         </w:rPr>
-        <w:t>Slide 1.  Writing Small Numbers in Scientific Notation</w:t>
+        <w:t xml:space="preserve">1.  </w:t>
       </w:r>
       <w:r>
         <w:rPr>
-          <w:b w:val="0"/>
-          <w:i/>
-          <w:color w:val="6B6B6B"/>
-          <w:sz w:val="19"/>
-        </w:rPr>
-        <w:t xml:space="preserve">    1 min</w:t>
-      </w:r>
-    </w:p>
-    <w:p>
-      <w:pPr>
-        <w:spacing w:before="0" w:after="60"/>
-        <w:ind w:left="360" w:hanging="220"/>
-      </w:pPr>
-      <w:r>
-        <w:rPr>
-          <w:rFonts w:ascii="FreeSerif" w:hAnsi="FreeSerif" w:eastAsia="FreeSerif"/>
-          <w:b w:val="0"/>
+          <w:b/>
           <w:i w:val="0"/>
           <w:color w:val="1A1A1A"/>
-          <w:sz w:val="16"/>
+          <w:sz w:val="21"/>
         </w:rPr>
-        <w:t xml:space="preserve">●  </w:t>
+        <w:t xml:space="preserve">Writing Small Numbers in Scientific Notation.  </w:t>
       </w:r>
       <w:r>
         <w:rPr>
@@ -2798,47 +1649,31 @@
           <w:color w:val="1A1A1A"/>
           <w:sz w:val="21"/>
         </w:rPr>
-        <w:t>Post the learning target. Say the 'today' line and nothing else yet.</w:t>
+        <w:t>Post the learning target.</w:t>
       </w:r>
     </w:p>
     <w:p>
       <w:pPr>
-        <w:keepNext/>
-        <w:spacing w:before="200" w:after="60"/>
+        <w:spacing w:before="20" w:after="60"/>
+        <w:ind w:left="470" w:hanging="470"/>
       </w:pPr>
       <w:r>
         <w:rPr>
           <w:b/>
           <w:i w:val="0"/>
           <w:color w:val="1A1A1A"/>
-          <w:sz w:val="23"/>
+          <w:sz w:val="21"/>
         </w:rPr>
-        <w:t>Slide 2.  Warm-Up — On your own. Four minutes. No notes.</w:t>
+        <w:t xml:space="preserve">2.  </w:t>
       </w:r>
       <w:r>
         <w:rPr>
-          <w:b w:val="0"/>
-          <w:i/>
-          <w:color w:val="6B6B6B"/>
-          <w:sz w:val="19"/>
-        </w:rPr>
-        <w:t xml:space="preserve">    4 min</w:t>
-      </w:r>
-    </w:p>
-    <w:p>
-      <w:pPr>
-        <w:spacing w:before="0" w:after="60"/>
-        <w:ind w:left="360" w:hanging="220"/>
-      </w:pPr>
-      <w:r>
-        <w:rPr>
-          <w:rFonts w:ascii="FreeSerif" w:hAnsi="FreeSerif" w:eastAsia="FreeSerif"/>
-          <w:b w:val="0"/>
+          <w:b/>
           <w:i w:val="0"/>
           <w:color w:val="1A1A1A"/>
-          <w:sz w:val="16"/>
+          <w:sz w:val="21"/>
         </w:rPr>
-        <w:t xml:space="preserve">●  </w:t>
+        <w:t xml:space="preserve">Warm-Up — On your own. Four minutes. No notes..  </w:t>
       </w:r>
       <w:r>
         <w:rPr>
@@ -2885,47 +1720,31 @@
           <w:color w:val="1A1A1A"/>
           <w:sz w:val="21"/>
         </w:rPr>
-        <w:t>. Say that at the reveal. Q1 is yesterday's skill and today's is the mirror image.</w:t>
+        <w:t>.</w:t>
       </w:r>
     </w:p>
     <w:p>
       <w:pPr>
-        <w:keepNext/>
-        <w:spacing w:before="200" w:after="60"/>
+        <w:spacing w:before="20" w:after="60"/>
+        <w:ind w:left="470" w:hanging="470"/>
       </w:pPr>
       <w:r>
         <w:rPr>
           <w:b/>
           <w:i w:val="0"/>
           <w:color w:val="1A1A1A"/>
-          <w:sz w:val="23"/>
+          <w:sz w:val="21"/>
         </w:rPr>
-        <w:t>Slide 3.  Warm-Up — Answers.</w:t>
+        <w:t xml:space="preserve">3.  </w:t>
       </w:r>
       <w:r>
         <w:rPr>
-          <w:b w:val="0"/>
-          <w:i/>
-          <w:color w:val="6B6B6B"/>
-          <w:sz w:val="19"/>
-        </w:rPr>
-        <w:t xml:space="preserve">    1 min</w:t>
-      </w:r>
-    </w:p>
-    <w:p>
-      <w:pPr>
-        <w:spacing w:before="0" w:after="60"/>
-        <w:ind w:left="360" w:hanging="220"/>
-      </w:pPr>
-      <w:r>
-        <w:rPr>
-          <w:rFonts w:ascii="FreeSerif" w:hAnsi="FreeSerif" w:eastAsia="FreeSerif"/>
-          <w:b w:val="0"/>
+          <w:b/>
           <w:i w:val="0"/>
           <w:color w:val="1A1A1A"/>
-          <w:sz w:val="16"/>
+          <w:sz w:val="21"/>
         </w:rPr>
-        <w:t xml:space="preserve">●  </w:t>
+        <w:t xml:space="preserve">Warm-Up — Answers..  </w:t>
       </w:r>
       <w:r>
         <w:rPr>
@@ -2934,56 +1753,7 @@
           <w:color w:val="1A1A1A"/>
           <w:sz w:val="21"/>
         </w:rPr>
-        <w:t>Reveal. Ask for the band each question came from only if time allows.</w:t>
-      </w:r>
-    </w:p>
-    <w:p>
-      <w:pPr>
-        <w:keepNext/>
-        <w:spacing w:before="200" w:after="60"/>
-      </w:pPr>
-      <w:r>
-        <w:rPr>
-          <w:b/>
-          <w:i w:val="0"/>
-          <w:color w:val="1A1A1A"/>
-          <w:sz w:val="23"/>
-        </w:rPr>
-        <w:t>Slide 4.  Notes — Copy the table.</w:t>
-      </w:r>
-      <w:r>
-        <w:rPr>
-          <w:b w:val="0"/>
-          <w:i/>
-          <w:color w:val="6B6B6B"/>
-          <w:sz w:val="19"/>
-        </w:rPr>
-        <w:t xml:space="preserve">    3 min</w:t>
-      </w:r>
-    </w:p>
-    <w:p>
-      <w:pPr>
-        <w:spacing w:before="0" w:after="60"/>
-        <w:ind w:left="360" w:hanging="220"/>
-      </w:pPr>
-      <w:r>
-        <w:rPr>
-          <w:rFonts w:ascii="FreeSerif" w:hAnsi="FreeSerif" w:eastAsia="FreeSerif"/>
-          <w:b w:val="0"/>
-          <w:i w:val="0"/>
-          <w:color w:val="1A1A1A"/>
-          <w:sz w:val="16"/>
-        </w:rPr>
-        <w:t xml:space="preserve">●  </w:t>
-      </w:r>
-      <w:r>
-        <w:rPr>
-          <w:b w:val="0"/>
-          <w:i w:val="0"/>
-          <w:color w:val="1A1A1A"/>
-          <w:sz w:val="21"/>
-        </w:rPr>
-        <w:t>The 3.04 law with base 10: 10</w:t>
+        <w:t>Reveal.  1. 4.3 × 10</w:t>
       </w:r>
       <w:r>
         <w:rPr>
@@ -2993,7 +1763,7 @@
           <w:sz w:val="21"/>
           <w:vertAlign w:val="superscript"/>
         </w:rPr>
-        <w:t>-n</w:t>
+        <w:t>6</w:t>
       </w:r>
       <w:r>
         <w:rPr>
@@ -3002,17 +1772,41 @@
           <w:color w:val="1A1A1A"/>
           <w:sz w:val="21"/>
         </w:rPr>
-        <w:t xml:space="preserve"> is 1 over 10</w:t>
+        <w:t xml:space="preserve">   2. </w:t>
       </w:r>
       <w:r>
-        <w:rPr>
-          <w:b w:val="0"/>
-          <w:i w:val="0"/>
-          <w:color w:val="1A1A1A"/>
-          <w:sz w:val="21"/>
-          <w:vertAlign w:val="superscript"/>
-        </w:rPr>
-        <w:t>n</w:t>
+        <w:drawing>
+          <wp:inline xmlns:a="http://schemas.openxmlformats.org/drawingml/2006/main" xmlns:pic="http://schemas.openxmlformats.org/drawingml/2006/picture">
+            <wp:extent cx="265176" cy="231648"/>
+            <wp:docPr id="1" name="Picture 1"/>
+            <wp:cNvGraphicFramePr>
+              <a:graphicFrameLocks noChangeAspect="1"/>
+            </wp:cNvGraphicFramePr>
+            <a:graphic>
+              <a:graphicData uri="http://schemas.openxmlformats.org/drawingml/2006/picture">
+                <pic:pic>
+                  <pic:nvPicPr>
+                    <pic:cNvPr id="0" name="30d9e2fc09b97f5d.png"/>
+                    <pic:cNvPicPr/>
+                  </pic:nvPicPr>
+                  <pic:blipFill>
+                    <a:blip r:embed="rId9"/>
+                    <a:stretch>
+                      <a:fillRect/>
+                    </a:stretch>
+                  </pic:blipFill>
+                  <pic:spPr>
+                    <a:xfrm>
+                      <a:off x="0" y="0"/>
+                      <a:ext cx="265176" cy="231648"/>
+                    </a:xfrm>
+                    <a:prstGeom prst="rect"/>
+                  </pic:spPr>
+                </pic:pic>
+              </a:graphicData>
+            </a:graphic>
+          </wp:inline>
+        </w:drawing>
       </w:r>
       <w:r>
         <w:rPr>
@@ -3021,17 +1815,65 @@
           <w:color w:val="1A1A1A"/>
           <w:sz w:val="21"/>
         </w:rPr>
-        <w:t>, and as a decimal it is a 1 in the nth decimal place. 10</w:t>
+        <w:t xml:space="preserve">   3. 9 and 10   4. </w:t>
+      </w:r>
+      <w:r>
+        <w:drawing>
+          <wp:inline xmlns:a="http://schemas.openxmlformats.org/drawingml/2006/main" xmlns:pic="http://schemas.openxmlformats.org/drawingml/2006/picture">
+            <wp:extent cx="265176" cy="225552"/>
+            <wp:docPr id="2" name="Picture 2"/>
+            <wp:cNvGraphicFramePr>
+              <a:graphicFrameLocks noChangeAspect="1"/>
+            </wp:cNvGraphicFramePr>
+            <a:graphic>
+              <a:graphicData uri="http://schemas.openxmlformats.org/drawingml/2006/picture">
+                <pic:pic>
+                  <pic:nvPicPr>
+                    <pic:cNvPr id="0" name="89744412b21f3375.png"/>
+                    <pic:cNvPicPr/>
+                  </pic:nvPicPr>
+                  <pic:blipFill>
+                    <a:blip r:embed="rId10"/>
+                    <a:stretch>
+                      <a:fillRect/>
+                    </a:stretch>
+                  </pic:blipFill>
+                  <pic:spPr>
+                    <a:xfrm>
+                      <a:off x="0" y="0"/>
+                      <a:ext cx="265176" cy="225552"/>
+                    </a:xfrm>
+                    <a:prstGeom prst="rect"/>
+                  </pic:spPr>
+                </pic:pic>
+              </a:graphicData>
+            </a:graphic>
+          </wp:inline>
+        </w:drawing>
+      </w:r>
+    </w:p>
+    <w:p>
+      <w:pPr>
+        <w:spacing w:before="20" w:after="60"/>
+        <w:ind w:left="470" w:hanging="470"/>
+      </w:pPr>
+      <w:r>
+        <w:rPr>
+          <w:b/>
+          <w:i w:val="0"/>
+          <w:color w:val="1A1A1A"/>
+          <w:sz w:val="21"/>
+        </w:rPr>
+        <w:t xml:space="preserve">4.  </w:t>
       </w:r>
       <w:r>
         <w:rPr>
-          <w:b w:val="0"/>
+          <w:b/>
           <w:i w:val="0"/>
           <w:color w:val="1A1A1A"/>
           <w:sz w:val="21"/>
-          <w:vertAlign w:val="superscript"/>
         </w:rPr>
-        <w:t>-3</w:t>
+        <w:t xml:space="preserve">Notes — Copy the table..  </w:t>
       </w:r>
       <w:r>
         <w:rPr>
@@ -3040,32 +1882,31 @@
           <w:color w:val="1A1A1A"/>
           <w:sz w:val="21"/>
         </w:rPr>
-        <w:t xml:space="preserve"> is one thousandth, 0.001, and the 1 is in the thousandths place. Students fill the last two cells. The count to watch: 0.001 has two zeros after the point and the 1 in the THIRD place — the exponent counts places, not zeros.</w:t>
+        <w:t>The exponent tells you which decimal place the 1 is in. Not how many zeros.</w:t>
       </w:r>
     </w:p>
     <w:p>
       <w:pPr>
-        <w:spacing w:before="0" w:after="80"/>
-        <w:ind w:left="360" w:hanging="220"/>
+        <w:spacing w:before="20" w:after="60"/>
+        <w:ind w:left="470" w:hanging="470"/>
       </w:pPr>
       <w:r>
         <w:rPr>
-          <w:rFonts w:ascii="FreeSerif" w:hAnsi="FreeSerif" w:eastAsia="FreeSerif"/>
-          <w:b w:val="0"/>
+          <w:b/>
           <w:i w:val="0"/>
           <w:color w:val="1A1A1A"/>
-          <w:sz w:val="16"/>
+          <w:sz w:val="21"/>
         </w:rPr>
-        <w:t xml:space="preserve">●  </w:t>
+        <w:t xml:space="preserve">5.  </w:t>
       </w:r>
       <w:r>
         <w:rPr>
           <w:b/>
           <w:i w:val="0"/>
-          <w:color w:val="6B6B6B"/>
+          <w:color w:val="1A1A1A"/>
           <w:sz w:val="21"/>
         </w:rPr>
-        <w:t xml:space="preserve">OFF THE SLIDE, YOURS TO SAY: </w:t>
+        <w:t xml:space="preserve">Notes.  </w:t>
       </w:r>
       <w:r>
         <w:rPr>
@@ -3074,47 +1915,31 @@
           <w:color w:val="1A1A1A"/>
           <w:sz w:val="21"/>
         </w:rPr>
-        <w:t>'The exponent tells you which decimal place the 1 is in. Not how many zeros.'</w:t>
+        <w:t>Find the first nonzero digit. Its place is the exponent. Everything else is the coefficient.</w:t>
       </w:r>
     </w:p>
     <w:p>
       <w:pPr>
-        <w:keepNext/>
-        <w:spacing w:before="200" w:after="60"/>
+        <w:spacing w:before="20" w:after="60"/>
+        <w:ind w:left="470" w:hanging="470"/>
       </w:pPr>
       <w:r>
         <w:rPr>
           <w:b/>
           <w:i w:val="0"/>
           <w:color w:val="1A1A1A"/>
-          <w:sz w:val="23"/>
+          <w:sz w:val="21"/>
         </w:rPr>
-        <w:t>Slide 5.  Notes</w:t>
+        <w:t xml:space="preserve">6.  </w:t>
       </w:r>
       <w:r>
         <w:rPr>
-          <w:b w:val="0"/>
-          <w:i/>
-          <w:color w:val="6B6B6B"/>
-          <w:sz w:val="19"/>
-        </w:rPr>
-        <w:t xml:space="preserve">    4 min</w:t>
-      </w:r>
-    </w:p>
-    <w:p>
-      <w:pPr>
-        <w:spacing w:before="0" w:after="60"/>
-        <w:ind w:left="360" w:hanging="220"/>
-      </w:pPr>
-      <w:r>
-        <w:rPr>
-          <w:rFonts w:ascii="FreeSerif" w:hAnsi="FreeSerif" w:eastAsia="FreeSerif"/>
-          <w:b w:val="0"/>
+          <w:b/>
           <w:i w:val="0"/>
           <w:color w:val="1A1A1A"/>
-          <w:sz w:val="16"/>
+          <w:sz w:val="21"/>
         </w:rPr>
-        <w:t xml:space="preserve">●  </w:t>
+        <w:t xml:space="preserve">Notes.  </w:t>
       </w:r>
       <w:r>
         <w:rPr>
@@ -3123,147 +1948,7 @@
           <w:color w:val="1A1A1A"/>
           <w:sz w:val="21"/>
         </w:rPr>
-        <w:t>Same definition as yesterday; the exponent is negative because the number is less than 1. A red blood cell is 0.000007 m across: the 7 is in the millionths place, so 7 × 10</w:t>
-      </w:r>
-      <w:r>
-        <w:rPr>
-          <w:b w:val="0"/>
-          <w:i w:val="0"/>
-          <w:color w:val="1A1A1A"/>
-          <w:sz w:val="21"/>
-          <w:vertAlign w:val="superscript"/>
-        </w:rPr>
-        <w:t>-6</w:t>
-      </w:r>
-      <w:r>
-        <w:rPr>
-          <w:b w:val="0"/>
-          <w:i w:val="0"/>
-          <w:color w:val="1A1A1A"/>
-          <w:sz w:val="21"/>
-        </w:rPr>
-        <w:t>. Then 0.0000672: the first nonzero digit, 6, is in the hundred-thousandths place, so 6.72 × 10</w:t>
-      </w:r>
-      <w:r>
-        <w:rPr>
-          <w:b w:val="0"/>
-          <w:i w:val="0"/>
-          <w:color w:val="1A1A1A"/>
-          <w:sz w:val="21"/>
-          <w:vertAlign w:val="superscript"/>
-        </w:rPr>
-        <w:t>-5</w:t>
-      </w:r>
-      <w:r>
-        <w:rPr>
-          <w:b w:val="0"/>
-          <w:i w:val="0"/>
-          <w:color w:val="1A1A1A"/>
-          <w:sz w:val="21"/>
-        </w:rPr>
-        <w:t xml:space="preserve"> — and it has only four zeros after the point. Reading back: 3.4 × 10</w:t>
-      </w:r>
-      <w:r>
-        <w:rPr>
-          <w:b w:val="0"/>
-          <w:i w:val="0"/>
-          <w:color w:val="1A1A1A"/>
-          <w:sz w:val="21"/>
-          <w:vertAlign w:val="superscript"/>
-        </w:rPr>
-        <w:t>-9</w:t>
-      </w:r>
-      <w:r>
-        <w:rPr>
-          <w:b w:val="0"/>
-          <w:i w:val="0"/>
-          <w:color w:val="1A1A1A"/>
-          <w:sz w:val="21"/>
-        </w:rPr>
-        <w:t xml:space="preserve"> puts the 3 in the billionths place, eight zeros then 34. The rule of thumb: the point moves right n places, the exponent is −n.</w:t>
-      </w:r>
-    </w:p>
-    <w:p>
-      <w:pPr>
-        <w:spacing w:before="0" w:after="80"/>
-        <w:ind w:left="360" w:hanging="220"/>
-      </w:pPr>
-      <w:r>
-        <w:rPr>
-          <w:rFonts w:ascii="FreeSerif" w:hAnsi="FreeSerif" w:eastAsia="FreeSerif"/>
-          <w:b w:val="0"/>
-          <w:i w:val="0"/>
-          <w:color w:val="1A1A1A"/>
-          <w:sz w:val="16"/>
-        </w:rPr>
-        <w:t xml:space="preserve">●  </w:t>
-      </w:r>
-      <w:r>
-        <w:rPr>
-          <w:b/>
-          <w:i w:val="0"/>
-          <w:color w:val="6B6B6B"/>
-          <w:sz w:val="21"/>
-        </w:rPr>
-        <w:t xml:space="preserve">OFF THE SLIDE, YOURS TO SAY: </w:t>
-      </w:r>
-      <w:r>
-        <w:rPr>
-          <w:b w:val="0"/>
-          <w:i w:val="0"/>
-          <w:color w:val="1A1A1A"/>
-          <w:sz w:val="21"/>
-        </w:rPr>
-        <w:t>'Find the first nonzero digit. Its place is the exponent. Everything else is the coefficient.'</w:t>
-      </w:r>
-    </w:p>
-    <w:p>
-      <w:pPr>
-        <w:keepNext/>
-        <w:spacing w:before="200" w:after="60"/>
-      </w:pPr>
-      <w:r>
-        <w:rPr>
-          <w:b/>
-          <w:i w:val="0"/>
-          <w:color w:val="1A1A1A"/>
-          <w:sz w:val="23"/>
-        </w:rPr>
-        <w:t>Slide 6.  Notes</w:t>
-      </w:r>
-      <w:r>
-        <w:rPr>
-          <w:b w:val="0"/>
-          <w:i/>
-          <w:color w:val="6B6B6B"/>
-          <w:sz w:val="19"/>
-        </w:rPr>
-        <w:t xml:space="preserve">    4 min</w:t>
-      </w:r>
-    </w:p>
-    <w:p>
-      <w:pPr>
-        <w:spacing w:before="0" w:after="60"/>
-        <w:ind w:left="360" w:hanging="220"/>
-      </w:pPr>
-      <w:r>
-        <w:rPr>
-          <w:rFonts w:ascii="FreeSerif" w:hAnsi="FreeSerif" w:eastAsia="FreeSerif"/>
-          <w:b w:val="0"/>
-          <w:i w:val="0"/>
-          <w:color w:val="1A1A1A"/>
-          <w:sz w:val="16"/>
-        </w:rPr>
-        <w:t xml:space="preserve">●  </w:t>
-      </w:r>
-      <w:r>
-        <w:rPr>
-          <w:b w:val="0"/>
-          <w:i w:val="0"/>
-          <w:color w:val="1A1A1A"/>
-          <w:sz w:val="21"/>
-        </w:rPr>
-        <w:t>Same routine as yesterday; the only new thing is that dividing powers of 10 with negative exponents is integer subtraction: 10</w:t>
+        <w:t>The larger exponent wins. −4 is larger than −7, so 10</w:t>
       </w:r>
       <w:r>
         <w:rPr>
@@ -3282,17 +1967,31 @@
           <w:color w:val="1A1A1A"/>
           <w:sz w:val="21"/>
         </w:rPr>
-        <w:t xml:space="preserve"> ÷ 10</w:t>
+        <w:t xml:space="preserve"> is the bigger power.</w:t>
+      </w:r>
+    </w:p>
+    <w:p>
+      <w:pPr>
+        <w:spacing w:before="20" w:after="60"/>
+        <w:ind w:left="470" w:hanging="470"/>
+      </w:pPr>
+      <w:r>
+        <w:rPr>
+          <w:b/>
+          <w:i w:val="0"/>
+          <w:color w:val="1A1A1A"/>
+          <w:sz w:val="21"/>
+        </w:rPr>
+        <w:t xml:space="preserve">7.  </w:t>
       </w:r>
       <w:r>
         <w:rPr>
-          <w:b w:val="0"/>
+          <w:b/>
           <w:i w:val="0"/>
           <w:color w:val="1A1A1A"/>
           <w:sz w:val="21"/>
-          <w:vertAlign w:val="superscript"/>
         </w:rPr>
-        <w:t>-7</w:t>
+        <w:t xml:space="preserve">Example 1 — A quantity in words, to scientific notation..  </w:t>
       </w:r>
       <w:r>
         <w:rPr>
@@ -3301,17 +2000,31 @@
           <w:color w:val="1A1A1A"/>
           <w:sz w:val="21"/>
         </w:rPr>
-        <w:t xml:space="preserve"> = 10</w:t>
+        <w:t>SPOKEN ONLY.</w:t>
+      </w:r>
+    </w:p>
+    <w:p>
+      <w:pPr>
+        <w:spacing w:before="20" w:after="60"/>
+        <w:ind w:left="470" w:hanging="470"/>
+      </w:pPr>
+      <w:r>
+        <w:rPr>
+          <w:b/>
+          <w:i w:val="0"/>
+          <w:color w:val="1A1A1A"/>
+          <w:sz w:val="21"/>
+        </w:rPr>
+        <w:t xml:space="preserve">8.  </w:t>
       </w:r>
       <w:r>
         <w:rPr>
-          <w:b w:val="0"/>
+          <w:b/>
           <w:i w:val="0"/>
           <w:color w:val="1A1A1A"/>
           <w:sz w:val="21"/>
-          <w:vertAlign w:val="superscript"/>
         </w:rPr>
-        <w:t>3</w:t>
+        <w:t xml:space="preserve">Example 1 — Worked..  </w:t>
       </w:r>
       <w:r>
         <w:rPr>
@@ -3320,17 +2033,31 @@
           <w:color w:val="1A1A1A"/>
           <w:sz w:val="21"/>
         </w:rPr>
-        <w:t>. Line 1 is the book's collaboration item, and it is sound. Line 2 crosses from a large number to a small one — the state guide's item shape — and the exponent difference 8 − (−4) = 12 does all the work. 'Times smaller' is the same division read the other way: 1.8 × 10</w:t>
+        <w:t>1,332 millionths is 1,332 ÷ 1,000,000 = 0.001332.</w:t>
+      </w:r>
+    </w:p>
+    <w:p>
+      <w:pPr>
+        <w:spacing w:before="20" w:after="60"/>
+        <w:ind w:left="470" w:hanging="470"/>
+      </w:pPr>
+      <w:r>
+        <w:rPr>
+          <w:b/>
+          <w:i w:val="0"/>
+          <w:color w:val="1A1A1A"/>
+          <w:sz w:val="21"/>
+        </w:rPr>
+        <w:t xml:space="preserve">9.  </w:t>
       </w:r>
       <w:r>
         <w:rPr>
-          <w:b w:val="0"/>
+          <w:b/>
           <w:i w:val="0"/>
           <w:color w:val="1A1A1A"/>
           <w:sz w:val="21"/>
-          <w:vertAlign w:val="superscript"/>
         </w:rPr>
-        <w:t>-7</w:t>
+        <w:t xml:space="preserve">Your Turn — Same steps, your numbers. Boards up when done..  </w:t>
       </w:r>
       <w:r>
         <w:rPr>
@@ -3339,380 +2066,31 @@
           <w:color w:val="1A1A1A"/>
           <w:sz w:val="21"/>
         </w:rPr>
-        <w:t xml:space="preserve"> is 4,000 times smaller than 7.2 × 10</w:t>
-      </w:r>
-      <w:r>
-        <w:rPr>
-          <w:b w:val="0"/>
-          <w:i w:val="0"/>
-          <w:color w:val="1A1A1A"/>
-          <w:sz w:val="21"/>
-          <w:vertAlign w:val="superscript"/>
-        </w:rPr>
-        <w:t>-4</w:t>
-      </w:r>
-      <w:r>
-        <w:rPr>
-          <w:b w:val="0"/>
-          <w:i w:val="0"/>
-          <w:color w:val="1A1A1A"/>
-          <w:sz w:val="21"/>
-        </w:rPr>
-        <w:t>.</w:t>
+        <w:t>The book's human hair.</w:t>
       </w:r>
     </w:p>
     <w:p>
       <w:pPr>
-        <w:spacing w:before="0" w:after="80"/>
-        <w:ind w:left="360" w:hanging="220"/>
-      </w:pPr>
-      <w:r>
-        <w:rPr>
-          <w:rFonts w:ascii="FreeSerif" w:hAnsi="FreeSerif" w:eastAsia="FreeSerif"/>
-          <w:b w:val="0"/>
-          <w:i w:val="0"/>
-          <w:color w:val="1A1A1A"/>
-          <w:sz w:val="16"/>
-        </w:rPr>
-        <w:t xml:space="preserve">●  </w:t>
-      </w:r>
-      <w:r>
-        <w:rPr>
-          <w:b/>
-          <w:i w:val="0"/>
-          <w:color w:val="6B6B6B"/>
-          <w:sz w:val="21"/>
-        </w:rPr>
-        <w:t xml:space="preserve">OFF THE SLIDE, YOURS TO SAY: </w:t>
-      </w:r>
-      <w:r>
-        <w:rPr>
-          <w:b w:val="0"/>
-          <w:i w:val="0"/>
-          <w:color w:val="1A1A1A"/>
-          <w:sz w:val="21"/>
-        </w:rPr>
-        <w:t>'The larger exponent wins. −4 is larger than −7, so 10</w:t>
-      </w:r>
-      <w:r>
-        <w:rPr>
-          <w:b w:val="0"/>
-          <w:i w:val="0"/>
-          <w:color w:val="1A1A1A"/>
-          <w:sz w:val="21"/>
-          <w:vertAlign w:val="superscript"/>
-        </w:rPr>
-        <w:t>-4</w:t>
-      </w:r>
-      <w:r>
-        <w:rPr>
-          <w:b w:val="0"/>
-          <w:i w:val="0"/>
-          <w:color w:val="1A1A1A"/>
-          <w:sz w:val="21"/>
-        </w:rPr>
-        <w:t xml:space="preserve"> is the bigger power.'</w:t>
-      </w:r>
-    </w:p>
-    <w:p>
-      <w:pPr>
-        <w:keepNext/>
-        <w:spacing w:before="200" w:after="60"/>
+        <w:spacing w:before="20" w:after="60"/>
+        <w:ind w:left="470" w:hanging="470"/>
       </w:pPr>
       <w:r>
         <w:rPr>
           <w:b/>
           <w:i w:val="0"/>
           <w:color w:val="1A1A1A"/>
-          <w:sz w:val="23"/>
-        </w:rPr>
-        <w:t>Slide 7.  Example 1 — A quantity in words, to scientific notation.</w:t>
-      </w:r>
-      <w:r>
-        <w:rPr>
-          <w:b w:val="0"/>
-          <w:i/>
-          <w:color w:val="6B6B6B"/>
-          <w:sz w:val="19"/>
-        </w:rPr>
-        <w:t xml:space="preserve">    1 min</w:t>
-      </w:r>
-    </w:p>
-    <w:p>
-      <w:pPr>
-        <w:spacing w:before="0" w:after="60"/>
-        <w:ind w:left="360" w:hanging="220"/>
-      </w:pPr>
-      <w:r>
-        <w:rPr>
-          <w:rFonts w:ascii="FreeSerif" w:hAnsi="FreeSerif" w:eastAsia="FreeSerif"/>
-          <w:b w:val="0"/>
-          <w:i w:val="0"/>
-          <w:color w:val="1A1A1A"/>
-          <w:sz w:val="16"/>
-        </w:rPr>
-        <w:t xml:space="preserve">●  </w:t>
-      </w:r>
-      <w:r>
-        <w:rPr>
-          <w:b w:val="0"/>
-          <w:i w:val="0"/>
-          <w:color w:val="1A1A1A"/>
           <w:sz w:val="21"/>
         </w:rPr>
-        <w:t>SPOKEN ONLY. The book's oxygen density. Two steps: words to a decimal, decimal to scientific notation. Ask what 'millionths' means as a place before anyone writes.</w:t>
+        <w:t xml:space="preserve">10.  </w:t>
       </w:r>
-    </w:p>
-    <w:p>
-      <w:pPr>
-        <w:keepNext/>
-        <w:spacing w:before="200" w:after="60"/>
-      </w:pPr>
       <w:r>
         <w:rPr>
           <w:b/>
           <w:i w:val="0"/>
           <w:color w:val="1A1A1A"/>
-          <w:sz w:val="23"/>
-        </w:rPr>
-        <w:t>Slide 8.  Example 1 — Worked.</w:t>
-      </w:r>
-      <w:r>
-        <w:rPr>
-          <w:b w:val="0"/>
-          <w:i/>
-          <w:color w:val="6B6B6B"/>
-          <w:sz w:val="19"/>
-        </w:rPr>
-        <w:t xml:space="preserve">    2 min</w:t>
-      </w:r>
-    </w:p>
-    <w:p>
-      <w:pPr>
-        <w:spacing w:before="0" w:after="60"/>
-        <w:ind w:left="360" w:hanging="220"/>
-      </w:pPr>
-      <w:r>
-        <w:rPr>
-          <w:rFonts w:ascii="FreeSerif" w:hAnsi="FreeSerif" w:eastAsia="FreeSerif"/>
-          <w:b w:val="0"/>
-          <w:i w:val="0"/>
-          <w:color w:val="1A1A1A"/>
-          <w:sz w:val="16"/>
-        </w:rPr>
-        <w:t xml:space="preserve">●  </w:t>
-      </w:r>
-      <w:r>
-        <w:rPr>
-          <w:b w:val="0"/>
-          <w:i w:val="0"/>
-          <w:color w:val="1A1A1A"/>
           <w:sz w:val="21"/>
         </w:rPr>
-        <w:t>1,332 millionths is 1,332 ÷ 1,000,000 = 0.001332. The first nonzero digit, 1, is in the thousandths place: 1.332 × 10</w:t>
-      </w:r>
-      <w:r>
-        <w:rPr>
-          <w:b w:val="0"/>
-          <w:i w:val="0"/>
-          <w:color w:val="1A1A1A"/>
-          <w:sz w:val="21"/>
-          <w:vertAlign w:val="superscript"/>
-        </w:rPr>
-        <w:t>-3</w:t>
-      </w:r>
-      <w:r>
-        <w:rPr>
-          <w:b w:val="0"/>
-          <w:i w:val="0"/>
-          <w:color w:val="1A1A1A"/>
-          <w:sz w:val="21"/>
-        </w:rPr>
-        <w:t>. A board with 1.332 × 10</w:t>
-      </w:r>
-      <w:r>
-        <w:rPr>
-          <w:b w:val="0"/>
-          <w:i w:val="0"/>
-          <w:color w:val="1A1A1A"/>
-          <w:sz w:val="21"/>
-          <w:vertAlign w:val="superscript"/>
-        </w:rPr>
-        <w:t>-6</w:t>
-      </w:r>
-      <w:r>
-        <w:rPr>
-          <w:b w:val="0"/>
-          <w:i w:val="0"/>
-          <w:color w:val="1A1A1A"/>
-          <w:sz w:val="21"/>
-        </w:rPr>
-        <w:t xml:space="preserve"> used the word 'millionths' as the exponent without converting; a board with 1.332 × 10</w:t>
-      </w:r>
-      <w:r>
-        <w:rPr>
-          <w:b w:val="0"/>
-          <w:i w:val="0"/>
-          <w:color w:val="1A1A1A"/>
-          <w:sz w:val="21"/>
-          <w:vertAlign w:val="superscript"/>
-        </w:rPr>
-        <w:t>-2</w:t>
-      </w:r>
-      <w:r>
-        <w:rPr>
-          <w:b w:val="0"/>
-          <w:i w:val="0"/>
-          <w:color w:val="1A1A1A"/>
-          <w:sz w:val="21"/>
-        </w:rPr>
-        <w:t xml:space="preserve"> counted the zeros.</w:t>
-      </w:r>
-    </w:p>
-    <w:p>
-      <w:pPr>
-        <w:keepNext/>
-        <w:spacing w:before="200" w:after="60"/>
-      </w:pPr>
-      <w:r>
-        <w:rPr>
-          <w:b/>
-          <w:i w:val="0"/>
-          <w:color w:val="1A1A1A"/>
-          <w:sz w:val="23"/>
-        </w:rPr>
-        <w:t>Slide 9.  Your Turn — Same steps, your numbers. Boards up when done.</w:t>
-      </w:r>
-      <w:r>
-        <w:rPr>
-          <w:b w:val="0"/>
-          <w:i/>
-          <w:color w:val="6B6B6B"/>
-          <w:sz w:val="19"/>
-        </w:rPr>
-        <w:t xml:space="preserve">    2 min</w:t>
-      </w:r>
-    </w:p>
-    <w:p>
-      <w:pPr>
-        <w:spacing w:before="0" w:after="60"/>
-        <w:ind w:left="360" w:hanging="220"/>
-      </w:pPr>
-      <w:r>
-        <w:rPr>
-          <w:rFonts w:ascii="FreeSerif" w:hAnsi="FreeSerif" w:eastAsia="FreeSerif"/>
-          <w:b w:val="0"/>
-          <w:i w:val="0"/>
-          <w:color w:val="1A1A1A"/>
-          <w:sz w:val="16"/>
-        </w:rPr>
-        <w:t xml:space="preserve">●  </w:t>
-      </w:r>
-      <w:r>
-        <w:rPr>
-          <w:b w:val="0"/>
-          <w:i w:val="0"/>
-          <w:color w:val="1A1A1A"/>
-          <w:sz w:val="21"/>
-        </w:rPr>
-        <w:t>The book's human hair. 67 hundred-thousandths = 0.00067 = 6.7 × 10</w:t>
-      </w:r>
-      <w:r>
-        <w:rPr>
-          <w:b w:val="0"/>
-          <w:i w:val="0"/>
-          <w:color w:val="1A1A1A"/>
-          <w:sz w:val="21"/>
-          <w:vertAlign w:val="superscript"/>
-        </w:rPr>
-        <w:t>-4</w:t>
-      </w:r>
-      <w:r>
-        <w:rPr>
-          <w:b w:val="0"/>
-          <w:i w:val="0"/>
-          <w:color w:val="1A1A1A"/>
-          <w:sz w:val="21"/>
-        </w:rPr>
-        <w:t>. Catches 6.7 × 10</w:t>
-      </w:r>
-      <w:r>
-        <w:rPr>
-          <w:b w:val="0"/>
-          <w:i w:val="0"/>
-          <w:color w:val="1A1A1A"/>
-          <w:sz w:val="21"/>
-          <w:vertAlign w:val="superscript"/>
-        </w:rPr>
-        <w:t>-5</w:t>
-      </w:r>
-      <w:r>
-        <w:rPr>
-          <w:b w:val="0"/>
-          <w:i w:val="0"/>
-          <w:color w:val="1A1A1A"/>
-          <w:sz w:val="21"/>
-        </w:rPr>
-        <w:t xml:space="preserve"> ('hundred-thousandths' used as the exponent) and 6.7 × 10</w:t>
-      </w:r>
-      <w:r>
-        <w:rPr>
-          <w:b w:val="0"/>
-          <w:i w:val="0"/>
-          <w:color w:val="1A1A1A"/>
-          <w:sz w:val="21"/>
-          <w:vertAlign w:val="superscript"/>
-        </w:rPr>
-        <w:t>-3</w:t>
-      </w:r>
-      <w:r>
-        <w:rPr>
-          <w:b w:val="0"/>
-          <w:i w:val="0"/>
-          <w:color w:val="1A1A1A"/>
-          <w:sz w:val="21"/>
-        </w:rPr>
-        <w:t xml:space="preserve"> (zeros counted).</w:t>
-      </w:r>
-    </w:p>
-    <w:p>
-      <w:pPr>
-        <w:keepNext/>
-        <w:spacing w:before="200" w:after="60"/>
-      </w:pPr>
-      <w:r>
-        <w:rPr>
-          <w:b/>
-          <w:i w:val="0"/>
-          <w:color w:val="1A1A1A"/>
-          <w:sz w:val="23"/>
-        </w:rPr>
-        <w:t>Slide 10.  Your Turn — Answer.</w:t>
-      </w:r>
-      <w:r>
-        <w:rPr>
-          <w:b w:val="0"/>
-          <w:i/>
-          <w:color w:val="6B6B6B"/>
-          <w:sz w:val="19"/>
-        </w:rPr>
-        <w:t xml:space="preserve">    1 min</w:t>
-      </w:r>
-    </w:p>
-    <w:p>
-      <w:pPr>
-        <w:spacing w:before="0" w:after="60"/>
-        <w:ind w:left="360" w:hanging="220"/>
-      </w:pPr>
-      <w:r>
-        <w:rPr>
-          <w:rFonts w:ascii="FreeSerif" w:hAnsi="FreeSerif" w:eastAsia="FreeSerif"/>
-          <w:b w:val="0"/>
-          <w:i w:val="0"/>
-          <w:color w:val="1A1A1A"/>
-          <w:sz w:val="16"/>
-        </w:rPr>
-        <w:t xml:space="preserve">●  </w:t>
+        <w:t xml:space="preserve">Your Turn — Answer..  </w:t>
       </w:r>
       <w:r>
         <w:rPr>
@@ -3726,42 +2104,26 @@
     </w:p>
     <w:p>
       <w:pPr>
-        <w:keepNext/>
-        <w:spacing w:before="200" w:after="60"/>
+        <w:spacing w:before="20" w:after="60"/>
+        <w:ind w:left="470" w:hanging="470"/>
       </w:pPr>
       <w:r>
         <w:rPr>
           <w:b/>
           <w:i w:val="0"/>
           <w:color w:val="1A1A1A"/>
-          <w:sz w:val="23"/>
+          <w:sz w:val="21"/>
         </w:rPr>
-        <w:t>Slide 11.  Example 2 — How many times larger?</w:t>
+        <w:t xml:space="preserve">11.  </w:t>
       </w:r>
       <w:r>
         <w:rPr>
-          <w:b w:val="0"/>
-          <w:i/>
-          <w:color w:val="6B6B6B"/>
-          <w:sz w:val="19"/>
-        </w:rPr>
-        <w:t xml:space="preserve">    1 min</w:t>
-      </w:r>
-    </w:p>
-    <w:p>
-      <w:pPr>
-        <w:spacing w:before="0" w:after="60"/>
-        <w:ind w:left="360" w:hanging="220"/>
-      </w:pPr>
-      <w:r>
-        <w:rPr>
-          <w:rFonts w:ascii="FreeSerif" w:hAnsi="FreeSerif" w:eastAsia="FreeSerif"/>
-          <w:b w:val="0"/>
+          <w:b/>
           <w:i w:val="0"/>
           <w:color w:val="1A1A1A"/>
-          <w:sz w:val="16"/>
+          <w:sz w:val="21"/>
         </w:rPr>
-        <w:t xml:space="preserve">●  </w:t>
+        <w:t xml:space="preserve">Example 2 — How many times larger?.  </w:t>
       </w:r>
       <w:r>
         <w:rPr>
@@ -3770,47 +2132,31 @@
           <w:color w:val="1A1A1A"/>
           <w:sz w:val="21"/>
         </w:rPr>
-        <w:t>SPOKEN ONLY. The book's collaboration item. Ask which number is larger before anyone divides — the exponents decide, and −4 beats −7.</w:t>
+        <w:t>SPOKEN ONLY.</w:t>
       </w:r>
     </w:p>
     <w:p>
       <w:pPr>
-        <w:keepNext/>
-        <w:spacing w:before="200" w:after="60"/>
+        <w:spacing w:before="20" w:after="60"/>
+        <w:ind w:left="470" w:hanging="470"/>
       </w:pPr>
       <w:r>
         <w:rPr>
           <w:b/>
           <w:i w:val="0"/>
           <w:color w:val="1A1A1A"/>
-          <w:sz w:val="23"/>
+          <w:sz w:val="21"/>
         </w:rPr>
-        <w:t>Slide 12.  Example 2 — Worked.</w:t>
+        <w:t xml:space="preserve">12.  </w:t>
       </w:r>
       <w:r>
         <w:rPr>
-          <w:b w:val="0"/>
-          <w:i/>
-          <w:color w:val="6B6B6B"/>
-          <w:sz w:val="19"/>
-        </w:rPr>
-        <w:t xml:space="preserve">    2 min</w:t>
-      </w:r>
-    </w:p>
-    <w:p>
-      <w:pPr>
-        <w:spacing w:before="0" w:after="60"/>
-        <w:ind w:left="360" w:hanging="220"/>
-      </w:pPr>
-      <w:r>
-        <w:rPr>
-          <w:rFonts w:ascii="FreeSerif" w:hAnsi="FreeSerif" w:eastAsia="FreeSerif"/>
-          <w:b w:val="0"/>
+          <w:b/>
           <w:i w:val="0"/>
           <w:color w:val="1A1A1A"/>
-          <w:sz w:val="16"/>
+          <w:sz w:val="21"/>
         </w:rPr>
-        <w:t xml:space="preserve">●  </w:t>
+        <w:t xml:space="preserve">Example 2 — Worked..  </w:t>
       </w:r>
       <w:r>
         <w:rPr>
@@ -3876,17 +2222,31 @@
           <w:color w:val="1A1A1A"/>
           <w:sz w:val="21"/>
         </w:rPr>
-        <w:t xml:space="preserve"> (−4 minus −7 is 3). So 4,000 times. A board with 4 stopped at the coefficients; a board with 4 × 10</w:t>
+        <w:t xml:space="preserve"> (−4 minus −7 is 3).</w:t>
+      </w:r>
+    </w:p>
+    <w:p>
+      <w:pPr>
+        <w:spacing w:before="20" w:after="60"/>
+        <w:ind w:left="470" w:hanging="470"/>
+      </w:pPr>
+      <w:r>
+        <w:rPr>
+          <w:b/>
+          <w:i w:val="0"/>
+          <w:color w:val="1A1A1A"/>
+          <w:sz w:val="21"/>
+        </w:rPr>
+        <w:t xml:space="preserve">13.  </w:t>
       </w:r>
       <w:r>
         <w:rPr>
-          <w:b w:val="0"/>
+          <w:b/>
           <w:i w:val="0"/>
           <w:color w:val="1A1A1A"/>
           <w:sz w:val="21"/>
-          <w:vertAlign w:val="superscript"/>
         </w:rPr>
-        <w:t>-3</w:t>
+        <w:t xml:space="preserve">Your Turn — Same steps, your numbers. Boards up when done..  </w:t>
       </w:r>
       <w:r>
         <w:rPr>
@@ -3895,191 +2255,31 @@
           <w:color w:val="1A1A1A"/>
           <w:sz w:val="21"/>
         </w:rPr>
-        <w:t xml:space="preserve"> subtracted the exponents the wrong way (−7 − (−4)); a board with 40 wrote 10 for 10</w:t>
-      </w:r>
-      <w:r>
-        <w:rPr>
-          <w:b w:val="0"/>
-          <w:i w:val="0"/>
-          <w:color w:val="1A1A1A"/>
-          <w:sz w:val="21"/>
-          <w:vertAlign w:val="superscript"/>
-        </w:rPr>
-        <w:t>3</w:t>
-      </w:r>
-      <w:r>
-        <w:rPr>
-          <w:b w:val="0"/>
-          <w:i w:val="0"/>
-          <w:color w:val="1A1A1A"/>
-          <w:sz w:val="21"/>
-        </w:rPr>
-        <w:t>. Confirm: 0.00072 ÷ 0.00000018 = 4,000.</w:t>
+        <w:t>The book's practice item.</w:t>
       </w:r>
     </w:p>
     <w:p>
       <w:pPr>
-        <w:keepNext/>
-        <w:spacing w:before="200" w:after="60"/>
+        <w:spacing w:before="20" w:after="60"/>
+        <w:ind w:left="470" w:hanging="470"/>
       </w:pPr>
       <w:r>
         <w:rPr>
           <w:b/>
           <w:i w:val="0"/>
           <w:color w:val="1A1A1A"/>
-          <w:sz w:val="23"/>
-        </w:rPr>
-        <w:t>Slide 13.  Your Turn — Same steps, your numbers. Boards up when done.</w:t>
-      </w:r>
-      <w:r>
-        <w:rPr>
-          <w:b w:val="0"/>
-          <w:i/>
-          <w:color w:val="6B6B6B"/>
-          <w:sz w:val="19"/>
-        </w:rPr>
-        <w:t xml:space="preserve">    2 min</w:t>
-      </w:r>
-    </w:p>
-    <w:p>
-      <w:pPr>
-        <w:spacing w:before="0" w:after="60"/>
-        <w:ind w:left="360" w:hanging="220"/>
-      </w:pPr>
-      <w:r>
-        <w:rPr>
-          <w:rFonts w:ascii="FreeSerif" w:hAnsi="FreeSerif" w:eastAsia="FreeSerif"/>
-          <w:b w:val="0"/>
-          <w:i w:val="0"/>
-          <w:color w:val="1A1A1A"/>
-          <w:sz w:val="16"/>
-        </w:rPr>
-        <w:t xml:space="preserve">●  </w:t>
-      </w:r>
-      <w:r>
-        <w:rPr>
-          <w:b w:val="0"/>
-          <w:i w:val="0"/>
-          <w:color w:val="1A1A1A"/>
           <w:sz w:val="21"/>
         </w:rPr>
-        <w:t>The book's practice item. 5.2 ÷ 2.6 = 2 and 10</w:t>
+        <w:t xml:space="preserve">14.  </w:t>
       </w:r>
-      <w:r>
-        <w:rPr>
-          <w:b w:val="0"/>
-          <w:i w:val="0"/>
-          <w:color w:val="1A1A1A"/>
-          <w:sz w:val="21"/>
-          <w:vertAlign w:val="superscript"/>
-        </w:rPr>
-        <w:t>-3</w:t>
-      </w:r>
-      <w:r>
-        <w:rPr>
-          <w:b w:val="0"/>
-          <w:i w:val="0"/>
-          <w:color w:val="1A1A1A"/>
-          <w:sz w:val="21"/>
-        </w:rPr>
-        <w:t xml:space="preserve"> ÷ 10</w:t>
-      </w:r>
-      <w:r>
-        <w:rPr>
-          <w:b w:val="0"/>
-          <w:i w:val="0"/>
-          <w:color w:val="1A1A1A"/>
-          <w:sz w:val="21"/>
-          <w:vertAlign w:val="superscript"/>
-        </w:rPr>
-        <w:t>-8</w:t>
-      </w:r>
-      <w:r>
-        <w:rPr>
-          <w:b w:val="0"/>
-          <w:i w:val="0"/>
-          <w:color w:val="1A1A1A"/>
-          <w:sz w:val="21"/>
-        </w:rPr>
-        <w:t xml:space="preserve"> = 10</w:t>
-      </w:r>
-      <w:r>
-        <w:rPr>
-          <w:b w:val="0"/>
-          <w:i w:val="0"/>
-          <w:color w:val="1A1A1A"/>
-          <w:sz w:val="21"/>
-          <w:vertAlign w:val="superscript"/>
-        </w:rPr>
-        <w:t>5</w:t>
-      </w:r>
-      <w:r>
-        <w:rPr>
-          <w:b w:val="0"/>
-          <w:i w:val="0"/>
-          <w:color w:val="1A1A1A"/>
-          <w:sz w:val="21"/>
-        </w:rPr>
-        <w:t>: 200,000. A board with 2 × 10</w:t>
-      </w:r>
-      <w:r>
-        <w:rPr>
-          <w:b w:val="0"/>
-          <w:i w:val="0"/>
-          <w:color w:val="1A1A1A"/>
-          <w:sz w:val="21"/>
-          <w:vertAlign w:val="superscript"/>
-        </w:rPr>
-        <w:t>-5</w:t>
-      </w:r>
-      <w:r>
-        <w:rPr>
-          <w:b w:val="0"/>
-          <w:i w:val="0"/>
-          <w:color w:val="1A1A1A"/>
-          <w:sz w:val="21"/>
-        </w:rPr>
-        <w:t xml:space="preserve"> subtracted the wrong way.</w:t>
-      </w:r>
-    </w:p>
-    <w:p>
-      <w:pPr>
-        <w:keepNext/>
-        <w:spacing w:before="200" w:after="60"/>
-      </w:pPr>
       <w:r>
         <w:rPr>
           <w:b/>
           <w:i w:val="0"/>
           <w:color w:val="1A1A1A"/>
-          <w:sz w:val="23"/>
+          <w:sz w:val="21"/>
         </w:rPr>
-        <w:t>Slide 14.  Your Turn — Answer.</w:t>
-      </w:r>
-      <w:r>
-        <w:rPr>
-          <w:b w:val="0"/>
-          <w:i/>
-          <w:color w:val="6B6B6B"/>
-          <w:sz w:val="19"/>
-        </w:rPr>
-        <w:t xml:space="preserve">    1 min</w:t>
-      </w:r>
-    </w:p>
-    <w:p>
-      <w:pPr>
-        <w:spacing w:before="0" w:after="60"/>
-        <w:ind w:left="360" w:hanging="220"/>
-      </w:pPr>
-      <w:r>
-        <w:rPr>
-          <w:rFonts w:ascii="FreeSerif" w:hAnsi="FreeSerif" w:eastAsia="FreeSerif"/>
-          <w:b w:val="0"/>
-          <w:i w:val="0"/>
-          <w:color w:val="1A1A1A"/>
-          <w:sz w:val="16"/>
-        </w:rPr>
-        <w:t xml:space="preserve">●  </w:t>
+        <w:t xml:space="preserve">Your Turn — Answer..  </w:t>
       </w:r>
       <w:r>
         <w:rPr>
@@ -4093,2875 +2293,8 @@
     </w:p>
     <w:p>
       <w:pPr>
-        <w:keepNext/>
-        <w:spacing w:before="200" w:after="60"/>
-      </w:pPr>
-      <w:r>
-        <w:rPr>
-          <w:b/>
-          <w:i w:val="0"/>
-          <w:color w:val="1A1A1A"/>
-          <w:sz w:val="23"/>
-        </w:rPr>
-        <w:t>Slide 15.  Whiteboards   ·   Question 1 of 9</w:t>
-      </w:r>
-      <w:r>
-        <w:rPr>
-          <w:b w:val="0"/>
-          <w:i/>
-          <w:color w:val="6B6B6B"/>
-          <w:sz w:val="19"/>
-        </w:rPr>
-        <w:t xml:space="preserve">    19 min for the round</w:t>
-      </w:r>
-    </w:p>
-    <w:p>
-      <w:pPr>
-        <w:spacing w:before="0" w:after="60"/>
-        <w:ind w:left="360" w:hanging="220"/>
-      </w:pPr>
-      <w:r>
-        <w:rPr>
-          <w:rFonts w:ascii="FreeSerif" w:hAnsi="FreeSerif" w:eastAsia="FreeSerif"/>
-          <w:b w:val="0"/>
-          <w:i w:val="0"/>
-          <w:color w:val="1A1A1A"/>
-          <w:sz w:val="16"/>
-        </w:rPr>
-        <w:t xml:space="preserve">●  </w:t>
-      </w:r>
-      <w:r>
-        <w:rPr>
-          <w:b w:val="0"/>
-          <w:i w:val="0"/>
-          <w:color w:val="1A1A1A"/>
-          <w:sz w:val="21"/>
-        </w:rPr>
-        <w:t>The law with base 10. A board with 0.00001 counted four zeros and then wrote the 1; a board with −10,000 read the exponent's sign as the number's sign.</w:t>
-      </w:r>
-    </w:p>
-    <w:p>
-      <w:pPr>
-        <w:keepNext/>
-        <w:spacing w:before="200" w:after="60"/>
-      </w:pPr>
-      <w:r>
-        <w:rPr>
-          <w:b/>
-          <w:i w:val="0"/>
-          <w:color w:val="1A1A1A"/>
-          <w:sz w:val="23"/>
-        </w:rPr>
-        <w:t>Slide 16.  Whiteboards   ·   Question 1 of 9</w:t>
-      </w:r>
-    </w:p>
-    <w:p>
-      <w:pPr>
-        <w:spacing w:before="0" w:after="60"/>
-        <w:ind w:left="360" w:hanging="220"/>
-      </w:pPr>
-      <w:r>
-        <w:rPr>
-          <w:rFonts w:ascii="FreeSerif" w:hAnsi="FreeSerif" w:eastAsia="FreeSerif"/>
-          <w:b w:val="0"/>
-          <w:i w:val="0"/>
-          <w:color w:val="1A1A1A"/>
-          <w:sz w:val="16"/>
-        </w:rPr>
-        <w:t xml:space="preserve">●  </w:t>
-      </w:r>
-      <w:r>
-        <w:rPr>
-          <w:b w:val="0"/>
-          <w:i w:val="0"/>
-          <w:color w:val="1A1A1A"/>
-          <w:sz w:val="21"/>
-        </w:rPr>
-        <w:t>Reveal. Scan the back row first; question the blank boards before the wrong ones.</w:t>
-      </w:r>
-    </w:p>
-    <w:p>
-      <w:pPr>
-        <w:keepNext/>
-        <w:spacing w:before="200" w:after="60"/>
-      </w:pPr>
-      <w:r>
-        <w:rPr>
-          <w:b/>
-          <w:i w:val="0"/>
-          <w:color w:val="1A1A1A"/>
-          <w:sz w:val="23"/>
-        </w:rPr>
-        <w:t>Slide 17.  Whiteboards   ·   Question 2 of 9</w:t>
-      </w:r>
-    </w:p>
-    <w:p>
-      <w:pPr>
-        <w:spacing w:before="0" w:after="60"/>
-        <w:ind w:left="360" w:hanging="220"/>
-      </w:pPr>
-      <w:r>
-        <w:rPr>
-          <w:rFonts w:ascii="FreeSerif" w:hAnsi="FreeSerif" w:eastAsia="FreeSerif"/>
-          <w:b w:val="0"/>
-          <w:i w:val="0"/>
-          <w:color w:val="1A1A1A"/>
-          <w:sz w:val="16"/>
-        </w:rPr>
-        <w:t xml:space="preserve">●  </w:t>
-      </w:r>
-      <w:r>
-        <w:rPr>
-          <w:b w:val="0"/>
-          <w:i w:val="0"/>
-          <w:color w:val="1A1A1A"/>
-          <w:sz w:val="21"/>
-        </w:rPr>
-        <w:t>One digit. 3 × 10</w:t>
-      </w:r>
-      <w:r>
-        <w:rPr>
-          <w:b w:val="0"/>
-          <w:i w:val="0"/>
-          <w:color w:val="1A1A1A"/>
-          <w:sz w:val="21"/>
-          <w:vertAlign w:val="superscript"/>
-        </w:rPr>
-        <w:t>3</w:t>
-      </w:r>
-      <w:r>
-        <w:rPr>
-          <w:b w:val="0"/>
-          <w:i w:val="0"/>
-          <w:color w:val="1A1A1A"/>
-          <w:sz w:val="21"/>
-        </w:rPr>
-        <w:t xml:space="preserve"> has the sign wrong (that is 3,000); 3 × 10</w:t>
-      </w:r>
-      <w:r>
-        <w:rPr>
-          <w:b w:val="0"/>
-          <w:i w:val="0"/>
-          <w:color w:val="1A1A1A"/>
-          <w:sz w:val="21"/>
-          <w:vertAlign w:val="superscript"/>
-        </w:rPr>
-        <w:t>-2</w:t>
-      </w:r>
-      <w:r>
-        <w:rPr>
-          <w:b w:val="0"/>
-          <w:i w:val="0"/>
-          <w:color w:val="1A1A1A"/>
-          <w:sz w:val="21"/>
-        </w:rPr>
-        <w:t xml:space="preserve"> counted the zeros.</w:t>
-      </w:r>
-    </w:p>
-    <w:p>
-      <w:pPr>
-        <w:keepNext/>
-        <w:spacing w:before="200" w:after="60"/>
-      </w:pPr>
-      <w:r>
-        <w:rPr>
-          <w:b/>
-          <w:i w:val="0"/>
-          <w:color w:val="1A1A1A"/>
-          <w:sz w:val="23"/>
-        </w:rPr>
-        <w:t>Slide 18.  Whiteboards   ·   Question 2 of 9</w:t>
-      </w:r>
-    </w:p>
-    <w:p>
-      <w:pPr>
-        <w:spacing w:before="0" w:after="60"/>
-        <w:ind w:left="360" w:hanging="220"/>
-      </w:pPr>
-      <w:r>
-        <w:rPr>
-          <w:rFonts w:ascii="FreeSerif" w:hAnsi="FreeSerif" w:eastAsia="FreeSerif"/>
-          <w:b w:val="0"/>
-          <w:i w:val="0"/>
-          <w:color w:val="1A1A1A"/>
-          <w:sz w:val="16"/>
-        </w:rPr>
-        <w:t xml:space="preserve">●  </w:t>
-      </w:r>
-      <w:r>
-        <w:rPr>
-          <w:b w:val="0"/>
-          <w:i w:val="0"/>
-          <w:color w:val="1A1A1A"/>
-          <w:sz w:val="21"/>
-        </w:rPr>
-        <w:t>Reveal. Scan the back row first; question the blank boards before the wrong ones.</w:t>
-      </w:r>
-    </w:p>
-    <w:p>
-      <w:pPr>
-        <w:keepNext/>
-        <w:spacing w:before="200" w:after="60"/>
-      </w:pPr>
-      <w:r>
-        <w:rPr>
-          <w:b/>
-          <w:i w:val="0"/>
-          <w:color w:val="1A1A1A"/>
-          <w:sz w:val="23"/>
-        </w:rPr>
-        <w:t>Slide 19.  Whiteboards   ·   Question 3 of 9</w:t>
-      </w:r>
-    </w:p>
-    <w:p>
-      <w:pPr>
-        <w:spacing w:before="0" w:after="60"/>
-        <w:ind w:left="360" w:hanging="220"/>
-      </w:pPr>
-      <w:r>
-        <w:rPr>
-          <w:rFonts w:ascii="FreeSerif" w:hAnsi="FreeSerif" w:eastAsia="FreeSerif"/>
-          <w:b w:val="0"/>
-          <w:i w:val="0"/>
-          <w:color w:val="1A1A1A"/>
-          <w:sz w:val="16"/>
-        </w:rPr>
-        <w:t xml:space="preserve">●  </w:t>
-      </w:r>
-      <w:r>
-        <w:rPr>
-          <w:b w:val="0"/>
-          <w:i w:val="0"/>
-          <w:color w:val="1A1A1A"/>
-          <w:sz w:val="21"/>
-        </w:rPr>
-        <w:t>The book's Mycoplasma bacterium, 2.5 × 10</w:t>
-      </w:r>
-      <w:r>
-        <w:rPr>
-          <w:b w:val="0"/>
-          <w:i w:val="0"/>
-          <w:color w:val="1A1A1A"/>
-          <w:sz w:val="21"/>
-          <w:vertAlign w:val="superscript"/>
-        </w:rPr>
-        <w:t>-4</w:t>
-      </w:r>
-      <w:r>
-        <w:rPr>
-          <w:b w:val="0"/>
-          <w:i w:val="0"/>
-          <w:color w:val="1A1A1A"/>
-          <w:sz w:val="21"/>
-        </w:rPr>
-        <w:t xml:space="preserve"> mm. A board with 0.000025 moved five places; a board with 25,000 moved the wrong way.</w:t>
-      </w:r>
-    </w:p>
-    <w:p>
-      <w:pPr>
-        <w:keepNext/>
-        <w:spacing w:before="200" w:after="60"/>
-      </w:pPr>
-      <w:r>
-        <w:rPr>
-          <w:b/>
-          <w:i w:val="0"/>
-          <w:color w:val="1A1A1A"/>
-          <w:sz w:val="23"/>
-        </w:rPr>
-        <w:t>Slide 20.  Whiteboards   ·   Question 3 of 9</w:t>
-      </w:r>
-    </w:p>
-    <w:p>
-      <w:pPr>
-        <w:spacing w:before="0" w:after="60"/>
-        <w:ind w:left="360" w:hanging="220"/>
-      </w:pPr>
-      <w:r>
-        <w:rPr>
-          <w:rFonts w:ascii="FreeSerif" w:hAnsi="FreeSerif" w:eastAsia="FreeSerif"/>
-          <w:b w:val="0"/>
-          <w:i w:val="0"/>
-          <w:color w:val="1A1A1A"/>
-          <w:sz w:val="16"/>
-        </w:rPr>
-        <w:t xml:space="preserve">●  </w:t>
-      </w:r>
-      <w:r>
-        <w:rPr>
-          <w:b w:val="0"/>
-          <w:i w:val="0"/>
-          <w:color w:val="1A1A1A"/>
-          <w:sz w:val="21"/>
-        </w:rPr>
-        <w:t>Reveal. Scan the back row first; question the blank boards before the wrong ones.</w:t>
-      </w:r>
-    </w:p>
-    <w:p>
-      <w:pPr>
-        <w:keepNext/>
-        <w:spacing w:before="200" w:after="60"/>
-      </w:pPr>
-      <w:r>
-        <w:rPr>
-          <w:b/>
-          <w:i w:val="0"/>
-          <w:color w:val="1A1A1A"/>
-          <w:sz w:val="23"/>
-        </w:rPr>
-        <w:t>Slide 21.  Whiteboards   ·   Question 4 of 9</w:t>
-      </w:r>
-    </w:p>
-    <w:p>
-      <w:pPr>
-        <w:spacing w:before="0" w:after="60"/>
-        <w:ind w:left="360" w:hanging="220"/>
-      </w:pPr>
-      <w:r>
-        <w:rPr>
-          <w:rFonts w:ascii="FreeSerif" w:hAnsi="FreeSerif" w:eastAsia="FreeSerif"/>
-          <w:b w:val="0"/>
-          <w:i w:val="0"/>
-          <w:color w:val="1A1A1A"/>
-          <w:sz w:val="16"/>
-        </w:rPr>
-        <w:t xml:space="preserve">●  </w:t>
-      </w:r>
-      <w:r>
-        <w:rPr>
-          <w:b w:val="0"/>
-          <w:i w:val="0"/>
-          <w:color w:val="1A1A1A"/>
-          <w:sz w:val="21"/>
-        </w:rPr>
-        <w:t>The book's ticket-out-the-door value. Four zeros after the point but the 9 is in the fifth place: 10</w:t>
-      </w:r>
-      <w:r>
-        <w:rPr>
-          <w:b w:val="0"/>
-          <w:i w:val="0"/>
-          <w:color w:val="1A1A1A"/>
-          <w:sz w:val="21"/>
-          <w:vertAlign w:val="superscript"/>
-        </w:rPr>
-        <w:t>-5</w:t>
-      </w:r>
-      <w:r>
-        <w:rPr>
-          <w:b w:val="0"/>
-          <w:i w:val="0"/>
-          <w:color w:val="1A1A1A"/>
-          <w:sz w:val="21"/>
-        </w:rPr>
-        <w:t>. A board with 9.88 × 10</w:t>
-      </w:r>
-      <w:r>
-        <w:rPr>
-          <w:b w:val="0"/>
-          <w:i w:val="0"/>
-          <w:color w:val="1A1A1A"/>
-          <w:sz w:val="21"/>
-          <w:vertAlign w:val="superscript"/>
-        </w:rPr>
-        <w:t>-4</w:t>
-      </w:r>
-      <w:r>
-        <w:rPr>
-          <w:b w:val="0"/>
-          <w:i w:val="0"/>
-          <w:color w:val="1A1A1A"/>
-          <w:sz w:val="21"/>
-        </w:rPr>
-        <w:t xml:space="preserve"> counted zeros; a board with 988 × 10</w:t>
-      </w:r>
-      <w:r>
-        <w:rPr>
-          <w:b w:val="0"/>
-          <w:i w:val="0"/>
-          <w:color w:val="1A1A1A"/>
-          <w:sz w:val="21"/>
-          <w:vertAlign w:val="superscript"/>
-        </w:rPr>
-        <w:t>-7</w:t>
-      </w:r>
-      <w:r>
-        <w:rPr>
-          <w:b w:val="0"/>
-          <w:i w:val="0"/>
-          <w:color w:val="1A1A1A"/>
-          <w:sz w:val="21"/>
-        </w:rPr>
-        <w:t xml:space="preserve"> is equal in value but broke the coefficient rule.</w:t>
-      </w:r>
-    </w:p>
-    <w:p>
-      <w:pPr>
-        <w:keepNext/>
-        <w:spacing w:before="200" w:after="60"/>
-      </w:pPr>
-      <w:r>
-        <w:rPr>
-          <w:b/>
-          <w:i w:val="0"/>
-          <w:color w:val="1A1A1A"/>
-          <w:sz w:val="23"/>
-        </w:rPr>
-        <w:t>Slide 22.  Whiteboards   ·   Question 4 of 9</w:t>
-      </w:r>
-    </w:p>
-    <w:p>
-      <w:pPr>
-        <w:spacing w:before="0" w:after="60"/>
-        <w:ind w:left="360" w:hanging="220"/>
-      </w:pPr>
-      <w:r>
-        <w:rPr>
-          <w:rFonts w:ascii="FreeSerif" w:hAnsi="FreeSerif" w:eastAsia="FreeSerif"/>
-          <w:b w:val="0"/>
-          <w:i w:val="0"/>
-          <w:color w:val="1A1A1A"/>
-          <w:sz w:val="16"/>
-        </w:rPr>
-        <w:t xml:space="preserve">●  </w:t>
-      </w:r>
-      <w:r>
-        <w:rPr>
-          <w:b w:val="0"/>
-          <w:i w:val="0"/>
-          <w:color w:val="1A1A1A"/>
-          <w:sz w:val="21"/>
-        </w:rPr>
-        <w:t>Reveal. Scan the back row first; question the blank boards before the wrong ones.</w:t>
-      </w:r>
-    </w:p>
-    <w:p>
-      <w:pPr>
-        <w:keepNext/>
-        <w:spacing w:before="200" w:after="60"/>
-      </w:pPr>
-      <w:r>
-        <w:rPr>
-          <w:b/>
-          <w:i w:val="0"/>
-          <w:color w:val="1A1A1A"/>
-          <w:sz w:val="23"/>
-        </w:rPr>
-        <w:t>Slide 23.  Whiteboards   ·   Question 5 of 9</w:t>
-      </w:r>
-    </w:p>
-    <w:p>
-      <w:pPr>
-        <w:spacing w:before="0" w:after="60"/>
-        <w:ind w:left="360" w:hanging="220"/>
-      </w:pPr>
-      <w:r>
-        <w:rPr>
-          <w:rFonts w:ascii="FreeSerif" w:hAnsi="FreeSerif" w:eastAsia="FreeSerif"/>
-          <w:b w:val="0"/>
-          <w:i w:val="0"/>
-          <w:color w:val="1A1A1A"/>
-          <w:sz w:val="16"/>
-        </w:rPr>
-        <w:t xml:space="preserve">●  </w:t>
-      </w:r>
-      <w:r>
-        <w:rPr>
-          <w:b w:val="0"/>
-          <w:i w:val="0"/>
-          <w:color w:val="1A1A1A"/>
-          <w:sz w:val="21"/>
-        </w:rPr>
-        <w:t>Diagnostic. B is the zero-counter, the most common wrong board today; C is the coefficient rule; D is the sign.</w:t>
-      </w:r>
-    </w:p>
-    <w:p>
-      <w:pPr>
-        <w:keepNext/>
-        <w:spacing w:before="200" w:after="60"/>
-      </w:pPr>
-      <w:r>
-        <w:rPr>
-          <w:b/>
-          <w:i w:val="0"/>
-          <w:color w:val="1A1A1A"/>
-          <w:sz w:val="23"/>
-        </w:rPr>
-        <w:t>Slide 24.  Whiteboards   ·   Question 5 of 9</w:t>
-      </w:r>
-    </w:p>
-    <w:p>
-      <w:pPr>
-        <w:spacing w:before="0" w:after="60"/>
-        <w:ind w:left="360" w:hanging="220"/>
-      </w:pPr>
-      <w:r>
-        <w:rPr>
-          <w:rFonts w:ascii="FreeSerif" w:hAnsi="FreeSerif" w:eastAsia="FreeSerif"/>
-          <w:b w:val="0"/>
-          <w:i w:val="0"/>
-          <w:color w:val="1A1A1A"/>
-          <w:sz w:val="16"/>
-        </w:rPr>
-        <w:t xml:space="preserve">●  </w:t>
-      </w:r>
-      <w:r>
-        <w:rPr>
-          <w:b w:val="0"/>
-          <w:i w:val="0"/>
-          <w:color w:val="1A1A1A"/>
-          <w:sz w:val="21"/>
-        </w:rPr>
-        <w:t>Reveal. Scan the back row first; question the blank boards before the wrong ones.</w:t>
-      </w:r>
-    </w:p>
-    <w:p>
-      <w:pPr>
-        <w:keepNext/>
-        <w:spacing w:before="200" w:after="60"/>
-      </w:pPr>
-      <w:r>
-        <w:rPr>
-          <w:b/>
-          <w:i w:val="0"/>
-          <w:color w:val="1A1A1A"/>
-          <w:sz w:val="23"/>
-        </w:rPr>
-        <w:t>Slide 25.  Whiteboards   ·   Question 6 of 9</w:t>
-      </w:r>
-    </w:p>
-    <w:p>
-      <w:pPr>
-        <w:spacing w:before="0" w:after="60"/>
-        <w:ind w:left="360" w:hanging="220"/>
-      </w:pPr>
-      <w:r>
-        <w:rPr>
-          <w:rFonts w:ascii="FreeSerif" w:hAnsi="FreeSerif" w:eastAsia="FreeSerif"/>
-          <w:b w:val="0"/>
-          <w:i w:val="0"/>
-          <w:color w:val="1A1A1A"/>
-          <w:sz w:val="16"/>
-        </w:rPr>
-        <w:t xml:space="preserve">●  </w:t>
-      </w:r>
-      <w:r>
-        <w:rPr>
-          <w:b w:val="0"/>
-          <w:i w:val="0"/>
-          <w:color w:val="1A1A1A"/>
-          <w:sz w:val="21"/>
-        </w:rPr>
-        <w:t>Diagnostic for the comparison. D is the integer-subtraction slip — the one that says the powers were handled, just backwards.</w:t>
-      </w:r>
-    </w:p>
-    <w:p>
-      <w:pPr>
-        <w:keepNext/>
-        <w:spacing w:before="200" w:after="60"/>
-      </w:pPr>
-      <w:r>
-        <w:rPr>
-          <w:b/>
-          <w:i w:val="0"/>
-          <w:color w:val="1A1A1A"/>
-          <w:sz w:val="23"/>
-        </w:rPr>
-        <w:t>Slide 26.  Whiteboards   ·   Question 6 of 9</w:t>
-      </w:r>
-    </w:p>
-    <w:p>
-      <w:pPr>
-        <w:spacing w:before="0" w:after="60"/>
-        <w:ind w:left="360" w:hanging="220"/>
-      </w:pPr>
-      <w:r>
-        <w:rPr>
-          <w:rFonts w:ascii="FreeSerif" w:hAnsi="FreeSerif" w:eastAsia="FreeSerif"/>
-          <w:b w:val="0"/>
-          <w:i w:val="0"/>
-          <w:color w:val="1A1A1A"/>
-          <w:sz w:val="16"/>
-        </w:rPr>
-        <w:t xml:space="preserve">●  </w:t>
-      </w:r>
-      <w:r>
-        <w:rPr>
-          <w:b w:val="0"/>
-          <w:i w:val="0"/>
-          <w:color w:val="1A1A1A"/>
-          <w:sz w:val="21"/>
-        </w:rPr>
-        <w:t>Reveal. Scan the back row first; question the blank boards before the wrong ones.</w:t>
-      </w:r>
-    </w:p>
-    <w:p>
-      <w:pPr>
-        <w:keepNext/>
-        <w:spacing w:before="200" w:after="60"/>
-      </w:pPr>
-      <w:r>
-        <w:rPr>
-          <w:b/>
-          <w:i w:val="0"/>
-          <w:color w:val="1A1A1A"/>
-          <w:sz w:val="23"/>
-        </w:rPr>
-        <w:t>Slide 27.  Whiteboards   ·   Question 7 of 9</w:t>
-      </w:r>
-    </w:p>
-    <w:p>
-      <w:pPr>
-        <w:spacing w:before="0" w:after="60"/>
-        <w:ind w:left="360" w:hanging="220"/>
-      </w:pPr>
-      <w:r>
-        <w:rPr>
-          <w:rFonts w:ascii="FreeSerif" w:hAnsi="FreeSerif" w:eastAsia="FreeSerif"/>
-          <w:b w:val="0"/>
-          <w:i w:val="0"/>
-          <w:color w:val="1A1A1A"/>
-          <w:sz w:val="16"/>
-        </w:rPr>
-        <w:t xml:space="preserve">●  </w:t>
-      </w:r>
-      <w:r>
-        <w:rPr>
-          <w:b w:val="0"/>
-          <w:i w:val="0"/>
-          <w:color w:val="1A1A1A"/>
-          <w:sz w:val="21"/>
-        </w:rPr>
-        <w:t>Powers first. 7.4 is the bigger coefficient, but 10</w:t>
-      </w:r>
-      <w:r>
-        <w:rPr>
-          <w:b w:val="0"/>
-          <w:i w:val="0"/>
-          <w:color w:val="1A1A1A"/>
-          <w:sz w:val="21"/>
-          <w:vertAlign w:val="superscript"/>
-        </w:rPr>
-        <w:t>-8</w:t>
-      </w:r>
-      <w:r>
-        <w:rPr>
-          <w:b w:val="0"/>
-          <w:i w:val="0"/>
-          <w:color w:val="1A1A1A"/>
-          <w:sz w:val="21"/>
-        </w:rPr>
-        <w:t xml:space="preserve"> is a much smaller power. A board with 7.4 × 10</w:t>
-      </w:r>
-      <w:r>
-        <w:rPr>
-          <w:b w:val="0"/>
-          <w:i w:val="0"/>
-          <w:color w:val="1A1A1A"/>
-          <w:sz w:val="21"/>
-          <w:vertAlign w:val="superscript"/>
-        </w:rPr>
-        <w:t>-8</w:t>
-      </w:r>
-      <w:r>
-        <w:rPr>
-          <w:b w:val="0"/>
-          <w:i w:val="0"/>
-          <w:color w:val="1A1A1A"/>
-          <w:sz w:val="21"/>
-        </w:rPr>
-        <w:t xml:space="preserve"> compared the coefficients or thought 8 beats 5.</w:t>
-      </w:r>
-    </w:p>
-    <w:p>
-      <w:pPr>
-        <w:keepNext/>
-        <w:spacing w:before="200" w:after="60"/>
-      </w:pPr>
-      <w:r>
-        <w:rPr>
-          <w:b/>
-          <w:i w:val="0"/>
-          <w:color w:val="1A1A1A"/>
-          <w:sz w:val="23"/>
-        </w:rPr>
-        <w:t>Slide 28.  Whiteboards   ·   Question 7 of 9</w:t>
-      </w:r>
-    </w:p>
-    <w:p>
-      <w:pPr>
-        <w:spacing w:before="0" w:after="60"/>
-        <w:ind w:left="360" w:hanging="220"/>
-      </w:pPr>
-      <w:r>
-        <w:rPr>
-          <w:rFonts w:ascii="FreeSerif" w:hAnsi="FreeSerif" w:eastAsia="FreeSerif"/>
-          <w:b w:val="0"/>
-          <w:i w:val="0"/>
-          <w:color w:val="1A1A1A"/>
-          <w:sz w:val="16"/>
-        </w:rPr>
-        <w:t xml:space="preserve">●  </w:t>
-      </w:r>
-      <w:r>
-        <w:rPr>
-          <w:b w:val="0"/>
-          <w:i w:val="0"/>
-          <w:color w:val="1A1A1A"/>
-          <w:sz w:val="21"/>
-        </w:rPr>
-        <w:t>Reveal. Scan the back row first; question the blank boards before the wrong ones.</w:t>
-      </w:r>
-    </w:p>
-    <w:p>
-      <w:pPr>
-        <w:keepNext/>
-        <w:spacing w:before="200" w:after="60"/>
-      </w:pPr>
-      <w:r>
-        <w:rPr>
-          <w:b/>
-          <w:i w:val="0"/>
-          <w:color w:val="1A1A1A"/>
-          <w:sz w:val="23"/>
-        </w:rPr>
-        <w:t>Slide 29.  Whiteboards   ·   Question 8 of 9</w:t>
-      </w:r>
-    </w:p>
-    <w:p>
-      <w:pPr>
-        <w:spacing w:before="0" w:after="60"/>
-        <w:ind w:left="360" w:hanging="220"/>
-      </w:pPr>
-      <w:r>
-        <w:rPr>
-          <w:rFonts w:ascii="FreeSerif" w:hAnsi="FreeSerif" w:eastAsia="FreeSerif"/>
-          <w:b w:val="0"/>
-          <w:i w:val="0"/>
-          <w:color w:val="1A1A1A"/>
-          <w:sz w:val="16"/>
-        </w:rPr>
-        <w:t xml:space="preserve">●  </w:t>
-      </w:r>
-      <w:r>
-        <w:rPr>
-          <w:b w:val="0"/>
-          <w:i w:val="0"/>
-          <w:color w:val="1A1A1A"/>
-          <w:sz w:val="21"/>
-        </w:rPr>
-        <w:t>The state guide's E-notation shape, small side. A board with −4,200,000 read the minus as the number's sign; a board with 0.00000042 moved seven places.</w:t>
-      </w:r>
-    </w:p>
-    <w:p>
-      <w:pPr>
-        <w:keepNext/>
-        <w:spacing w:before="200" w:after="60"/>
-      </w:pPr>
-      <w:r>
-        <w:rPr>
-          <w:b/>
-          <w:i w:val="0"/>
-          <w:color w:val="1A1A1A"/>
-          <w:sz w:val="23"/>
-        </w:rPr>
-        <w:t>Slide 30.  Whiteboards   ·   Question 8 of 9</w:t>
-      </w:r>
-    </w:p>
-    <w:p>
-      <w:pPr>
-        <w:spacing w:before="0" w:after="60"/>
-        <w:ind w:left="360" w:hanging="220"/>
-      </w:pPr>
-      <w:r>
-        <w:rPr>
-          <w:rFonts w:ascii="FreeSerif" w:hAnsi="FreeSerif" w:eastAsia="FreeSerif"/>
-          <w:b w:val="0"/>
-          <w:i w:val="0"/>
-          <w:color w:val="1A1A1A"/>
-          <w:sz w:val="16"/>
-        </w:rPr>
-        <w:t xml:space="preserve">●  </w:t>
-      </w:r>
-      <w:r>
-        <w:rPr>
-          <w:b w:val="0"/>
-          <w:i w:val="0"/>
-          <w:color w:val="1A1A1A"/>
-          <w:sz w:val="21"/>
-        </w:rPr>
-        <w:t>Reveal. Scan the back row first; question the blank boards before the wrong ones.</w:t>
-      </w:r>
-    </w:p>
-    <w:p>
-      <w:pPr>
-        <w:keepNext/>
-        <w:spacing w:before="200" w:after="60"/>
-      </w:pPr>
-      <w:r>
-        <w:rPr>
-          <w:b/>
-          <w:i w:val="0"/>
-          <w:color w:val="1A1A1A"/>
-          <w:sz w:val="23"/>
-        </w:rPr>
-        <w:t>Slide 31.  Whiteboards   ·   Question 9 of 9</w:t>
-      </w:r>
-    </w:p>
-    <w:p>
-      <w:pPr>
-        <w:spacing w:before="0" w:after="60"/>
-        <w:ind w:left="360" w:hanging="220"/>
-      </w:pPr>
-      <w:r>
-        <w:rPr>
-          <w:rFonts w:ascii="FreeSerif" w:hAnsi="FreeSerif" w:eastAsia="FreeSerif"/>
-          <w:b w:val="0"/>
-          <w:i w:val="0"/>
-          <w:color w:val="1A1A1A"/>
-          <w:sz w:val="16"/>
-        </w:rPr>
-        <w:t xml:space="preserve">●  </w:t>
-      </w:r>
-      <w:r>
-        <w:rPr>
-          <w:b w:val="0"/>
-          <w:i w:val="0"/>
-          <w:color w:val="1A1A1A"/>
-          <w:sz w:val="21"/>
-        </w:rPr>
-        <w:t>Written. The state guide's task for this benchmark. Full credit: the thicker line, the factor 3, and a value strictly between 0.02 and 0.06 written in either form. A student who answers '3 times thinner' for the first line has the comparison right and the direction reversed — mark it right only if the sentence says which line is which. A student who gives 4 × 10</w:t>
-      </w:r>
-      <w:r>
-        <w:rPr>
-          <w:b w:val="0"/>
-          <w:i w:val="0"/>
-          <w:color w:val="1A1A1A"/>
-          <w:sz w:val="21"/>
-          <w:vertAlign w:val="superscript"/>
-        </w:rPr>
-        <w:t>-1</w:t>
-      </w:r>
-      <w:r>
-        <w:rPr>
-          <w:b w:val="0"/>
-          <w:i w:val="0"/>
-          <w:color w:val="1A1A1A"/>
-          <w:sz w:val="21"/>
-        </w:rPr>
-        <w:t xml:space="preserve"> has the coefficient right and the power wrong (that is 0.4 in, thicker than both).</w:t>
-      </w:r>
-    </w:p>
-    <w:p>
-      <w:pPr>
-        <w:keepNext/>
-        <w:spacing w:before="200" w:after="60"/>
-      </w:pPr>
-      <w:r>
-        <w:rPr>
-          <w:b/>
-          <w:i w:val="0"/>
-          <w:color w:val="1A1A1A"/>
-          <w:sz w:val="23"/>
-        </w:rPr>
-        <w:t>Slide 32.  Whiteboards   ·   Question 9 of 9</w:t>
-      </w:r>
-    </w:p>
-    <w:p>
-      <w:pPr>
-        <w:spacing w:before="0" w:after="60"/>
-        <w:ind w:left="360" w:hanging="220"/>
-      </w:pPr>
-      <w:r>
-        <w:rPr>
-          <w:rFonts w:ascii="FreeSerif" w:hAnsi="FreeSerif" w:eastAsia="FreeSerif"/>
-          <w:b w:val="0"/>
-          <w:i w:val="0"/>
-          <w:color w:val="1A1A1A"/>
-          <w:sz w:val="16"/>
-        </w:rPr>
-        <w:t xml:space="preserve">●  </w:t>
-      </w:r>
-      <w:r>
-        <w:rPr>
-          <w:b w:val="0"/>
-          <w:i w:val="0"/>
-          <w:color w:val="1A1A1A"/>
-          <w:sz w:val="21"/>
-        </w:rPr>
-        <w:t>Reveal. Scan the back row first; question the blank boards before the wrong ones.</w:t>
-      </w:r>
-    </w:p>
-    <w:p>
-      <w:pPr>
-        <w:keepNext/>
-        <w:spacing w:before="200" w:after="60"/>
-      </w:pPr>
-      <w:r>
-        <w:rPr>
-          <w:b/>
-          <w:i w:val="0"/>
-          <w:color w:val="1A1A1A"/>
-          <w:sz w:val="23"/>
-        </w:rPr>
-        <w:t>Slide 33.  IXL — Last five minutes.</w:t>
-      </w:r>
-      <w:r>
-        <w:rPr>
-          <w:b w:val="0"/>
-          <w:i/>
-          <w:color w:val="6B6B6B"/>
-          <w:sz w:val="19"/>
-        </w:rPr>
-        <w:t xml:space="preserve">    5 min</w:t>
-      </w:r>
-    </w:p>
-    <w:p>
-      <w:pPr>
-        <w:spacing w:before="0" w:after="60"/>
-        <w:ind w:left="360" w:hanging="220"/>
-      </w:pPr>
-      <w:r>
-        <w:rPr>
-          <w:rFonts w:ascii="FreeSerif" w:hAnsi="FreeSerif" w:eastAsia="FreeSerif"/>
-          <w:b w:val="0"/>
-          <w:i w:val="0"/>
-          <w:color w:val="1A1A1A"/>
-          <w:sz w:val="16"/>
-        </w:rPr>
-        <w:t xml:space="preserve">●  </w:t>
-      </w:r>
-      <w:r>
-        <w:rPr>
-          <w:b w:val="0"/>
-          <w:i w:val="0"/>
-          <w:color w:val="1A1A1A"/>
-          <w:sz w:val="21"/>
-        </w:rPr>
-        <w:t>IXL: whatever is not finished is tonight's practice; SmartScore 67.</w:t>
-      </w:r>
-    </w:p>
-    <w:p>
-      <w:pPr>
-        <w:keepNext/>
-        <w:spacing w:before="280" w:after="120"/>
-        <w:pBdr>
-          <w:bottom w:val="single" w:sz="8" w:space="2" w:color="1A1A1A"/>
-        </w:pBdr>
-      </w:pPr>
-      <w:r>
-        <w:rPr>
-          <w:b/>
-          <w:i w:val="0"/>
-          <w:color w:val="1A1A1A"/>
-          <w:sz w:val="30"/>
-        </w:rPr>
-        <w:t>The Whiteboard Round — what each board tells you</w:t>
-      </w:r>
-    </w:p>
-    <w:p>
-      <w:pPr>
-        <w:spacing w:before="0" w:after="120"/>
-      </w:pPr>
-      <w:r>
-        <w:rPr>
-          <w:b w:val="0"/>
-          <w:i w:val="0"/>
-          <w:color w:val="1A1A1A"/>
-          <w:sz w:val="21"/>
-        </w:rPr>
-        <w:t>Nine questions, one at a time, each with its reveal. Boards down until the cue, all up together, scan the back row first, question the blank boards before the wrong ones. Question 9 is written work. Every wrong option on a multiple-choice question is a named error; the benchmark it comes from is cited.</w:t>
-      </w:r>
-    </w:p>
-    <w:tbl>
-      <w:tblPr>
-        <w:tblLayout w:type="fixed"/>
-        <w:tblLook w:firstColumn="1" w:firstRow="1" w:lastColumn="0" w:lastRow="0" w:noHBand="0" w:noVBand="1" w:val="04A0"/>
-        <w:tblLayout w:type="fixed"/>
-        <w:tblW w:w="9360" w:type="dxa"/>
-      </w:tblPr>
-      <w:tblGrid>
-        <w:gridCol w:w="400"/>
-        <w:gridCol w:w="3300"/>
-        <w:gridCol w:w="1900"/>
-        <w:gridCol w:w="3760"/>
-      </w:tblGrid>
-      <w:tr>
-        <w:trPr>
-          <w:cantSplit/>
-          <w:tblHeader/>
-        </w:trPr>
-        <w:tc>
-          <w:tcPr>
-            <w:tcW w:type="dxa" w:w="400"/>
-            <w:tcMar>
-              <w:top w:w="60" w:type="dxa"/>
-              <w:left w:w="100" w:type="dxa"/>
-              <w:bottom w:w="60" w:type="dxa"/>
-              <w:right w:w="100" w:type="dxa"/>
-            </w:tcMar>
-            <w:tcBorders>
-              <w:top w:val="single" w:sz="6" w:color="1A1A1A"/>
-              <w:left w:val="single" w:sz="6" w:color="1A1A1A"/>
-              <w:bottom w:val="single" w:sz="6" w:color="1A1A1A"/>
-              <w:right w:val="single" w:sz="6" w:color="1A1A1A"/>
-            </w:tcBorders>
-            <w:shd w:val="clear" w:color="auto" w:fill="D9D9D9"/>
-          </w:tcPr>
-          <w:p>
-            <w:pPr>
-              <w:spacing w:after="0"/>
-              <w:jc w:val="center"/>
-            </w:pPr>
-            <w:r>
-              <w:rPr>
-                <w:b/>
-                <w:i w:val="0"/>
-                <w:color w:val="1A1A1A"/>
-                <w:sz w:val="19"/>
-              </w:rPr>
-              <w:t>#</w:t>
-            </w:r>
-          </w:p>
-        </w:tc>
-        <w:tc>
-          <w:tcPr>
-            <w:tcW w:type="dxa" w:w="3300"/>
-            <w:tcMar>
-              <w:top w:w="60" w:type="dxa"/>
-              <w:left w:w="100" w:type="dxa"/>
-              <w:bottom w:w="60" w:type="dxa"/>
-              <w:right w:w="100" w:type="dxa"/>
-            </w:tcMar>
-            <w:tcBorders>
-              <w:top w:val="single" w:sz="6" w:color="1A1A1A"/>
-              <w:left w:val="single" w:sz="6" w:color="1A1A1A"/>
-              <w:bottom w:val="single" w:sz="6" w:color="1A1A1A"/>
-              <w:right w:val="single" w:sz="6" w:color="1A1A1A"/>
-            </w:tcBorders>
-            <w:shd w:val="clear" w:color="auto" w:fill="D9D9D9"/>
-          </w:tcPr>
-          <w:p>
-            <w:pPr>
-              <w:spacing w:after="0"/>
-              <w:jc w:val="center"/>
-            </w:pPr>
-            <w:r>
-              <w:rPr>
-                <w:b/>
-                <w:i w:val="0"/>
-                <w:color w:val="1A1A1A"/>
-                <w:sz w:val="19"/>
-              </w:rPr>
-              <w:t>Question</w:t>
-            </w:r>
-          </w:p>
-        </w:tc>
-        <w:tc>
-          <w:tcPr>
-            <w:tcW w:type="dxa" w:w="1900"/>
-            <w:tcMar>
-              <w:top w:w="60" w:type="dxa"/>
-              <w:left w:w="100" w:type="dxa"/>
-              <w:bottom w:w="60" w:type="dxa"/>
-              <w:right w:w="100" w:type="dxa"/>
-            </w:tcMar>
-            <w:tcBorders>
-              <w:top w:val="single" w:sz="6" w:color="1A1A1A"/>
-              <w:left w:val="single" w:sz="6" w:color="1A1A1A"/>
-              <w:bottom w:val="single" w:sz="6" w:color="1A1A1A"/>
-              <w:right w:val="single" w:sz="6" w:color="1A1A1A"/>
-            </w:tcBorders>
-            <w:shd w:val="clear" w:color="auto" w:fill="D9D9D9"/>
-          </w:tcPr>
-          <w:p>
-            <w:pPr>
-              <w:spacing w:after="0"/>
-              <w:jc w:val="center"/>
-            </w:pPr>
-            <w:r>
-              <w:rPr>
-                <w:b/>
-                <w:i w:val="0"/>
-                <w:color w:val="1A1A1A"/>
-                <w:sz w:val="19"/>
-              </w:rPr>
-              <w:t>Answer</w:t>
-            </w:r>
-          </w:p>
-        </w:tc>
-        <w:tc>
-          <w:tcPr>
-            <w:tcW w:type="dxa" w:w="3760"/>
-            <w:tcMar>
-              <w:top w:w="60" w:type="dxa"/>
-              <w:left w:w="100" w:type="dxa"/>
-              <w:bottom w:w="60" w:type="dxa"/>
-              <w:right w:w="100" w:type="dxa"/>
-            </w:tcMar>
-            <w:tcBorders>
-              <w:top w:val="single" w:sz="6" w:color="1A1A1A"/>
-              <w:left w:val="single" w:sz="6" w:color="1A1A1A"/>
-              <w:bottom w:val="single" w:sz="6" w:color="1A1A1A"/>
-              <w:right w:val="single" w:sz="6" w:color="1A1A1A"/>
-            </w:tcBorders>
-            <w:shd w:val="clear" w:color="auto" w:fill="D9D9D9"/>
-          </w:tcPr>
-          <w:p>
-            <w:pPr>
-              <w:spacing w:after="0"/>
-              <w:jc w:val="center"/>
-            </w:pPr>
-            <w:r>
-              <w:rPr>
-                <w:b/>
-                <w:i w:val="0"/>
-                <w:color w:val="1A1A1A"/>
-                <w:sz w:val="19"/>
-              </w:rPr>
-              <w:t>What a wrong board says</w:t>
-            </w:r>
-          </w:p>
-        </w:tc>
-      </w:tr>
-      <w:tr>
-        <w:trPr>
-          <w:cantSplit/>
-        </w:trPr>
-        <w:tc>
-          <w:tcPr>
-            <w:tcW w:type="dxa" w:w="400"/>
-            <w:tcMar>
-              <w:top w:w="60" w:type="dxa"/>
-              <w:left w:w="100" w:type="dxa"/>
-              <w:bottom w:w="60" w:type="dxa"/>
-              <w:right w:w="100" w:type="dxa"/>
-            </w:tcMar>
-            <w:tcBorders>
-              <w:top w:val="single" w:sz="6" w:color="1A1A1A"/>
-              <w:left w:val="single" w:sz="6" w:color="1A1A1A"/>
-              <w:bottom w:val="single" w:sz="6" w:color="1A1A1A"/>
-              <w:right w:val="single" w:sz="6" w:color="1A1A1A"/>
-            </w:tcBorders>
-          </w:tcPr>
-          <w:p>
-            <w:pPr>
-              <w:spacing w:after="0"/>
-            </w:pPr>
-            <w:r>
-              <w:rPr>
-                <w:b w:val="0"/>
-                <w:i w:val="0"/>
-                <w:color w:val="1A1A1A"/>
-                <w:sz w:val="19"/>
-              </w:rPr>
-              <w:t>1</w:t>
-            </w:r>
-          </w:p>
-        </w:tc>
-        <w:tc>
-          <w:tcPr>
-            <w:tcW w:type="dxa" w:w="3300"/>
-            <w:tcMar>
-              <w:top w:w="60" w:type="dxa"/>
-              <w:left w:w="100" w:type="dxa"/>
-              <w:bottom w:w="60" w:type="dxa"/>
-              <w:right w:w="100" w:type="dxa"/>
-            </w:tcMar>
-            <w:tcBorders>
-              <w:top w:val="single" w:sz="6" w:color="1A1A1A"/>
-              <w:left w:val="single" w:sz="6" w:color="1A1A1A"/>
-              <w:bottom w:val="single" w:sz="6" w:color="1A1A1A"/>
-              <w:right w:val="single" w:sz="6" w:color="1A1A1A"/>
-            </w:tcBorders>
-          </w:tcPr>
-          <w:p>
-            <w:pPr>
-              <w:spacing w:after="0"/>
-            </w:pPr>
-            <w:r>
-              <w:drawing>
-                <wp:inline xmlns:a="http://schemas.openxmlformats.org/drawingml/2006/main" xmlns:pic="http://schemas.openxmlformats.org/drawingml/2006/picture">
-                  <wp:extent cx="280416" cy="143256"/>
-                  <wp:docPr id="13" name="Picture 13"/>
-                  <wp:cNvGraphicFramePr>
-                    <a:graphicFrameLocks noChangeAspect="1"/>
-                  </wp:cNvGraphicFramePr>
-                  <a:graphic>
-                    <a:graphicData uri="http://schemas.openxmlformats.org/drawingml/2006/picture">
-                      <pic:pic>
-                        <pic:nvPicPr>
-                          <pic:cNvPr id="0" name="70db5e1485eda523.png"/>
-                          <pic:cNvPicPr/>
-                        </pic:nvPicPr>
-                        <pic:blipFill>
-                          <a:blip r:embed="rId19"/>
-                          <a:stretch>
-                            <a:fillRect/>
-                          </a:stretch>
-                        </pic:blipFill>
-                        <pic:spPr>
-                          <a:xfrm>
-                            <a:off x="0" y="0"/>
-                            <a:ext cx="280416" cy="143256"/>
-                          </a:xfrm>
-                          <a:prstGeom prst="rect"/>
-                        </pic:spPr>
-                      </pic:pic>
-                    </a:graphicData>
-                  </a:graphic>
-                </wp:inline>
-              </w:drawing>
-            </w:r>
-          </w:p>
-        </w:tc>
-        <w:tc>
-          <w:tcPr>
-            <w:tcW w:type="dxa" w:w="1900"/>
-            <w:tcMar>
-              <w:top w:w="60" w:type="dxa"/>
-              <w:left w:w="100" w:type="dxa"/>
-              <w:bottom w:w="60" w:type="dxa"/>
-              <w:right w:w="100" w:type="dxa"/>
-            </w:tcMar>
-            <w:tcBorders>
-              <w:top w:val="single" w:sz="6" w:color="1A1A1A"/>
-              <w:left w:val="single" w:sz="6" w:color="1A1A1A"/>
-              <w:bottom w:val="single" w:sz="6" w:color="1A1A1A"/>
-              <w:right w:val="single" w:sz="6" w:color="1A1A1A"/>
-            </w:tcBorders>
-          </w:tcPr>
-          <w:p>
-            <w:pPr>
-              <w:spacing w:after="0"/>
-            </w:pPr>
-            <w:r>
-              <w:rPr>
-                <w:b/>
-                <w:i/>
-                <w:color w:val="9E1B32"/>
-                <w:sz w:val="19"/>
-              </w:rPr>
-              <w:t>0.0001</w:t>
-            </w:r>
-          </w:p>
-        </w:tc>
-        <w:tc>
-          <w:tcPr>
-            <w:tcW w:type="dxa" w:w="3760"/>
-            <w:tcMar>
-              <w:top w:w="60" w:type="dxa"/>
-              <w:left w:w="100" w:type="dxa"/>
-              <w:bottom w:w="60" w:type="dxa"/>
-              <w:right w:w="100" w:type="dxa"/>
-            </w:tcMar>
-            <w:tcBorders>
-              <w:top w:val="single" w:sz="6" w:color="1A1A1A"/>
-              <w:left w:val="single" w:sz="6" w:color="1A1A1A"/>
-              <w:bottom w:val="single" w:sz="6" w:color="1A1A1A"/>
-              <w:right w:val="single" w:sz="6" w:color="1A1A1A"/>
-            </w:tcBorders>
-          </w:tcPr>
-          <w:p>
-            <w:pPr>
-              <w:spacing w:after="0"/>
-            </w:pPr>
-            <w:r>
-              <w:rPr>
-                <w:b w:val="0"/>
-                <w:i w:val="0"/>
-                <w:color w:val="1A1A1A"/>
-                <w:sz w:val="19"/>
-              </w:rPr>
-              <w:t>0.00001 — four zeros written, then the 1 (five places) [8.NSO.1.4: the exponent counts places]; −10,000 — negative exponent read as a negative value [B1G-M 8.NSO.1.3 misconception]</w:t>
-            </w:r>
-          </w:p>
-        </w:tc>
-      </w:tr>
-      <w:tr>
-        <w:trPr>
-          <w:cantSplit/>
-        </w:trPr>
-        <w:tc>
-          <w:tcPr>
-            <w:tcW w:type="dxa" w:w="400"/>
-            <w:tcMar>
-              <w:top w:w="60" w:type="dxa"/>
-              <w:left w:w="100" w:type="dxa"/>
-              <w:bottom w:w="60" w:type="dxa"/>
-              <w:right w:w="100" w:type="dxa"/>
-            </w:tcMar>
-            <w:tcBorders>
-              <w:top w:val="single" w:sz="6" w:color="1A1A1A"/>
-              <w:left w:val="single" w:sz="6" w:color="1A1A1A"/>
-              <w:bottom w:val="single" w:sz="6" w:color="1A1A1A"/>
-              <w:right w:val="single" w:sz="6" w:color="1A1A1A"/>
-            </w:tcBorders>
-          </w:tcPr>
-          <w:p>
-            <w:pPr>
-              <w:spacing w:after="0"/>
-            </w:pPr>
-            <w:r>
-              <w:rPr>
-                <w:b w:val="0"/>
-                <w:i w:val="0"/>
-                <w:color w:val="1A1A1A"/>
-                <w:sz w:val="19"/>
-              </w:rPr>
-              <w:t>2</w:t>
-            </w:r>
-          </w:p>
-        </w:tc>
-        <w:tc>
-          <w:tcPr>
-            <w:tcW w:type="dxa" w:w="3300"/>
-            <w:tcMar>
-              <w:top w:w="60" w:type="dxa"/>
-              <w:left w:w="100" w:type="dxa"/>
-              <w:bottom w:w="60" w:type="dxa"/>
-              <w:right w:w="100" w:type="dxa"/>
-            </w:tcMar>
-            <w:tcBorders>
-              <w:top w:val="single" w:sz="6" w:color="1A1A1A"/>
-              <w:left w:val="single" w:sz="6" w:color="1A1A1A"/>
-              <w:bottom w:val="single" w:sz="6" w:color="1A1A1A"/>
-              <w:right w:val="single" w:sz="6" w:color="1A1A1A"/>
-            </w:tcBorders>
-          </w:tcPr>
-          <w:p>
-            <w:pPr>
-              <w:spacing w:after="0"/>
-            </w:pPr>
-            <w:r>
-              <w:rPr>
-                <w:b w:val="0"/>
-                <w:i w:val="0"/>
-                <w:color w:val="1A1A1A"/>
-                <w:sz w:val="19"/>
-              </w:rPr>
-              <w:t>Write  0.003  in scientific notation.</w:t>
-            </w:r>
-          </w:p>
-        </w:tc>
-        <w:tc>
-          <w:tcPr>
-            <w:tcW w:type="dxa" w:w="1900"/>
-            <w:tcMar>
-              <w:top w:w="60" w:type="dxa"/>
-              <w:left w:w="100" w:type="dxa"/>
-              <w:bottom w:w="60" w:type="dxa"/>
-              <w:right w:w="100" w:type="dxa"/>
-            </w:tcMar>
-            <w:tcBorders>
-              <w:top w:val="single" w:sz="6" w:color="1A1A1A"/>
-              <w:left w:val="single" w:sz="6" w:color="1A1A1A"/>
-              <w:bottom w:val="single" w:sz="6" w:color="1A1A1A"/>
-              <w:right w:val="single" w:sz="6" w:color="1A1A1A"/>
-            </w:tcBorders>
-          </w:tcPr>
-          <w:p>
-            <w:pPr>
-              <w:spacing w:after="0"/>
-            </w:pPr>
-            <w:r>
-              <w:rPr>
-                <w:b/>
-                <w:i/>
-                <w:color w:val="9E1B32"/>
-                <w:sz w:val="19"/>
-              </w:rPr>
-              <w:t>3 × 10</w:t>
-            </w:r>
-            <w:r>
-              <w:rPr>
-                <w:b/>
-                <w:i/>
-                <w:color w:val="9E1B32"/>
-                <w:sz w:val="19"/>
-                <w:vertAlign w:val="superscript"/>
-              </w:rPr>
-              <w:t>-3</w:t>
-            </w:r>
-          </w:p>
-        </w:tc>
-        <w:tc>
-          <w:tcPr>
-            <w:tcW w:type="dxa" w:w="3760"/>
-            <w:tcMar>
-              <w:top w:w="60" w:type="dxa"/>
-              <w:left w:w="100" w:type="dxa"/>
-              <w:bottom w:w="60" w:type="dxa"/>
-              <w:right w:w="100" w:type="dxa"/>
-            </w:tcMar>
-            <w:tcBorders>
-              <w:top w:val="single" w:sz="6" w:color="1A1A1A"/>
-              <w:left w:val="single" w:sz="6" w:color="1A1A1A"/>
-              <w:bottom w:val="single" w:sz="6" w:color="1A1A1A"/>
-              <w:right w:val="single" w:sz="6" w:color="1A1A1A"/>
-            </w:tcBorders>
-          </w:tcPr>
-          <w:p>
-            <w:pPr>
-              <w:spacing w:after="0"/>
-            </w:pPr>
-            <w:r>
-              <w:rPr>
-                <w:b w:val="0"/>
-                <w:i w:val="0"/>
-                <w:color w:val="1A1A1A"/>
-                <w:sz w:val="19"/>
-              </w:rPr>
-              <w:t>3 × 10</w:t>
-            </w:r>
-            <w:r>
-              <w:rPr>
-                <w:b w:val="0"/>
-                <w:i w:val="0"/>
-                <w:color w:val="1A1A1A"/>
-                <w:sz w:val="19"/>
-                <w:vertAlign w:val="superscript"/>
-              </w:rPr>
-              <w:t>3</w:t>
-            </w:r>
-            <w:r>
-              <w:rPr>
-                <w:b w:val="0"/>
-                <w:i w:val="0"/>
-                <w:color w:val="1A1A1A"/>
-                <w:sz w:val="19"/>
-              </w:rPr>
-              <w:t xml:space="preserve"> — the sign was dropped: that is 3,000 [8.NSO.1.4: numbers less than 1 need a negative exponent]; 3 × 10</w:t>
-            </w:r>
-            <w:r>
-              <w:rPr>
-                <w:b w:val="0"/>
-                <w:i w:val="0"/>
-                <w:color w:val="1A1A1A"/>
-                <w:sz w:val="19"/>
-                <w:vertAlign w:val="superscript"/>
-              </w:rPr>
-              <w:t>-2</w:t>
-            </w:r>
-            <w:r>
-              <w:rPr>
-                <w:b w:val="0"/>
-                <w:i w:val="0"/>
-                <w:color w:val="1A1A1A"/>
-                <w:sz w:val="19"/>
-              </w:rPr>
-              <w:t xml:space="preserve"> — counted the zeros instead of the place</w:t>
-            </w:r>
-          </w:p>
-        </w:tc>
-      </w:tr>
-      <w:tr>
-        <w:trPr>
-          <w:cantSplit/>
-        </w:trPr>
-        <w:tc>
-          <w:tcPr>
-            <w:tcW w:type="dxa" w:w="400"/>
-            <w:tcMar>
-              <w:top w:w="60" w:type="dxa"/>
-              <w:left w:w="100" w:type="dxa"/>
-              <w:bottom w:w="60" w:type="dxa"/>
-              <w:right w:w="100" w:type="dxa"/>
-            </w:tcMar>
-            <w:tcBorders>
-              <w:top w:val="single" w:sz="6" w:color="1A1A1A"/>
-              <w:left w:val="single" w:sz="6" w:color="1A1A1A"/>
-              <w:bottom w:val="single" w:sz="6" w:color="1A1A1A"/>
-              <w:right w:val="single" w:sz="6" w:color="1A1A1A"/>
-            </w:tcBorders>
-          </w:tcPr>
-          <w:p>
-            <w:pPr>
-              <w:spacing w:after="0"/>
-            </w:pPr>
-            <w:r>
-              <w:rPr>
-                <w:b w:val="0"/>
-                <w:i w:val="0"/>
-                <w:color w:val="1A1A1A"/>
-                <w:sz w:val="19"/>
-              </w:rPr>
-              <w:t>3</w:t>
-            </w:r>
-          </w:p>
-        </w:tc>
-        <w:tc>
-          <w:tcPr>
-            <w:tcW w:type="dxa" w:w="3300"/>
-            <w:tcMar>
-              <w:top w:w="60" w:type="dxa"/>
-              <w:left w:w="100" w:type="dxa"/>
-              <w:bottom w:w="60" w:type="dxa"/>
-              <w:right w:w="100" w:type="dxa"/>
-            </w:tcMar>
-            <w:tcBorders>
-              <w:top w:val="single" w:sz="6" w:color="1A1A1A"/>
-              <w:left w:val="single" w:sz="6" w:color="1A1A1A"/>
-              <w:bottom w:val="single" w:sz="6" w:color="1A1A1A"/>
-              <w:right w:val="single" w:sz="6" w:color="1A1A1A"/>
-            </w:tcBorders>
-          </w:tcPr>
-          <w:p>
-            <w:pPr>
-              <w:spacing w:after="0"/>
-            </w:pPr>
-            <w:r>
-              <w:rPr>
-                <w:b w:val="0"/>
-                <w:i w:val="0"/>
-                <w:color w:val="1A1A1A"/>
-                <w:sz w:val="19"/>
-              </w:rPr>
-              <w:t xml:space="preserve">Write  </w:t>
-            </w:r>
-            <w:r>
-              <w:drawing>
-                <wp:inline xmlns:a="http://schemas.openxmlformats.org/drawingml/2006/main" xmlns:pic="http://schemas.openxmlformats.org/drawingml/2006/picture">
-                  <wp:extent cx="655320" cy="146304"/>
-                  <wp:docPr id="14" name="Picture 14"/>
-                  <wp:cNvGraphicFramePr>
-                    <a:graphicFrameLocks noChangeAspect="1"/>
-                  </wp:cNvGraphicFramePr>
-                  <a:graphic>
-                    <a:graphicData uri="http://schemas.openxmlformats.org/drawingml/2006/picture">
-                      <pic:pic>
-                        <pic:nvPicPr>
-                          <pic:cNvPr id="0" name="270029fcd2eead78.png"/>
-                          <pic:cNvPicPr/>
-                        </pic:nvPicPr>
-                        <pic:blipFill>
-                          <a:blip r:embed="rId20"/>
-                          <a:stretch>
-                            <a:fillRect/>
-                          </a:stretch>
-                        </pic:blipFill>
-                        <pic:spPr>
-                          <a:xfrm>
-                            <a:off x="0" y="0"/>
-                            <a:ext cx="655320" cy="146304"/>
-                          </a:xfrm>
-                          <a:prstGeom prst="rect"/>
-                        </pic:spPr>
-                      </pic:pic>
-                    </a:graphicData>
-                  </a:graphic>
-                </wp:inline>
-              </w:drawing>
-            </w:r>
-            <w:r>
-              <w:rPr>
-                <w:b w:val="0"/>
-                <w:i w:val="0"/>
-                <w:color w:val="1A1A1A"/>
-                <w:sz w:val="19"/>
-              </w:rPr>
-              <w:t xml:space="preserve">  in standard form.</w:t>
-            </w:r>
-          </w:p>
-        </w:tc>
-        <w:tc>
-          <w:tcPr>
-            <w:tcW w:type="dxa" w:w="1900"/>
-            <w:tcMar>
-              <w:top w:w="60" w:type="dxa"/>
-              <w:left w:w="100" w:type="dxa"/>
-              <w:bottom w:w="60" w:type="dxa"/>
-              <w:right w:w="100" w:type="dxa"/>
-            </w:tcMar>
-            <w:tcBorders>
-              <w:top w:val="single" w:sz="6" w:color="1A1A1A"/>
-              <w:left w:val="single" w:sz="6" w:color="1A1A1A"/>
-              <w:bottom w:val="single" w:sz="6" w:color="1A1A1A"/>
-              <w:right w:val="single" w:sz="6" w:color="1A1A1A"/>
-            </w:tcBorders>
-          </w:tcPr>
-          <w:p>
-            <w:pPr>
-              <w:spacing w:after="0"/>
-            </w:pPr>
-            <w:r>
-              <w:rPr>
-                <w:b/>
-                <w:i/>
-                <w:color w:val="9E1B32"/>
-                <w:sz w:val="19"/>
-              </w:rPr>
-              <w:t>0.00025</w:t>
-            </w:r>
-          </w:p>
-        </w:tc>
-        <w:tc>
-          <w:tcPr>
-            <w:tcW w:type="dxa" w:w="3760"/>
-            <w:tcMar>
-              <w:top w:w="60" w:type="dxa"/>
-              <w:left w:w="100" w:type="dxa"/>
-              <w:bottom w:w="60" w:type="dxa"/>
-              <w:right w:w="100" w:type="dxa"/>
-            </w:tcMar>
-            <w:tcBorders>
-              <w:top w:val="single" w:sz="6" w:color="1A1A1A"/>
-              <w:left w:val="single" w:sz="6" w:color="1A1A1A"/>
-              <w:bottom w:val="single" w:sz="6" w:color="1A1A1A"/>
-              <w:right w:val="single" w:sz="6" w:color="1A1A1A"/>
-            </w:tcBorders>
-          </w:tcPr>
-          <w:p>
-            <w:pPr>
-              <w:spacing w:after="0"/>
-            </w:pPr>
-            <w:r>
-              <w:rPr>
-                <w:b w:val="0"/>
-                <w:i w:val="0"/>
-                <w:color w:val="1A1A1A"/>
-                <w:sz w:val="19"/>
-              </w:rPr>
-              <w:t>0.000025 — point moved five places [8.NSO.1.4: 10</w:t>
-            </w:r>
-            <w:r>
-              <w:rPr>
-                <w:b w:val="0"/>
-                <w:i w:val="0"/>
-                <w:color w:val="1A1A1A"/>
-                <w:sz w:val="19"/>
-                <w:vertAlign w:val="superscript"/>
-              </w:rPr>
-              <w:t>-4</w:t>
-            </w:r>
-            <w:r>
-              <w:rPr>
-                <w:b w:val="0"/>
-                <w:i w:val="0"/>
-                <w:color w:val="1A1A1A"/>
-                <w:sz w:val="19"/>
-              </w:rPr>
-              <w:t xml:space="preserve"> moves the point four places]; 25,000 — point moved right instead of left [negative exponent read as a large number]</w:t>
-            </w:r>
-          </w:p>
-        </w:tc>
-      </w:tr>
-      <w:tr>
-        <w:trPr>
-          <w:cantSplit/>
-        </w:trPr>
-        <w:tc>
-          <w:tcPr>
-            <w:tcW w:type="dxa" w:w="400"/>
-            <w:tcMar>
-              <w:top w:w="60" w:type="dxa"/>
-              <w:left w:w="100" w:type="dxa"/>
-              <w:bottom w:w="60" w:type="dxa"/>
-              <w:right w:w="100" w:type="dxa"/>
-            </w:tcMar>
-            <w:tcBorders>
-              <w:top w:val="single" w:sz="6" w:color="1A1A1A"/>
-              <w:left w:val="single" w:sz="6" w:color="1A1A1A"/>
-              <w:bottom w:val="single" w:sz="6" w:color="1A1A1A"/>
-              <w:right w:val="single" w:sz="6" w:color="1A1A1A"/>
-            </w:tcBorders>
-          </w:tcPr>
-          <w:p>
-            <w:pPr>
-              <w:spacing w:after="0"/>
-            </w:pPr>
-            <w:r>
-              <w:rPr>
-                <w:b w:val="0"/>
-                <w:i w:val="0"/>
-                <w:color w:val="1A1A1A"/>
-                <w:sz w:val="19"/>
-              </w:rPr>
-              <w:t>4</w:t>
-            </w:r>
-          </w:p>
-        </w:tc>
-        <w:tc>
-          <w:tcPr>
-            <w:tcW w:type="dxa" w:w="3300"/>
-            <w:tcMar>
-              <w:top w:w="60" w:type="dxa"/>
-              <w:left w:w="100" w:type="dxa"/>
-              <w:bottom w:w="60" w:type="dxa"/>
-              <w:right w:w="100" w:type="dxa"/>
-            </w:tcMar>
-            <w:tcBorders>
-              <w:top w:val="single" w:sz="6" w:color="1A1A1A"/>
-              <w:left w:val="single" w:sz="6" w:color="1A1A1A"/>
-              <w:bottom w:val="single" w:sz="6" w:color="1A1A1A"/>
-              <w:right w:val="single" w:sz="6" w:color="1A1A1A"/>
-            </w:tcBorders>
-          </w:tcPr>
-          <w:p>
-            <w:pPr>
-              <w:spacing w:after="0"/>
-            </w:pPr>
-            <w:r>
-              <w:rPr>
-                <w:b w:val="0"/>
-                <w:i w:val="0"/>
-                <w:color w:val="1A1A1A"/>
-                <w:sz w:val="19"/>
-              </w:rPr>
-              <w:t>Write  0.0000988  in scientific notation.</w:t>
-            </w:r>
-          </w:p>
-        </w:tc>
-        <w:tc>
-          <w:tcPr>
-            <w:tcW w:type="dxa" w:w="1900"/>
-            <w:tcMar>
-              <w:top w:w="60" w:type="dxa"/>
-              <w:left w:w="100" w:type="dxa"/>
-              <w:bottom w:w="60" w:type="dxa"/>
-              <w:right w:w="100" w:type="dxa"/>
-            </w:tcMar>
-            <w:tcBorders>
-              <w:top w:val="single" w:sz="6" w:color="1A1A1A"/>
-              <w:left w:val="single" w:sz="6" w:color="1A1A1A"/>
-              <w:bottom w:val="single" w:sz="6" w:color="1A1A1A"/>
-              <w:right w:val="single" w:sz="6" w:color="1A1A1A"/>
-            </w:tcBorders>
-          </w:tcPr>
-          <w:p>
-            <w:pPr>
-              <w:spacing w:after="0"/>
-            </w:pPr>
-            <w:r>
-              <w:rPr>
-                <w:b/>
-                <w:i/>
-                <w:color w:val="9E1B32"/>
-                <w:sz w:val="19"/>
-              </w:rPr>
-              <w:t>9.88 × 10</w:t>
-            </w:r>
-            <w:r>
-              <w:rPr>
-                <w:b/>
-                <w:i/>
-                <w:color w:val="9E1B32"/>
-                <w:sz w:val="19"/>
-                <w:vertAlign w:val="superscript"/>
-              </w:rPr>
-              <w:t>-5</w:t>
-            </w:r>
-          </w:p>
-        </w:tc>
-        <w:tc>
-          <w:tcPr>
-            <w:tcW w:type="dxa" w:w="3760"/>
-            <w:tcMar>
-              <w:top w:w="60" w:type="dxa"/>
-              <w:left w:w="100" w:type="dxa"/>
-              <w:bottom w:w="60" w:type="dxa"/>
-              <w:right w:w="100" w:type="dxa"/>
-            </w:tcMar>
-            <w:tcBorders>
-              <w:top w:val="single" w:sz="6" w:color="1A1A1A"/>
-              <w:left w:val="single" w:sz="6" w:color="1A1A1A"/>
-              <w:bottom w:val="single" w:sz="6" w:color="1A1A1A"/>
-              <w:right w:val="single" w:sz="6" w:color="1A1A1A"/>
-            </w:tcBorders>
-          </w:tcPr>
-          <w:p>
-            <w:pPr>
-              <w:spacing w:after="0"/>
-            </w:pPr>
-            <w:r>
-              <w:rPr>
-                <w:b w:val="0"/>
-                <w:i w:val="0"/>
-                <w:color w:val="1A1A1A"/>
-                <w:sz w:val="19"/>
-              </w:rPr>
-              <w:t>9.88 × 10</w:t>
-            </w:r>
-            <w:r>
-              <w:rPr>
-                <w:b w:val="0"/>
-                <w:i w:val="0"/>
-                <w:color w:val="1A1A1A"/>
-                <w:sz w:val="19"/>
-                <w:vertAlign w:val="superscript"/>
-              </w:rPr>
-              <w:t>-4</w:t>
-            </w:r>
-            <w:r>
-              <w:rPr>
-                <w:b w:val="0"/>
-                <w:i w:val="0"/>
-                <w:color w:val="1A1A1A"/>
-                <w:sz w:val="19"/>
-              </w:rPr>
-              <w:t xml:space="preserve"> — counted the zeros [8.NSO.1.4: exponent = places moved]; 988 × 10</w:t>
-            </w:r>
-            <w:r>
-              <w:rPr>
-                <w:b w:val="0"/>
-                <w:i w:val="0"/>
-                <w:color w:val="1A1A1A"/>
-                <w:sz w:val="19"/>
-                <w:vertAlign w:val="superscript"/>
-              </w:rPr>
-              <w:t>-7</w:t>
-            </w:r>
-            <w:r>
-              <w:rPr>
-                <w:b w:val="0"/>
-                <w:i w:val="0"/>
-                <w:color w:val="1A1A1A"/>
-                <w:sz w:val="19"/>
-              </w:rPr>
-              <w:t xml:space="preserve"> — coefficient not in [1, 10) [B1G-M 8.NSO.1.4 misconception]</w:t>
-            </w:r>
-          </w:p>
-        </w:tc>
-      </w:tr>
-      <w:tr>
-        <w:trPr>
-          <w:cantSplit/>
-        </w:trPr>
-        <w:tc>
-          <w:tcPr>
-            <w:tcW w:type="dxa" w:w="400"/>
-            <w:tcMar>
-              <w:top w:w="60" w:type="dxa"/>
-              <w:left w:w="100" w:type="dxa"/>
-              <w:bottom w:w="60" w:type="dxa"/>
-              <w:right w:w="100" w:type="dxa"/>
-            </w:tcMar>
-            <w:tcBorders>
-              <w:top w:val="single" w:sz="6" w:color="1A1A1A"/>
-              <w:left w:val="single" w:sz="6" w:color="1A1A1A"/>
-              <w:bottom w:val="single" w:sz="6" w:color="1A1A1A"/>
-              <w:right w:val="single" w:sz="6" w:color="1A1A1A"/>
-            </w:tcBorders>
-          </w:tcPr>
-          <w:p>
-            <w:pPr>
-              <w:spacing w:after="0"/>
-            </w:pPr>
-            <w:r>
-              <w:rPr>
-                <w:b w:val="0"/>
-                <w:i w:val="0"/>
-                <w:color w:val="1A1A1A"/>
-                <w:sz w:val="19"/>
-              </w:rPr>
-              <w:t>5</w:t>
-            </w:r>
-          </w:p>
-        </w:tc>
-        <w:tc>
-          <w:tcPr>
-            <w:tcW w:type="dxa" w:w="3300"/>
-            <w:tcMar>
-              <w:top w:w="60" w:type="dxa"/>
-              <w:left w:w="100" w:type="dxa"/>
-              <w:bottom w:w="60" w:type="dxa"/>
-              <w:right w:w="100" w:type="dxa"/>
-            </w:tcMar>
-            <w:tcBorders>
-              <w:top w:val="single" w:sz="6" w:color="1A1A1A"/>
-              <w:left w:val="single" w:sz="6" w:color="1A1A1A"/>
-              <w:bottom w:val="single" w:sz="6" w:color="1A1A1A"/>
-              <w:right w:val="single" w:sz="6" w:color="1A1A1A"/>
-            </w:tcBorders>
-          </w:tcPr>
-          <w:p>
-            <w:pPr>
-              <w:spacing w:after="0"/>
-            </w:pPr>
-            <w:r>
-              <w:rPr>
-                <w:b w:val="0"/>
-                <w:i w:val="0"/>
-                <w:color w:val="1A1A1A"/>
-                <w:sz w:val="19"/>
-              </w:rPr>
-              <w:t>Which is  0.00081  written in scientific notation?</w:t>
-            </w:r>
-          </w:p>
-        </w:tc>
-        <w:tc>
-          <w:tcPr>
-            <w:tcW w:type="dxa" w:w="1900"/>
-            <w:tcMar>
-              <w:top w:w="60" w:type="dxa"/>
-              <w:left w:w="100" w:type="dxa"/>
-              <w:bottom w:w="60" w:type="dxa"/>
-              <w:right w:w="100" w:type="dxa"/>
-            </w:tcMar>
-            <w:tcBorders>
-              <w:top w:val="single" w:sz="6" w:color="1A1A1A"/>
-              <w:left w:val="single" w:sz="6" w:color="1A1A1A"/>
-              <w:bottom w:val="single" w:sz="6" w:color="1A1A1A"/>
-              <w:right w:val="single" w:sz="6" w:color="1A1A1A"/>
-            </w:tcBorders>
-          </w:tcPr>
-          <w:p>
-            <w:pPr>
-              <w:spacing w:after="0"/>
-            </w:pPr>
-            <w:r>
-              <w:rPr>
-                <w:b/>
-                <w:i/>
-                <w:color w:val="9E1B32"/>
-                <w:sz w:val="19"/>
-              </w:rPr>
-              <w:t>A — 8.1 × 10</w:t>
-            </w:r>
-            <w:r>
-              <w:rPr>
-                <w:b/>
-                <w:i/>
-                <w:color w:val="9E1B32"/>
-                <w:sz w:val="19"/>
-                <w:vertAlign w:val="superscript"/>
-              </w:rPr>
-              <w:t>-4</w:t>
-            </w:r>
-          </w:p>
-        </w:tc>
-        <w:tc>
-          <w:tcPr>
-            <w:tcW w:type="dxa" w:w="3760"/>
-            <w:tcMar>
-              <w:top w:w="60" w:type="dxa"/>
-              <w:left w:w="100" w:type="dxa"/>
-              <w:bottom w:w="60" w:type="dxa"/>
-              <w:right w:w="100" w:type="dxa"/>
-            </w:tcMar>
-            <w:tcBorders>
-              <w:top w:val="single" w:sz="6" w:color="1A1A1A"/>
-              <w:left w:val="single" w:sz="6" w:color="1A1A1A"/>
-              <w:bottom w:val="single" w:sz="6" w:color="1A1A1A"/>
-              <w:right w:val="single" w:sz="6" w:color="1A1A1A"/>
-            </w:tcBorders>
-          </w:tcPr>
-          <w:p>
-            <w:pPr>
-              <w:spacing w:after="0"/>
-            </w:pPr>
-            <w:r>
-              <w:rPr>
-                <w:b w:val="0"/>
-                <w:i w:val="0"/>
-                <w:color w:val="1A1A1A"/>
-                <w:sz w:val="19"/>
-              </w:rPr>
-              <w:t>(B) counted the three zeros instead of the four places [8.NSO.1.4: exponent = places moved]; (C) equal in value, but 81 is not less than 10 [B1G-M 8.NSO.1.4 misconception: coefficient outside 1 to 10]; (D) the sign was dropped: 8.1 × 10</w:t>
-            </w:r>
-            <w:r>
-              <w:rPr>
-                <w:b w:val="0"/>
-                <w:i w:val="0"/>
-                <w:color w:val="1A1A1A"/>
-                <w:sz w:val="19"/>
-                <w:vertAlign w:val="superscript"/>
-              </w:rPr>
-              <w:t>4</w:t>
-            </w:r>
-            <w:r>
-              <w:rPr>
-                <w:b w:val="0"/>
-                <w:i w:val="0"/>
-                <w:color w:val="1A1A1A"/>
-                <w:sz w:val="19"/>
-              </w:rPr>
-              <w:t xml:space="preserve"> is 81,000 [8.NSO.1.4: numbers less than 1 need a negative exponent]</w:t>
-            </w:r>
-          </w:p>
-        </w:tc>
-      </w:tr>
-      <w:tr>
-        <w:trPr>
-          <w:cantSplit/>
-        </w:trPr>
-        <w:tc>
-          <w:tcPr>
-            <w:tcW w:type="dxa" w:w="400"/>
-            <w:tcMar>
-              <w:top w:w="60" w:type="dxa"/>
-              <w:left w:w="100" w:type="dxa"/>
-              <w:bottom w:w="60" w:type="dxa"/>
-              <w:right w:w="100" w:type="dxa"/>
-            </w:tcMar>
-            <w:tcBorders>
-              <w:top w:val="single" w:sz="6" w:color="1A1A1A"/>
-              <w:left w:val="single" w:sz="6" w:color="1A1A1A"/>
-              <w:bottom w:val="single" w:sz="6" w:color="1A1A1A"/>
-              <w:right w:val="single" w:sz="6" w:color="1A1A1A"/>
-            </w:tcBorders>
-          </w:tcPr>
-          <w:p>
-            <w:pPr>
-              <w:spacing w:after="0"/>
-            </w:pPr>
-            <w:r>
-              <w:rPr>
-                <w:b w:val="0"/>
-                <w:i w:val="0"/>
-                <w:color w:val="1A1A1A"/>
-                <w:sz w:val="19"/>
-              </w:rPr>
-              <w:t>6</w:t>
-            </w:r>
-          </w:p>
-        </w:tc>
-        <w:tc>
-          <w:tcPr>
-            <w:tcW w:type="dxa" w:w="3300"/>
-            <w:tcMar>
-              <w:top w:w="60" w:type="dxa"/>
-              <w:left w:w="100" w:type="dxa"/>
-              <w:bottom w:w="60" w:type="dxa"/>
-              <w:right w:w="100" w:type="dxa"/>
-            </w:tcMar>
-            <w:tcBorders>
-              <w:top w:val="single" w:sz="6" w:color="1A1A1A"/>
-              <w:left w:val="single" w:sz="6" w:color="1A1A1A"/>
-              <w:bottom w:val="single" w:sz="6" w:color="1A1A1A"/>
-              <w:right w:val="single" w:sz="6" w:color="1A1A1A"/>
-            </w:tcBorders>
-          </w:tcPr>
-          <w:p>
-            <w:pPr>
-              <w:spacing w:after="0"/>
-            </w:pPr>
-            <w:r>
-              <w:rPr>
-                <w:b w:val="0"/>
-                <w:i w:val="0"/>
-                <w:color w:val="1A1A1A"/>
-                <w:sz w:val="19"/>
-              </w:rPr>
-              <w:t xml:space="preserve">How many times larger is  </w:t>
-            </w:r>
-            <w:r>
-              <w:drawing>
-                <wp:inline xmlns:a="http://schemas.openxmlformats.org/drawingml/2006/main" xmlns:pic="http://schemas.openxmlformats.org/drawingml/2006/picture">
-                  <wp:extent cx="530352" cy="146304"/>
-                  <wp:docPr id="15" name="Picture 15"/>
-                  <wp:cNvGraphicFramePr>
-                    <a:graphicFrameLocks noChangeAspect="1"/>
-                  </wp:cNvGraphicFramePr>
-                  <a:graphic>
-                    <a:graphicData uri="http://schemas.openxmlformats.org/drawingml/2006/picture">
-                      <pic:pic>
-                        <pic:nvPicPr>
-                          <pic:cNvPr id="0" name="078ad962d3932f73.png"/>
-                          <pic:cNvPicPr/>
-                        </pic:nvPicPr>
-                        <pic:blipFill>
-                          <a:blip r:embed="rId21"/>
-                          <a:stretch>
-                            <a:fillRect/>
-                          </a:stretch>
-                        </pic:blipFill>
-                        <pic:spPr>
-                          <a:xfrm>
-                            <a:off x="0" y="0"/>
-                            <a:ext cx="530352" cy="146304"/>
-                          </a:xfrm>
-                          <a:prstGeom prst="rect"/>
-                        </pic:spPr>
-                      </pic:pic>
-                    </a:graphicData>
-                  </a:graphic>
-                </wp:inline>
-              </w:drawing>
-            </w:r>
-            <w:r>
-              <w:rPr>
-                <w:b w:val="0"/>
-                <w:i w:val="0"/>
-                <w:color w:val="1A1A1A"/>
-                <w:sz w:val="19"/>
-              </w:rPr>
-              <w:t xml:space="preserve">  than  </w:t>
-            </w:r>
-            <w:r>
-              <w:drawing>
-                <wp:inline xmlns:a="http://schemas.openxmlformats.org/drawingml/2006/main" xmlns:pic="http://schemas.openxmlformats.org/drawingml/2006/picture">
-                  <wp:extent cx="530352" cy="146304"/>
-                  <wp:docPr id="16" name="Picture 16"/>
-                  <wp:cNvGraphicFramePr>
-                    <a:graphicFrameLocks noChangeAspect="1"/>
-                  </wp:cNvGraphicFramePr>
-                  <a:graphic>
-                    <a:graphicData uri="http://schemas.openxmlformats.org/drawingml/2006/picture">
-                      <pic:pic>
-                        <pic:nvPicPr>
-                          <pic:cNvPr id="0" name="d3478281086f4f78.png"/>
-                          <pic:cNvPicPr/>
-                        </pic:nvPicPr>
-                        <pic:blipFill>
-                          <a:blip r:embed="rId22"/>
-                          <a:stretch>
-                            <a:fillRect/>
-                          </a:stretch>
-                        </pic:blipFill>
-                        <pic:spPr>
-                          <a:xfrm>
-                            <a:off x="0" y="0"/>
-                            <a:ext cx="530352" cy="146304"/>
-                          </a:xfrm>
-                          <a:prstGeom prst="rect"/>
-                        </pic:spPr>
-                      </pic:pic>
-                    </a:graphicData>
-                  </a:graphic>
-                </wp:inline>
-              </w:drawing>
-            </w:r>
-            <w:r>
-              <w:rPr>
-                <w:b w:val="0"/>
-                <w:i w:val="0"/>
-                <w:color w:val="1A1A1A"/>
-                <w:sz w:val="19"/>
-              </w:rPr>
-              <w:t xml:space="preserve"> ?</w:t>
-            </w:r>
-          </w:p>
-        </w:tc>
-        <w:tc>
-          <w:tcPr>
-            <w:tcW w:type="dxa" w:w="1900"/>
-            <w:tcMar>
-              <w:top w:w="60" w:type="dxa"/>
-              <w:left w:w="100" w:type="dxa"/>
-              <w:bottom w:w="60" w:type="dxa"/>
-              <w:right w:w="100" w:type="dxa"/>
-            </w:tcMar>
-            <w:tcBorders>
-              <w:top w:val="single" w:sz="6" w:color="1A1A1A"/>
-              <w:left w:val="single" w:sz="6" w:color="1A1A1A"/>
-              <w:bottom w:val="single" w:sz="6" w:color="1A1A1A"/>
-              <w:right w:val="single" w:sz="6" w:color="1A1A1A"/>
-            </w:tcBorders>
-          </w:tcPr>
-          <w:p>
-            <w:pPr>
-              <w:spacing w:after="0"/>
-            </w:pPr>
-            <w:r>
-              <w:rPr>
-                <w:b/>
-                <w:i/>
-                <w:color w:val="9E1B32"/>
-                <w:sz w:val="19"/>
-              </w:rPr>
-              <w:t>A — 300</w:t>
-            </w:r>
-          </w:p>
-        </w:tc>
-        <w:tc>
-          <w:tcPr>
-            <w:tcW w:type="dxa" w:w="3760"/>
-            <w:tcMar>
-              <w:top w:w="60" w:type="dxa"/>
-              <w:left w:w="100" w:type="dxa"/>
-              <w:bottom w:w="60" w:type="dxa"/>
-              <w:right w:w="100" w:type="dxa"/>
-            </w:tcMar>
-            <w:tcBorders>
-              <w:top w:val="single" w:sz="6" w:color="1A1A1A"/>
-              <w:left w:val="single" w:sz="6" w:color="1A1A1A"/>
-              <w:bottom w:val="single" w:sz="6" w:color="1A1A1A"/>
-              <w:right w:val="single" w:sz="6" w:color="1A1A1A"/>
-            </w:tcBorders>
-          </w:tcPr>
-          <w:p>
-            <w:pPr>
-              <w:spacing w:after="0"/>
-            </w:pPr>
-            <w:r>
-              <w:rPr>
-                <w:b w:val="0"/>
-                <w:i w:val="0"/>
-                <w:color w:val="1A1A1A"/>
-                <w:sz w:val="19"/>
-              </w:rPr>
-              <w:t>(B) coefficients only — the powers were ignored [8.NSO.1.4: both factors are compared]; (C) 10</w:t>
-            </w:r>
-            <w:r>
-              <w:rPr>
-                <w:b w:val="0"/>
-                <w:i w:val="0"/>
-                <w:color w:val="1A1A1A"/>
-                <w:sz w:val="19"/>
-                <w:vertAlign w:val="superscript"/>
-              </w:rPr>
-              <w:t>2</w:t>
-            </w:r>
-            <w:r>
-              <w:rPr>
-                <w:b w:val="0"/>
-                <w:i w:val="0"/>
-                <w:color w:val="1A1A1A"/>
-                <w:sz w:val="19"/>
-              </w:rPr>
-              <w:t xml:space="preserve"> read as 10 [B1G-M 8.NSO.1.4 misconception: exponent read as the multiplier]; (D) the exponents were subtracted the wrong way, −5 − (−3) = −2 [8.NSO.1.3: quotient law, top minus bottom]</w:t>
-            </w:r>
-          </w:p>
-        </w:tc>
-      </w:tr>
-      <w:tr>
-        <w:trPr>
-          <w:cantSplit/>
-        </w:trPr>
-        <w:tc>
-          <w:tcPr>
-            <w:tcW w:type="dxa" w:w="400"/>
-            <w:tcMar>
-              <w:top w:w="60" w:type="dxa"/>
-              <w:left w:w="100" w:type="dxa"/>
-              <w:bottom w:w="60" w:type="dxa"/>
-              <w:right w:w="100" w:type="dxa"/>
-            </w:tcMar>
-            <w:tcBorders>
-              <w:top w:val="single" w:sz="6" w:color="1A1A1A"/>
-              <w:left w:val="single" w:sz="6" w:color="1A1A1A"/>
-              <w:bottom w:val="single" w:sz="6" w:color="1A1A1A"/>
-              <w:right w:val="single" w:sz="6" w:color="1A1A1A"/>
-            </w:tcBorders>
-          </w:tcPr>
-          <w:p>
-            <w:pPr>
-              <w:spacing w:after="0"/>
-            </w:pPr>
-            <w:r>
-              <w:rPr>
-                <w:b w:val="0"/>
-                <w:i w:val="0"/>
-                <w:color w:val="1A1A1A"/>
-                <w:sz w:val="19"/>
-              </w:rPr>
-              <w:t>7</w:t>
-            </w:r>
-          </w:p>
-        </w:tc>
-        <w:tc>
-          <w:tcPr>
-            <w:tcW w:type="dxa" w:w="3300"/>
-            <w:tcMar>
-              <w:top w:w="60" w:type="dxa"/>
-              <w:left w:w="100" w:type="dxa"/>
-              <w:bottom w:w="60" w:type="dxa"/>
-              <w:right w:w="100" w:type="dxa"/>
-            </w:tcMar>
-            <w:tcBorders>
-              <w:top w:val="single" w:sz="6" w:color="1A1A1A"/>
-              <w:left w:val="single" w:sz="6" w:color="1A1A1A"/>
-              <w:bottom w:val="single" w:sz="6" w:color="1A1A1A"/>
-              <w:right w:val="single" w:sz="6" w:color="1A1A1A"/>
-            </w:tcBorders>
-          </w:tcPr>
-          <w:p>
-            <w:pPr>
-              <w:spacing w:after="0"/>
-            </w:pPr>
-            <w:r>
-              <w:rPr>
-                <w:b w:val="0"/>
-                <w:i w:val="0"/>
-                <w:color w:val="1A1A1A"/>
-                <w:sz w:val="19"/>
-              </w:rPr>
-              <w:t xml:space="preserve">Which is greater,  </w:t>
-            </w:r>
-            <w:r>
-              <w:drawing>
-                <wp:inline xmlns:a="http://schemas.openxmlformats.org/drawingml/2006/main" xmlns:pic="http://schemas.openxmlformats.org/drawingml/2006/picture">
-                  <wp:extent cx="649224" cy="146304"/>
-                  <wp:docPr id="17" name="Picture 17"/>
-                  <wp:cNvGraphicFramePr>
-                    <a:graphicFrameLocks noChangeAspect="1"/>
-                  </wp:cNvGraphicFramePr>
-                  <a:graphic>
-                    <a:graphicData uri="http://schemas.openxmlformats.org/drawingml/2006/picture">
-                      <pic:pic>
-                        <pic:nvPicPr>
-                          <pic:cNvPr id="0" name="ff47b2dd22543d92.png"/>
-                          <pic:cNvPicPr/>
-                        </pic:nvPicPr>
-                        <pic:blipFill>
-                          <a:blip r:embed="rId23"/>
-                          <a:stretch>
-                            <a:fillRect/>
-                          </a:stretch>
-                        </pic:blipFill>
-                        <pic:spPr>
-                          <a:xfrm>
-                            <a:off x="0" y="0"/>
-                            <a:ext cx="649224" cy="146304"/>
-                          </a:xfrm>
-                          <a:prstGeom prst="rect"/>
-                        </pic:spPr>
-                      </pic:pic>
-                    </a:graphicData>
-                  </a:graphic>
-                </wp:inline>
-              </w:drawing>
-            </w:r>
-            <w:r>
-              <w:rPr>
-                <w:b w:val="0"/>
-                <w:i w:val="0"/>
-                <w:color w:val="1A1A1A"/>
-                <w:sz w:val="19"/>
-              </w:rPr>
-              <w:t xml:space="preserve">  or  </w:t>
-            </w:r>
-            <w:r>
-              <w:drawing>
-                <wp:inline xmlns:a="http://schemas.openxmlformats.org/drawingml/2006/main" xmlns:pic="http://schemas.openxmlformats.org/drawingml/2006/picture">
-                  <wp:extent cx="652272" cy="146304"/>
-                  <wp:docPr id="18" name="Picture 18"/>
-                  <wp:cNvGraphicFramePr>
-                    <a:graphicFrameLocks noChangeAspect="1"/>
-                  </wp:cNvGraphicFramePr>
-                  <a:graphic>
-                    <a:graphicData uri="http://schemas.openxmlformats.org/drawingml/2006/picture">
-                      <pic:pic>
-                        <pic:nvPicPr>
-                          <pic:cNvPr id="0" name="1f6cd5e7e39398f1.png"/>
-                          <pic:cNvPicPr/>
-                        </pic:nvPicPr>
-                        <pic:blipFill>
-                          <a:blip r:embed="rId24"/>
-                          <a:stretch>
-                            <a:fillRect/>
-                          </a:stretch>
-                        </pic:blipFill>
-                        <pic:spPr>
-                          <a:xfrm>
-                            <a:off x="0" y="0"/>
-                            <a:ext cx="652272" cy="146304"/>
-                          </a:xfrm>
-                          <a:prstGeom prst="rect"/>
-                        </pic:spPr>
-                      </pic:pic>
-                    </a:graphicData>
-                  </a:graphic>
-                </wp:inline>
-              </w:drawing>
-            </w:r>
-            <w:r>
-              <w:rPr>
-                <w:b w:val="0"/>
-                <w:i w:val="0"/>
-                <w:color w:val="1A1A1A"/>
-                <w:sz w:val="19"/>
-              </w:rPr>
-              <w:t xml:space="preserve"> ?</w:t>
-            </w:r>
-          </w:p>
-        </w:tc>
-        <w:tc>
-          <w:tcPr>
-            <w:tcW w:type="dxa" w:w="1900"/>
-            <w:tcMar>
-              <w:top w:w="60" w:type="dxa"/>
-              <w:left w:w="100" w:type="dxa"/>
-              <w:bottom w:w="60" w:type="dxa"/>
-              <w:right w:w="100" w:type="dxa"/>
-            </w:tcMar>
-            <w:tcBorders>
-              <w:top w:val="single" w:sz="6" w:color="1A1A1A"/>
-              <w:left w:val="single" w:sz="6" w:color="1A1A1A"/>
-              <w:bottom w:val="single" w:sz="6" w:color="1A1A1A"/>
-              <w:right w:val="single" w:sz="6" w:color="1A1A1A"/>
-            </w:tcBorders>
-          </w:tcPr>
-          <w:p>
-            <w:pPr>
-              <w:spacing w:after="0"/>
-            </w:pPr>
-            <w:r>
-              <w:rPr>
-                <w:b/>
-                <w:i/>
-                <w:color w:val="9E1B32"/>
-                <w:sz w:val="19"/>
-              </w:rPr>
-              <w:t>3.9 × 10</w:t>
-            </w:r>
-            <w:r>
-              <w:rPr>
-                <w:b/>
-                <w:i/>
-                <w:color w:val="9E1B32"/>
-                <w:sz w:val="19"/>
-                <w:vertAlign w:val="superscript"/>
-              </w:rPr>
-              <w:t>-5</w:t>
-            </w:r>
-          </w:p>
-        </w:tc>
-        <w:tc>
-          <w:tcPr>
-            <w:tcW w:type="dxa" w:w="3760"/>
-            <w:tcMar>
-              <w:top w:w="60" w:type="dxa"/>
-              <w:left w:w="100" w:type="dxa"/>
-              <w:bottom w:w="60" w:type="dxa"/>
-              <w:right w:w="100" w:type="dxa"/>
-            </w:tcMar>
-            <w:tcBorders>
-              <w:top w:val="single" w:sz="6" w:color="1A1A1A"/>
-              <w:left w:val="single" w:sz="6" w:color="1A1A1A"/>
-              <w:bottom w:val="single" w:sz="6" w:color="1A1A1A"/>
-              <w:right w:val="single" w:sz="6" w:color="1A1A1A"/>
-            </w:tcBorders>
-          </w:tcPr>
-          <w:p>
-            <w:pPr>
-              <w:spacing w:after="0"/>
-            </w:pPr>
-            <w:r>
-              <w:rPr>
-                <w:b w:val="0"/>
-                <w:i w:val="0"/>
-                <w:color w:val="1A1A1A"/>
-                <w:sz w:val="19"/>
-              </w:rPr>
-              <w:t>7.4 × 10</w:t>
-            </w:r>
-            <w:r>
-              <w:rPr>
-                <w:b w:val="0"/>
-                <w:i w:val="0"/>
-                <w:color w:val="1A1A1A"/>
-                <w:sz w:val="19"/>
-                <w:vertAlign w:val="superscript"/>
-              </w:rPr>
-              <w:t>-8</w:t>
-            </w:r>
-            <w:r>
-              <w:rPr>
-                <w:b w:val="0"/>
-                <w:i w:val="0"/>
-                <w:color w:val="1A1A1A"/>
-                <w:sz w:val="19"/>
-              </w:rPr>
-              <w:t xml:space="preserve"> — coefficients compared first, or −8 read as larger than −5 [B1G-M 8.NSO.1.4: order of magnitude first; integer ordering]</w:t>
-            </w:r>
-          </w:p>
-        </w:tc>
-      </w:tr>
-      <w:tr>
-        <w:trPr>
-          <w:cantSplit/>
-        </w:trPr>
-        <w:tc>
-          <w:tcPr>
-            <w:tcW w:type="dxa" w:w="400"/>
-            <w:tcMar>
-              <w:top w:w="60" w:type="dxa"/>
-              <w:left w:w="100" w:type="dxa"/>
-              <w:bottom w:w="60" w:type="dxa"/>
-              <w:right w:w="100" w:type="dxa"/>
-            </w:tcMar>
-            <w:tcBorders>
-              <w:top w:val="single" w:sz="6" w:color="1A1A1A"/>
-              <w:left w:val="single" w:sz="6" w:color="1A1A1A"/>
-              <w:bottom w:val="single" w:sz="6" w:color="1A1A1A"/>
-              <w:right w:val="single" w:sz="6" w:color="1A1A1A"/>
-            </w:tcBorders>
-          </w:tcPr>
-          <w:p>
-            <w:pPr>
-              <w:spacing w:after="0"/>
-            </w:pPr>
-            <w:r>
-              <w:rPr>
-                <w:b w:val="0"/>
-                <w:i w:val="0"/>
-                <w:color w:val="1A1A1A"/>
-                <w:sz w:val="19"/>
-              </w:rPr>
-              <w:t>8</w:t>
-            </w:r>
-          </w:p>
-        </w:tc>
-        <w:tc>
-          <w:tcPr>
-            <w:tcW w:type="dxa" w:w="3300"/>
-            <w:tcMar>
-              <w:top w:w="60" w:type="dxa"/>
-              <w:left w:w="100" w:type="dxa"/>
-              <w:bottom w:w="60" w:type="dxa"/>
-              <w:right w:w="100" w:type="dxa"/>
-            </w:tcMar>
-            <w:tcBorders>
-              <w:top w:val="single" w:sz="6" w:color="1A1A1A"/>
-              <w:left w:val="single" w:sz="6" w:color="1A1A1A"/>
-              <w:bottom w:val="single" w:sz="6" w:color="1A1A1A"/>
-              <w:right w:val="single" w:sz="6" w:color="1A1A1A"/>
-            </w:tcBorders>
-          </w:tcPr>
-          <w:p>
-            <w:pPr>
-              <w:spacing w:after="0"/>
-            </w:pPr>
-            <w:r>
-              <w:rPr>
-                <w:b w:val="0"/>
-                <w:i w:val="0"/>
-                <w:color w:val="1A1A1A"/>
-                <w:sz w:val="19"/>
-              </w:rPr>
-              <w:t>A computer displays a number as  4.2E−6. Write the number in standard form.</w:t>
-            </w:r>
-          </w:p>
-        </w:tc>
-        <w:tc>
-          <w:tcPr>
-            <w:tcW w:type="dxa" w:w="1900"/>
-            <w:tcMar>
-              <w:top w:w="60" w:type="dxa"/>
-              <w:left w:w="100" w:type="dxa"/>
-              <w:bottom w:w="60" w:type="dxa"/>
-              <w:right w:w="100" w:type="dxa"/>
-            </w:tcMar>
-            <w:tcBorders>
-              <w:top w:val="single" w:sz="6" w:color="1A1A1A"/>
-              <w:left w:val="single" w:sz="6" w:color="1A1A1A"/>
-              <w:bottom w:val="single" w:sz="6" w:color="1A1A1A"/>
-              <w:right w:val="single" w:sz="6" w:color="1A1A1A"/>
-            </w:tcBorders>
-          </w:tcPr>
-          <w:p>
-            <w:pPr>
-              <w:spacing w:after="0"/>
-            </w:pPr>
-            <w:r>
-              <w:rPr>
-                <w:b/>
-                <w:i/>
-                <w:color w:val="9E1B32"/>
-                <w:sz w:val="19"/>
-              </w:rPr>
-              <w:t>0.0000042</w:t>
-            </w:r>
-          </w:p>
-        </w:tc>
-        <w:tc>
-          <w:tcPr>
-            <w:tcW w:type="dxa" w:w="3760"/>
-            <w:tcMar>
-              <w:top w:w="60" w:type="dxa"/>
-              <w:left w:w="100" w:type="dxa"/>
-              <w:bottom w:w="60" w:type="dxa"/>
-              <w:right w:w="100" w:type="dxa"/>
-            </w:tcMar>
-            <w:tcBorders>
-              <w:top w:val="single" w:sz="6" w:color="1A1A1A"/>
-              <w:left w:val="single" w:sz="6" w:color="1A1A1A"/>
-              <w:bottom w:val="single" w:sz="6" w:color="1A1A1A"/>
-              <w:right w:val="single" w:sz="6" w:color="1A1A1A"/>
-            </w:tcBorders>
-          </w:tcPr>
-          <w:p>
-            <w:pPr>
-              <w:spacing w:after="0"/>
-            </w:pPr>
-            <w:r>
-              <w:rPr>
-                <w:b w:val="0"/>
-                <w:i w:val="0"/>
-                <w:color w:val="1A1A1A"/>
-                <w:sz w:val="19"/>
-              </w:rPr>
-              <w:t>−4,200,000 — the exponent's sign read as the number's sign [B1G-M 8.NSO.1.4 misconception: E notation]; 0.00000042 — point moved seven places</w:t>
-            </w:r>
-          </w:p>
-        </w:tc>
-      </w:tr>
-      <w:tr>
-        <w:trPr>
-          <w:cantSplit/>
-        </w:trPr>
-        <w:tc>
-          <w:tcPr>
-            <w:tcW w:type="dxa" w:w="400"/>
-            <w:tcMar>
-              <w:top w:w="60" w:type="dxa"/>
-              <w:left w:w="100" w:type="dxa"/>
-              <w:bottom w:w="60" w:type="dxa"/>
-              <w:right w:w="100" w:type="dxa"/>
-            </w:tcMar>
-            <w:tcBorders>
-              <w:top w:val="single" w:sz="6" w:color="1A1A1A"/>
-              <w:left w:val="single" w:sz="6" w:color="1A1A1A"/>
-              <w:bottom w:val="single" w:sz="6" w:color="1A1A1A"/>
-              <w:right w:val="single" w:sz="6" w:color="1A1A1A"/>
-            </w:tcBorders>
-          </w:tcPr>
-          <w:p>
-            <w:pPr>
-              <w:spacing w:after="0"/>
-            </w:pPr>
-            <w:r>
-              <w:rPr>
-                <w:b w:val="0"/>
-                <w:i w:val="0"/>
-                <w:color w:val="1A1A1A"/>
-                <w:sz w:val="19"/>
-              </w:rPr>
-              <w:t>9</w:t>
-            </w:r>
-          </w:p>
-        </w:tc>
-        <w:tc>
-          <w:tcPr>
-            <w:tcW w:type="dxa" w:w="3300"/>
-            <w:tcMar>
-              <w:top w:w="60" w:type="dxa"/>
-              <w:left w:w="100" w:type="dxa"/>
-              <w:bottom w:w="60" w:type="dxa"/>
-              <w:right w:w="100" w:type="dxa"/>
-            </w:tcMar>
-            <w:tcBorders>
-              <w:top w:val="single" w:sz="6" w:color="1A1A1A"/>
-              <w:left w:val="single" w:sz="6" w:color="1A1A1A"/>
-              <w:bottom w:val="single" w:sz="6" w:color="1A1A1A"/>
-              <w:right w:val="single" w:sz="6" w:color="1A1A1A"/>
-            </w:tcBorders>
-          </w:tcPr>
-          <w:p>
-            <w:pPr>
-              <w:spacing w:after="0"/>
-            </w:pPr>
-            <w:r>
-              <w:rPr>
-                <w:b w:val="0"/>
-                <w:i w:val="0"/>
-                <w:color w:val="1A1A1A"/>
-                <w:sz w:val="19"/>
-              </w:rPr>
-              <w:t>Fishing line A is 2 × 10</w:t>
-            </w:r>
-            <w:r>
-              <w:rPr>
-                <w:b w:val="0"/>
-                <w:i w:val="0"/>
-                <w:color w:val="1A1A1A"/>
-                <w:sz w:val="19"/>
-                <w:vertAlign w:val="superscript"/>
-              </w:rPr>
-              <w:t>-2</w:t>
-            </w:r>
-            <w:r>
-              <w:rPr>
-                <w:b w:val="0"/>
-                <w:i w:val="0"/>
-                <w:color w:val="1A1A1A"/>
-                <w:sz w:val="19"/>
-              </w:rPr>
-              <w:t xml:space="preserve"> inch thick. Fishing line B is 6 × 10</w:t>
-            </w:r>
-            <w:r>
-              <w:rPr>
-                <w:b w:val="0"/>
-                <w:i w:val="0"/>
-                <w:color w:val="1A1A1A"/>
-                <w:sz w:val="19"/>
-                <w:vertAlign w:val="superscript"/>
-              </w:rPr>
-              <w:t>-2</w:t>
-            </w:r>
-            <w:r>
-              <w:rPr>
-                <w:b w:val="0"/>
-                <w:i w:val="0"/>
-                <w:color w:val="1A1A1A"/>
-                <w:sz w:val="19"/>
-              </w:rPr>
-              <w:t xml:space="preserve"> inch thick. Which is thicker, and how many times thicker? Give a possible thickness between the two.</w:t>
-            </w:r>
-          </w:p>
-        </w:tc>
-        <w:tc>
-          <w:tcPr>
-            <w:tcW w:type="dxa" w:w="1900"/>
-            <w:tcMar>
-              <w:top w:w="60" w:type="dxa"/>
-              <w:left w:w="100" w:type="dxa"/>
-              <w:bottom w:w="60" w:type="dxa"/>
-              <w:right w:w="100" w:type="dxa"/>
-            </w:tcMar>
-            <w:tcBorders>
-              <w:top w:val="single" w:sz="6" w:color="1A1A1A"/>
-              <w:left w:val="single" w:sz="6" w:color="1A1A1A"/>
-              <w:bottom w:val="single" w:sz="6" w:color="1A1A1A"/>
-              <w:right w:val="single" w:sz="6" w:color="1A1A1A"/>
-            </w:tcBorders>
-          </w:tcPr>
-          <w:p>
-            <w:pPr>
-              <w:spacing w:after="0"/>
-            </w:pPr>
-            <w:r>
-              <w:rPr>
-                <w:b/>
-                <w:i/>
-                <w:color w:val="9E1B32"/>
-                <w:sz w:val="19"/>
-              </w:rPr>
-              <w:t>B; 3 times; e.g. 4 × 10</w:t>
-            </w:r>
-            <w:r>
-              <w:rPr>
-                <w:b/>
-                <w:i/>
-                <w:color w:val="9E1B32"/>
-                <w:sz w:val="19"/>
-                <w:vertAlign w:val="superscript"/>
-              </w:rPr>
-              <w:t>-2</w:t>
-            </w:r>
-            <w:r>
-              <w:rPr>
-                <w:b/>
-                <w:i/>
-                <w:color w:val="9E1B32"/>
-                <w:sz w:val="19"/>
-              </w:rPr>
-              <w:t xml:space="preserve"> in.</w:t>
-            </w:r>
-          </w:p>
-        </w:tc>
-        <w:tc>
-          <w:tcPr>
-            <w:tcW w:type="dxa" w:w="3760"/>
-            <w:tcMar>
-              <w:top w:w="60" w:type="dxa"/>
-              <w:left w:w="100" w:type="dxa"/>
-              <w:bottom w:w="60" w:type="dxa"/>
-              <w:right w:w="100" w:type="dxa"/>
-            </w:tcMar>
-            <w:tcBorders>
-              <w:top w:val="single" w:sz="6" w:color="1A1A1A"/>
-              <w:left w:val="single" w:sz="6" w:color="1A1A1A"/>
-              <w:bottom w:val="single" w:sz="6" w:color="1A1A1A"/>
-              <w:right w:val="single" w:sz="6" w:color="1A1A1A"/>
-            </w:tcBorders>
-          </w:tcPr>
-          <w:p>
-            <w:pPr>
-              <w:spacing w:after="0"/>
-            </w:pPr>
-            <w:r>
-              <w:rPr>
-                <w:b w:val="0"/>
-                <w:i w:val="0"/>
-                <w:color w:val="1A1A1A"/>
-                <w:sz w:val="19"/>
-              </w:rPr>
-              <w:t>'2 × 10</w:t>
-            </w:r>
-            <w:r>
-              <w:rPr>
-                <w:b w:val="0"/>
-                <w:i w:val="0"/>
-                <w:color w:val="1A1A1A"/>
-                <w:sz w:val="19"/>
-                <w:vertAlign w:val="superscript"/>
-              </w:rPr>
-              <w:t>-2</w:t>
-            </w:r>
-            <w:r>
-              <w:rPr>
-                <w:b w:val="0"/>
-                <w:i w:val="0"/>
-                <w:color w:val="1A1A1A"/>
-                <w:sz w:val="19"/>
-              </w:rPr>
-              <w:t xml:space="preserve"> is thicker' — 10</w:t>
-            </w:r>
-            <w:r>
-              <w:rPr>
-                <w:b w:val="0"/>
-                <w:i w:val="0"/>
-                <w:color w:val="1A1A1A"/>
-                <w:sz w:val="19"/>
-                <w:vertAlign w:val="superscript"/>
-              </w:rPr>
-              <w:t>-2</w:t>
-            </w:r>
-            <w:r>
-              <w:rPr>
-                <w:b w:val="0"/>
-                <w:i w:val="0"/>
-                <w:color w:val="1A1A1A"/>
-                <w:sz w:val="19"/>
-              </w:rPr>
-              <w:t xml:space="preserve"> read as making a smaller coefficient bigger; '4 × 10</w:t>
-            </w:r>
-            <w:r>
-              <w:rPr>
-                <w:b w:val="0"/>
-                <w:i w:val="0"/>
-                <w:color w:val="1A1A1A"/>
-                <w:sz w:val="19"/>
-                <w:vertAlign w:val="superscript"/>
-              </w:rPr>
-              <w:t>-1</w:t>
-            </w:r>
-            <w:r>
-              <w:rPr>
-                <w:b w:val="0"/>
-                <w:i w:val="0"/>
-                <w:color w:val="1A1A1A"/>
-                <w:sz w:val="19"/>
-              </w:rPr>
-              <w:t xml:space="preserve"> in between' — power ignored in the in-between value [8.NSO.1.4: both factors matter]</w:t>
-            </w:r>
-          </w:p>
-        </w:tc>
-      </w:tr>
-    </w:tbl>
-    <w:p>
-      <w:pPr>
-        <w:spacing w:after="0" w:before="0" w:line="20" w:lineRule="exact"/>
-      </w:pPr>
-      <w:r>
-        <w:rPr>
-          <w:sz w:val="2"/>
-        </w:rPr>
-      </w:r>
-    </w:p>
-    <w:p>
-      <w:pPr>
-        <w:keepNext/>
-        <w:spacing w:before="280" w:after="120"/>
-        <w:pBdr>
-          <w:bottom w:val="single" w:sz="8" w:space="2" w:color="1A1A1A"/>
-        </w:pBdr>
-      </w:pPr>
-      <w:r>
-        <w:rPr>
-          <w:b/>
-          <w:i w:val="0"/>
-          <w:color w:val="1A1A1A"/>
-          <w:sz w:val="30"/>
-        </w:rPr>
-        <w:t>Question Bank — variation and answers</w:t>
-      </w:r>
-    </w:p>
-    <w:p>
-      <w:pPr>
-        <w:spacing w:before="0" w:after="100"/>
+        <w:spacing w:before="20" w:after="60"/>
+        <w:ind w:left="470" w:hanging="470"/>
       </w:pPr>
       <w:r>
         <w:rPr>
@@ -6970,66 +2303,22 @@
           <w:color w:val="1A1A1A"/>
           <w:sz w:val="21"/>
         </w:rPr>
-        <w:t xml:space="preserve">Variation.  </w:t>
+        <w:t xml:space="preserve">15–16.  </w:t>
       </w:r>
-      <w:r>
-        <w:rPr>
-          <w:b w:val="0"/>
-          <w:i w:val="0"/>
-          <w:color w:val="1A1A1A"/>
-          <w:sz w:val="21"/>
-        </w:rPr>
-        <w:t>Questions 1–4 write in scientific notation with one, two, three and three significant digits and exponents from −2 to −11. 5–6 read notation back. 7 is powers of ten alone: a fraction, two laws, one law. 8 pairs a conversion each way with a comparison by inspection. 9 is the scaffolded comparison with negative exponents in the powers. 10 is the book's word-form values with a sound third row. 11 is the diagnostic multiple choice; 12 separates value from form. 13 crosses from large to small and asks the comparison both ways. The Additional sheet mirrors each position.</w:t>
-      </w:r>
-    </w:p>
-    <w:p>
-      <w:pPr>
-        <w:spacing w:before="0" w:after="120"/>
-      </w:pPr>
-      <w:r>
-        <w:rPr>
-          <w:b w:val="0"/>
-          <w:i w:val="0"/>
-          <w:color w:val="1A1A1A"/>
-          <w:sz w:val="21"/>
-        </w:rPr>
-        <w:t>The bank and its Additional sheet are posted, never assigned; they feed the quizzes. Answers below are the same values the keys print — both come from one source.</w:t>
-      </w:r>
-    </w:p>
-    <w:p>
-      <w:pPr>
-        <w:keepNext/>
-        <w:spacing w:before="200" w:after="60"/>
-      </w:pPr>
       <w:r>
         <w:rPr>
           <w:b/>
           <w:i w:val="0"/>
           <w:color w:val="1A1A1A"/>
-          <w:sz w:val="23"/>
+          <w:sz w:val="21"/>
         </w:rPr>
-        <w:t>Question Bank</w:t>
-      </w:r>
-    </w:p>
-    <w:p>
-      <w:pPr>
-        <w:spacing w:before="0" w:after="60"/>
-        <w:ind w:left="360" w:hanging="360"/>
-      </w:pPr>
-      <w:r>
-        <w:rPr>
-          <w:b/>
-          <w:i w:val="0"/>
-          <w:color w:val="1A1A1A"/>
-          <w:sz w:val="20"/>
-        </w:rPr>
-        <w:t xml:space="preserve">1.  </w:t>
+        <w:t xml:space="preserve">Board 1.  </w:t>
       </w:r>
       <w:r>
         <w:drawing>
           <wp:inline xmlns:a="http://schemas.openxmlformats.org/drawingml/2006/main" xmlns:pic="http://schemas.openxmlformats.org/drawingml/2006/picture">
-            <wp:extent cx="533400" cy="146304"/>
-            <wp:docPr id="19" name="Picture 19"/>
+            <wp:extent cx="280416" cy="143256"/>
+            <wp:docPr id="3" name="Picture 3"/>
             <wp:cNvGraphicFramePr>
               <a:graphicFrameLocks noChangeAspect="1"/>
             </wp:cNvGraphicFramePr>
@@ -7037,11 +2326,11 @@
               <a:graphicData uri="http://schemas.openxmlformats.org/drawingml/2006/picture">
                 <pic:pic>
                   <pic:nvPicPr>
-                    <pic:cNvPr id="0" name="6581b9fadca8d131.png"/>
+                    <pic:cNvPr id="0" name="70db5e1485eda523.png"/>
                     <pic:cNvPicPr/>
                   </pic:nvPicPr>
                   <pic:blipFill>
-                    <a:blip r:embed="rId25"/>
+                    <a:blip r:embed="rId11"/>
                     <a:stretch>
                       <a:fillRect/>
                     </a:stretch>
@@ -7049,154 +2338,7 @@
                   <pic:spPr>
                     <a:xfrm>
                       <a:off x="0" y="0"/>
-                      <a:ext cx="533400" cy="146304"/>
-                    </a:xfrm>
-                    <a:prstGeom prst="rect"/>
-                  </pic:spPr>
-                </pic:pic>
-              </a:graphicData>
-            </a:graphic>
-          </wp:inline>
-        </w:drawing>
-      </w:r>
-    </w:p>
-    <w:p>
-      <w:pPr>
-        <w:spacing w:before="0" w:after="60"/>
-        <w:ind w:left="360" w:hanging="360"/>
-      </w:pPr>
-      <w:r>
-        <w:rPr>
-          <w:b/>
-          <w:i w:val="0"/>
-          <w:color w:val="1A1A1A"/>
-          <w:sz w:val="20"/>
-        </w:rPr>
-        <w:t xml:space="preserve">2.  </w:t>
-      </w:r>
-      <w:r>
-        <w:drawing>
-          <wp:inline xmlns:a="http://schemas.openxmlformats.org/drawingml/2006/main" xmlns:pic="http://schemas.openxmlformats.org/drawingml/2006/picture">
-            <wp:extent cx="658368" cy="146304"/>
-            <wp:docPr id="20" name="Picture 20"/>
-            <wp:cNvGraphicFramePr>
-              <a:graphicFrameLocks noChangeAspect="1"/>
-            </wp:cNvGraphicFramePr>
-            <a:graphic>
-              <a:graphicData uri="http://schemas.openxmlformats.org/drawingml/2006/picture">
-                <pic:pic>
-                  <pic:nvPicPr>
-                    <pic:cNvPr id="0" name="425af821845f22bb.png"/>
-                    <pic:cNvPicPr/>
-                  </pic:nvPicPr>
-                  <pic:blipFill>
-                    <a:blip r:embed="rId26"/>
-                    <a:stretch>
-                      <a:fillRect/>
-                    </a:stretch>
-                  </pic:blipFill>
-                  <pic:spPr>
-                    <a:xfrm>
-                      <a:off x="0" y="0"/>
-                      <a:ext cx="658368" cy="146304"/>
-                    </a:xfrm>
-                    <a:prstGeom prst="rect"/>
-                  </pic:spPr>
-                </pic:pic>
-              </a:graphicData>
-            </a:graphic>
-          </wp:inline>
-        </w:drawing>
-      </w:r>
-    </w:p>
-    <w:p>
-      <w:pPr>
-        <w:spacing w:before="0" w:after="60"/>
-        <w:ind w:left="360" w:hanging="360"/>
-      </w:pPr>
-      <w:r>
-        <w:rPr>
-          <w:b/>
-          <w:i w:val="0"/>
-          <w:color w:val="1A1A1A"/>
-          <w:sz w:val="20"/>
-        </w:rPr>
-        <w:t xml:space="preserve">3.  </w:t>
-      </w:r>
-      <w:r>
-        <w:drawing>
-          <wp:inline xmlns:a="http://schemas.openxmlformats.org/drawingml/2006/main" xmlns:pic="http://schemas.openxmlformats.org/drawingml/2006/picture">
-            <wp:extent cx="734568" cy="146304"/>
-            <wp:docPr id="21" name="Picture 21"/>
-            <wp:cNvGraphicFramePr>
-              <a:graphicFrameLocks noChangeAspect="1"/>
-            </wp:cNvGraphicFramePr>
-            <a:graphic>
-              <a:graphicData uri="http://schemas.openxmlformats.org/drawingml/2006/picture">
-                <pic:pic>
-                  <pic:nvPicPr>
-                    <pic:cNvPr id="0" name="1b15b3785ea3bd26.png"/>
-                    <pic:cNvPicPr/>
-                  </pic:nvPicPr>
-                  <pic:blipFill>
-                    <a:blip r:embed="rId27"/>
-                    <a:stretch>
-                      <a:fillRect/>
-                    </a:stretch>
-                  </pic:blipFill>
-                  <pic:spPr>
-                    <a:xfrm>
-                      <a:off x="0" y="0"/>
-                      <a:ext cx="734568" cy="146304"/>
-                    </a:xfrm>
-                    <a:prstGeom prst="rect"/>
-                  </pic:spPr>
-                </pic:pic>
-              </a:graphicData>
-            </a:graphic>
-          </wp:inline>
-        </w:drawing>
-      </w:r>
-    </w:p>
-    <w:p>
-      <w:pPr>
-        <w:spacing w:before="0" w:after="60"/>
-        <w:ind w:left="360" w:hanging="360"/>
-      </w:pPr>
-      <w:r>
-        <w:rPr>
-          <w:b/>
-          <w:i w:val="0"/>
-          <w:color w:val="1A1A1A"/>
-          <w:sz w:val="20"/>
-        </w:rPr>
-        <w:t xml:space="preserve">4.  </w:t>
-      </w:r>
-      <w:r>
-        <w:drawing>
-          <wp:inline xmlns:a="http://schemas.openxmlformats.org/drawingml/2006/main" xmlns:pic="http://schemas.openxmlformats.org/drawingml/2006/picture">
-            <wp:extent cx="786384" cy="146304"/>
-            <wp:docPr id="22" name="Picture 22"/>
-            <wp:cNvGraphicFramePr>
-              <a:graphicFrameLocks noChangeAspect="1"/>
-            </wp:cNvGraphicFramePr>
-            <a:graphic>
-              <a:graphicData uri="http://schemas.openxmlformats.org/drawingml/2006/picture">
-                <pic:pic>
-                  <pic:nvPicPr>
-                    <pic:cNvPr id="0" name="9f70accd5bdb89e9.png"/>
-                    <pic:cNvPicPr/>
-                  </pic:nvPicPr>
-                  <pic:blipFill>
-                    <a:blip r:embed="rId28"/>
-                    <a:stretch>
-                      <a:fillRect/>
-                    </a:stretch>
-                  </pic:blipFill>
-                  <pic:spPr>
-                    <a:xfrm>
-                      <a:off x="0" y="0"/>
-                      <a:ext cx="786384" cy="146304"/>
+                      <a:ext cx="280416" cy="143256"/>
                     </a:xfrm>
                     <a:prstGeom prst="rect"/>
                   </pic:spPr>
@@ -7208,90 +2350,168 @@
       </w:r>
       <w:r>
         <w:rPr>
+          <w:b w:val="0"/>
+          <w:i w:val="0"/>
+          <w:color w:val="1A1A1A"/>
+          <w:sz w:val="21"/>
+        </w:rPr>
+        <w:t xml:space="preserve">  →  </w:t>
+      </w:r>
+      <w:r>
+        <w:rPr>
           <w:b/>
           <w:i/>
           <w:color w:val="9E1B32"/>
-          <w:sz w:val="20"/>
+          <w:sz w:val="21"/>
         </w:rPr>
-        <w:t xml:space="preserve"> m</w:t>
+        <w:t>0.0001</w:t>
+      </w:r>
+      <w:r>
+        <w:rPr>
+          <w:b w:val="0"/>
+          <w:i/>
+          <w:color w:val="6B6B6B"/>
+          <w:sz w:val="19"/>
+        </w:rPr>
+        <w:t xml:space="preserve">   0.00001 — four zeros written, then the 1 (five places) [8.NSO.1.4: the exponent counts places]; −10,000 — negative exponent read as a negative value [B1G-M 8.NSO.1.3 misconception]</w:t>
       </w:r>
     </w:p>
     <w:p>
       <w:pPr>
-        <w:spacing w:before="0" w:after="60"/>
-        <w:ind w:left="360" w:hanging="360"/>
+        <w:spacing w:before="20" w:after="60"/>
+        <w:ind w:left="470" w:hanging="470"/>
       </w:pPr>
       <w:r>
         <w:rPr>
           <w:b/>
           <w:i w:val="0"/>
           <w:color w:val="1A1A1A"/>
-          <w:sz w:val="20"/>
+          <w:sz w:val="21"/>
         </w:rPr>
-        <w:t xml:space="preserve">5.  </w:t>
+        <w:t xml:space="preserve">17–18.  </w:t>
+      </w:r>
+      <w:r>
+        <w:rPr>
+          <w:b/>
+          <w:i w:val="0"/>
+          <w:color w:val="1A1A1A"/>
+          <w:sz w:val="21"/>
+        </w:rPr>
+        <w:t xml:space="preserve">Board 2.  </w:t>
+      </w:r>
+      <w:r>
+        <w:rPr>
+          <w:b w:val="0"/>
+          <w:i w:val="0"/>
+          <w:color w:val="1A1A1A"/>
+          <w:sz w:val="21"/>
+        </w:rPr>
+        <w:t xml:space="preserve">Write  0.003  in scientific notation.  →  </w:t>
       </w:r>
       <w:r>
         <w:rPr>
           <w:b/>
           <w:i/>
           <w:color w:val="9E1B32"/>
-          <w:sz w:val="20"/>
+          <w:sz w:val="21"/>
         </w:rPr>
-        <w:t>0.000009</w:t>
+        <w:t>3 × 10</w:t>
+      </w:r>
+      <w:r>
+        <w:rPr>
+          <w:b/>
+          <w:i/>
+          <w:color w:val="9E1B32"/>
+          <w:sz w:val="21"/>
+          <w:vertAlign w:val="superscript"/>
+        </w:rPr>
+        <w:t>-3</w:t>
+      </w:r>
+      <w:r>
+        <w:rPr>
+          <w:b w:val="0"/>
+          <w:i/>
+          <w:color w:val="6B6B6B"/>
+          <w:sz w:val="19"/>
+        </w:rPr>
+        <w:t xml:space="preserve">   3 × 10</w:t>
+      </w:r>
+      <w:r>
+        <w:rPr>
+          <w:b w:val="0"/>
+          <w:i/>
+          <w:color w:val="6B6B6B"/>
+          <w:sz w:val="19"/>
+          <w:vertAlign w:val="superscript"/>
+        </w:rPr>
+        <w:t>3</w:t>
+      </w:r>
+      <w:r>
+        <w:rPr>
+          <w:b w:val="0"/>
+          <w:i/>
+          <w:color w:val="6B6B6B"/>
+          <w:sz w:val="19"/>
+        </w:rPr>
+        <w:t xml:space="preserve"> — the sign was dropped: that is 3,000 [8.NSO.1.4: numbers less than 1 need a negative exponent]; 3 × 10</w:t>
+      </w:r>
+      <w:r>
+        <w:rPr>
+          <w:b w:val="0"/>
+          <w:i/>
+          <w:color w:val="6B6B6B"/>
+          <w:sz w:val="19"/>
+          <w:vertAlign w:val="superscript"/>
+        </w:rPr>
+        <w:t>-2</w:t>
+      </w:r>
+      <w:r>
+        <w:rPr>
+          <w:b w:val="0"/>
+          <w:i/>
+          <w:color w:val="6B6B6B"/>
+          <w:sz w:val="19"/>
+        </w:rPr>
+        <w:t xml:space="preserve"> — counted the zeros instead of the place</w:t>
       </w:r>
     </w:p>
     <w:p>
       <w:pPr>
-        <w:spacing w:before="0" w:after="60"/>
-        <w:ind w:left="360" w:hanging="360"/>
+        <w:spacing w:before="20" w:after="60"/>
+        <w:ind w:left="470" w:hanging="470"/>
       </w:pPr>
       <w:r>
         <w:rPr>
           <w:b/>
           <w:i w:val="0"/>
           <w:color w:val="1A1A1A"/>
-          <w:sz w:val="20"/>
+          <w:sz w:val="21"/>
         </w:rPr>
-        <w:t xml:space="preserve">6.  </w:t>
+        <w:t xml:space="preserve">19–20.  </w:t>
       </w:r>
-      <w:r>
-        <w:rPr>
-          <w:b/>
-          <w:i/>
-          <w:color w:val="9E1B32"/>
-          <w:sz w:val="20"/>
-        </w:rPr>
-        <w:t>0.00000018</w:t>
-      </w:r>
-    </w:p>
-    <w:p>
-      <w:pPr>
-        <w:spacing w:before="0" w:after="60"/>
-        <w:ind w:left="360" w:hanging="360"/>
-      </w:pPr>
       <w:r>
         <w:rPr>
           <w:b/>
           <w:i w:val="0"/>
           <w:color w:val="1A1A1A"/>
-          <w:sz w:val="20"/>
+          <w:sz w:val="21"/>
         </w:rPr>
-        <w:t xml:space="preserve">7.  </w:t>
+        <w:t xml:space="preserve">Board 3.  </w:t>
       </w:r>
       <w:r>
         <w:rPr>
-          <w:b/>
-          <w:i/>
-          <w:color w:val="9E1B32"/>
-          <w:sz w:val="20"/>
+          <w:b w:val="0"/>
+          <w:i w:val="0"/>
+          <w:color w:val="1A1A1A"/>
+          <w:sz w:val="21"/>
         </w:rPr>
-        <w:t xml:space="preserve">(a) </w:t>
+        <w:t xml:space="preserve">Write  </w:t>
       </w:r>
       <w:r>
         <w:drawing>
           <wp:inline xmlns:a="http://schemas.openxmlformats.org/drawingml/2006/main" xmlns:pic="http://schemas.openxmlformats.org/drawingml/2006/picture">
-            <wp:extent cx="783336" cy="231648"/>
-            <wp:docPr id="23" name="Picture 23"/>
+            <wp:extent cx="655320" cy="146304"/>
+            <wp:docPr id="4" name="Picture 4"/>
             <wp:cNvGraphicFramePr>
               <a:graphicFrameLocks noChangeAspect="1"/>
             </wp:cNvGraphicFramePr>
@@ -7299,11 +2519,11 @@
               <a:graphicData uri="http://schemas.openxmlformats.org/drawingml/2006/picture">
                 <pic:pic>
                   <pic:nvPicPr>
-                    <pic:cNvPr id="0" name="c0e3f37390e0cf38.png"/>
+                    <pic:cNvPr id="0" name="270029fcd2eead78.png"/>
                     <pic:cNvPicPr/>
                   </pic:nvPicPr>
                   <pic:blipFill>
-                    <a:blip r:embed="rId29"/>
+                    <a:blip r:embed="rId12"/>
                     <a:stretch>
                       <a:fillRect/>
                     </a:stretch>
@@ -7311,7 +2531,7 @@
                   <pic:spPr>
                     <a:xfrm>
                       <a:off x="0" y="0"/>
-                      <a:ext cx="783336" cy="231648"/>
+                      <a:ext cx="655320" cy="146304"/>
                     </a:xfrm>
                     <a:prstGeom prst="rect"/>
                   </pic:spPr>
@@ -7323,18 +2543,285 @@
       </w:r>
       <w:r>
         <w:rPr>
+          <w:b w:val="0"/>
+          <w:i w:val="0"/>
+          <w:color w:val="1A1A1A"/>
+          <w:sz w:val="21"/>
+        </w:rPr>
+        <w:t xml:space="preserve">  in standard form.  →  </w:t>
+      </w:r>
+      <w:r>
+        <w:rPr>
           <w:b/>
           <w:i/>
           <w:color w:val="9E1B32"/>
+          <w:sz w:val="21"/>
+        </w:rPr>
+        <w:t>0.00025</w:t>
+      </w:r>
+      <w:r>
+        <w:rPr>
+          <w:b w:val="0"/>
+          <w:i/>
+          <w:color w:val="6B6B6B"/>
+          <w:sz w:val="19"/>
+        </w:rPr>
+        <w:t xml:space="preserve">   0.000025 — point moved five places [8.NSO.1.4: 10</w:t>
+      </w:r>
+      <w:r>
+        <w:rPr>
+          <w:b w:val="0"/>
+          <w:i/>
+          <w:color w:val="6B6B6B"/>
+          <w:sz w:val="19"/>
+          <w:vertAlign w:val="superscript"/>
+        </w:rPr>
+        <w:t>-4</w:t>
+      </w:r>
+      <w:r>
+        <w:rPr>
+          <w:b w:val="0"/>
+          <w:i/>
+          <w:color w:val="6B6B6B"/>
+          <w:sz w:val="19"/>
+        </w:rPr>
+        <w:t xml:space="preserve"> moves the point four places]; 25,000 — point moved right instead of left [negative exponent read as a large number]</w:t>
+      </w:r>
+    </w:p>
+    <w:p>
+      <w:pPr>
+        <w:spacing w:before="20" w:after="60"/>
+        <w:ind w:left="470" w:hanging="470"/>
+      </w:pPr>
+      <w:r>
+        <w:rPr>
+          <w:b/>
+          <w:i w:val="0"/>
+          <w:color w:val="1A1A1A"/>
+          <w:sz w:val="21"/>
+        </w:rPr>
+        <w:t xml:space="preserve">21–22.  </w:t>
+      </w:r>
+      <w:r>
+        <w:rPr>
+          <w:b/>
+          <w:i w:val="0"/>
+          <w:color w:val="1A1A1A"/>
+          <w:sz w:val="21"/>
+        </w:rPr>
+        <w:t xml:space="preserve">Board 4.  </w:t>
+      </w:r>
+      <w:r>
+        <w:rPr>
+          <w:b w:val="0"/>
+          <w:i w:val="0"/>
+          <w:color w:val="1A1A1A"/>
+          <w:sz w:val="21"/>
+        </w:rPr>
+        <w:t xml:space="preserve">A machine's cutting tolerance is 0.0000988 inch. The part it cuts is 4 inches long. Write the tolerance in scientific notation.  →  </w:t>
+      </w:r>
+      <w:r>
+        <w:rPr>
+          <w:b/>
+          <w:i/>
+          <w:color w:val="9E1B32"/>
+          <w:sz w:val="21"/>
+        </w:rPr>
+        <w:t>9.88 × 10</w:t>
+      </w:r>
+      <w:r>
+        <w:rPr>
+          <w:b/>
+          <w:i/>
+          <w:color w:val="9E1B32"/>
+          <w:sz w:val="21"/>
+          <w:vertAlign w:val="superscript"/>
+        </w:rPr>
+        <w:t>-5</w:t>
+      </w:r>
+      <w:r>
+        <w:rPr>
+          <w:b w:val="0"/>
+          <w:i/>
+          <w:color w:val="6B6B6B"/>
           <w:sz w:val="20"/>
         </w:rPr>
-        <w:t xml:space="preserve">  (b) </w:t>
+        <w:t xml:space="preserve">   The 4-inch length of the part is not needed.</w:t>
+      </w:r>
+      <w:r>
+        <w:rPr>
+          <w:b w:val="0"/>
+          <w:i/>
+          <w:color w:val="6B6B6B"/>
+          <w:sz w:val="19"/>
+        </w:rPr>
+        <w:t xml:space="preserve">   9.88 × 10</w:t>
+      </w:r>
+      <w:r>
+        <w:rPr>
+          <w:b w:val="0"/>
+          <w:i/>
+          <w:color w:val="6B6B6B"/>
+          <w:sz w:val="19"/>
+          <w:vertAlign w:val="superscript"/>
+        </w:rPr>
+        <w:t>-4</w:t>
+      </w:r>
+      <w:r>
+        <w:rPr>
+          <w:b w:val="0"/>
+          <w:i/>
+          <w:color w:val="6B6B6B"/>
+          <w:sz w:val="19"/>
+        </w:rPr>
+        <w:t xml:space="preserve"> — counted the zeros [8.NSO.1.4: exponent = places moved]; 988 × 10</w:t>
+      </w:r>
+      <w:r>
+        <w:rPr>
+          <w:b w:val="0"/>
+          <w:i/>
+          <w:color w:val="6B6B6B"/>
+          <w:sz w:val="19"/>
+          <w:vertAlign w:val="superscript"/>
+        </w:rPr>
+        <w:t>-7</w:t>
+      </w:r>
+      <w:r>
+        <w:rPr>
+          <w:b w:val="0"/>
+          <w:i/>
+          <w:color w:val="6B6B6B"/>
+          <w:sz w:val="19"/>
+        </w:rPr>
+        <w:t xml:space="preserve"> — coefficient not in [1, 10) [B1G-M 8.NSO.1.4 misconception]; anything built from 4 — the unneeded figure was used</w:t>
+      </w:r>
+    </w:p>
+    <w:p>
+      <w:pPr>
+        <w:spacing w:before="20" w:after="60"/>
+        <w:ind w:left="470" w:hanging="470"/>
+      </w:pPr>
+      <w:r>
+        <w:rPr>
+          <w:b/>
+          <w:i w:val="0"/>
+          <w:color w:val="1A1A1A"/>
+          <w:sz w:val="21"/>
+        </w:rPr>
+        <w:t xml:space="preserve">23–24.  </w:t>
+      </w:r>
+      <w:r>
+        <w:rPr>
+          <w:b/>
+          <w:i w:val="0"/>
+          <w:color w:val="1A1A1A"/>
+          <w:sz w:val="21"/>
+        </w:rPr>
+        <w:t xml:space="preserve">Board 5.  </w:t>
+      </w:r>
+      <w:r>
+        <w:rPr>
+          <w:b w:val="0"/>
+          <w:i w:val="0"/>
+          <w:color w:val="1A1A1A"/>
+          <w:sz w:val="21"/>
+        </w:rPr>
+        <w:t xml:space="preserve">Which is  0.00081  written in scientific notation?  →  </w:t>
+      </w:r>
+      <w:r>
+        <w:rPr>
+          <w:b/>
+          <w:i/>
+          <w:color w:val="9E1B32"/>
+          <w:sz w:val="21"/>
+        </w:rPr>
+        <w:t>A — 8.1 × 10</w:t>
+      </w:r>
+      <w:r>
+        <w:rPr>
+          <w:b/>
+          <w:i/>
+          <w:color w:val="9E1B32"/>
+          <w:sz w:val="21"/>
+          <w:vertAlign w:val="superscript"/>
+        </w:rPr>
+        <w:t>-4</w:t>
+      </w:r>
+      <w:r>
+        <w:rPr>
+          <w:b w:val="0"/>
+          <w:i/>
+          <w:color w:val="6B6B6B"/>
+          <w:sz w:val="19"/>
+        </w:rPr>
+        <w:t xml:space="preserve">   (B) counted the three zeros instead of the four places [8.NSO.1.4: exponent = places moved]; (C) equal in value, but 81 is not less than 10 [B1G-M 8.NSO.1.4 misconception: coefficient outside 1 to 10]; (D) the sign was dropped: 8.1 × 10</w:t>
+      </w:r>
+      <w:r>
+        <w:rPr>
+          <w:b w:val="0"/>
+          <w:i/>
+          <w:color w:val="6B6B6B"/>
+          <w:sz w:val="19"/>
+          <w:vertAlign w:val="superscript"/>
+        </w:rPr>
+        <w:t>4</w:t>
+      </w:r>
+      <w:r>
+        <w:rPr>
+          <w:b w:val="0"/>
+          <w:i/>
+          <w:color w:val="6B6B6B"/>
+          <w:sz w:val="19"/>
+        </w:rPr>
+        <w:t xml:space="preserve"> is 81,000 [8.NSO.1.4: numbers less than 1 need a negative exponent]</w:t>
+      </w:r>
+      <w:r>
+        <w:rPr>
+          <w:b w:val="0"/>
+          <w:i/>
+          <w:color w:val="6B6B6B"/>
+          <w:sz w:val="19"/>
+        </w:rPr>
+        <w:t xml:space="preserve">   Split (no option near two-thirds)? Sixty seconds, convince your neighbour, re-vote, then reveal.</w:t>
+      </w:r>
+    </w:p>
+    <w:p>
+      <w:pPr>
+        <w:spacing w:before="20" w:after="60"/>
+        <w:ind w:left="470" w:hanging="470"/>
+      </w:pPr>
+      <w:r>
+        <w:rPr>
+          <w:b/>
+          <w:i w:val="0"/>
+          <w:color w:val="1A1A1A"/>
+          <w:sz w:val="21"/>
+        </w:rPr>
+        <w:t xml:space="preserve">25–26.  </w:t>
+      </w:r>
+      <w:r>
+        <w:rPr>
+          <w:b/>
+          <w:i w:val="0"/>
+          <w:color w:val="1A1A1A"/>
+          <w:sz w:val="21"/>
+        </w:rPr>
+        <w:t xml:space="preserve">Board 6.  </w:t>
+      </w:r>
+      <w:r>
+        <w:rPr>
+          <w:b w:val="0"/>
+          <w:i w:val="0"/>
+          <w:color w:val="1A1A1A"/>
+          <w:sz w:val="21"/>
+        </w:rPr>
+        <w:t xml:space="preserve">How many times larger is  </w:t>
       </w:r>
       <w:r>
         <w:drawing>
           <wp:inline xmlns:a="http://schemas.openxmlformats.org/drawingml/2006/main" xmlns:pic="http://schemas.openxmlformats.org/drawingml/2006/picture">
-            <wp:extent cx="1639824" cy="143256"/>
-            <wp:docPr id="24" name="Picture 24"/>
+            <wp:extent cx="530352" cy="146304"/>
+            <wp:docPr id="5" name="Picture 5"/>
             <wp:cNvGraphicFramePr>
               <a:graphicFrameLocks noChangeAspect="1"/>
             </wp:cNvGraphicFramePr>
@@ -7342,11 +2829,11 @@
               <a:graphicData uri="http://schemas.openxmlformats.org/drawingml/2006/picture">
                 <pic:pic>
                   <pic:nvPicPr>
-                    <pic:cNvPr id="0" name="6ccc96c3995037f3.png"/>
+                    <pic:cNvPr id="0" name="078ad962d3932f73.png"/>
                     <pic:cNvPicPr/>
                   </pic:nvPicPr>
                   <pic:blipFill>
-                    <a:blip r:embed="rId30"/>
+                    <a:blip r:embed="rId13"/>
                     <a:stretch>
                       <a:fillRect/>
                     </a:stretch>
@@ -7354,7 +2841,7 @@
                   <pic:spPr>
                     <a:xfrm>
                       <a:off x="0" y="0"/>
-                      <a:ext cx="1639824" cy="143256"/>
+                      <a:ext cx="530352" cy="146304"/>
                     </a:xfrm>
                     <a:prstGeom prst="rect"/>
                   </pic:spPr>
@@ -7366,18 +2853,18 @@
       </w:r>
       <w:r>
         <w:rPr>
-          <w:b/>
-          <w:i/>
-          <w:color w:val="9E1B32"/>
-          <w:sz w:val="20"/>
+          <w:b w:val="0"/>
+          <w:i w:val="0"/>
+          <w:color w:val="1A1A1A"/>
+          <w:sz w:val="21"/>
         </w:rPr>
-        <w:t xml:space="preserve">  (c) </w:t>
+        <w:t xml:space="preserve">  than  </w:t>
       </w:r>
       <w:r>
         <w:drawing>
           <wp:inline xmlns:a="http://schemas.openxmlformats.org/drawingml/2006/main" xmlns:pic="http://schemas.openxmlformats.org/drawingml/2006/picture">
-            <wp:extent cx="740664" cy="164592"/>
-            <wp:docPr id="25" name="Picture 25"/>
+            <wp:extent cx="530352" cy="146304"/>
+            <wp:docPr id="6" name="Picture 6"/>
             <wp:cNvGraphicFramePr>
               <a:graphicFrameLocks noChangeAspect="1"/>
             </wp:cNvGraphicFramePr>
@@ -7385,11 +2872,11 @@
               <a:graphicData uri="http://schemas.openxmlformats.org/drawingml/2006/picture">
                 <pic:pic>
                   <pic:nvPicPr>
-                    <pic:cNvPr id="0" name="1ba121a61cd453ea.png"/>
+                    <pic:cNvPr id="0" name="d3478281086f4f78.png"/>
                     <pic:cNvPicPr/>
                   </pic:nvPicPr>
                   <pic:blipFill>
-                    <a:blip r:embed="rId31"/>
+                    <a:blip r:embed="rId14"/>
                     <a:stretch>
                       <a:fillRect/>
                     </a:stretch>
@@ -7397,7 +2884,7 @@
                   <pic:spPr>
                     <a:xfrm>
                       <a:off x="0" y="0"/>
-                      <a:ext cx="740664" cy="164592"/>
+                      <a:ext cx="530352" cy="146304"/>
                     </a:xfrm>
                     <a:prstGeom prst="rect"/>
                   </pic:spPr>
@@ -7407,35 +2894,99 @@
           </wp:inline>
         </w:drawing>
       </w:r>
+      <w:r>
+        <w:rPr>
+          <w:b w:val="0"/>
+          <w:i w:val="0"/>
+          <w:color w:val="1A1A1A"/>
+          <w:sz w:val="21"/>
+        </w:rPr>
+        <w:t xml:space="preserve"> ?  →  </w:t>
+      </w:r>
+      <w:r>
+        <w:rPr>
+          <w:b/>
+          <w:i/>
+          <w:color w:val="9E1B32"/>
+          <w:sz w:val="21"/>
+        </w:rPr>
+        <w:t>A — 300</w:t>
+      </w:r>
+      <w:r>
+        <w:rPr>
+          <w:b w:val="0"/>
+          <w:i/>
+          <w:color w:val="6B6B6B"/>
+          <w:sz w:val="19"/>
+        </w:rPr>
+        <w:t xml:space="preserve">   (B) coefficients only — the powers were ignored [8.NSO.1.4: both factors are compared]; (C) 10</w:t>
+      </w:r>
+      <w:r>
+        <w:rPr>
+          <w:b w:val="0"/>
+          <w:i/>
+          <w:color w:val="6B6B6B"/>
+          <w:sz w:val="19"/>
+          <w:vertAlign w:val="superscript"/>
+        </w:rPr>
+        <w:t>2</w:t>
+      </w:r>
+      <w:r>
+        <w:rPr>
+          <w:b w:val="0"/>
+          <w:i/>
+          <w:color w:val="6B6B6B"/>
+          <w:sz w:val="19"/>
+        </w:rPr>
+        <w:t xml:space="preserve"> read as 10 [B1G-M 8.NSO.1.4 misconception: exponent read as the multiplier]; (D) the exponents were subtracted the wrong way, −5 − (−3) = −2 [8.NSO.1.3: quotient law, top minus bottom]</w:t>
+      </w:r>
+      <w:r>
+        <w:rPr>
+          <w:b w:val="0"/>
+          <w:i/>
+          <w:color w:val="6B6B6B"/>
+          <w:sz w:val="19"/>
+        </w:rPr>
+        <w:t xml:space="preserve">   Split (no option near two-thirds)? Sixty seconds, convince your neighbour, re-vote, then reveal.</w:t>
+      </w:r>
     </w:p>
     <w:p>
       <w:pPr>
-        <w:spacing w:before="0" w:after="60"/>
-        <w:ind w:left="360" w:hanging="360"/>
+        <w:spacing w:before="20" w:after="60"/>
+        <w:ind w:left="470" w:hanging="470"/>
       </w:pPr>
       <w:r>
         <w:rPr>
           <w:b/>
           <w:i w:val="0"/>
           <w:color w:val="1A1A1A"/>
-          <w:sz w:val="20"/>
+          <w:sz w:val="21"/>
         </w:rPr>
-        <w:t xml:space="preserve">8.  </w:t>
+        <w:t xml:space="preserve">27–28.  </w:t>
       </w:r>
       <w:r>
         <w:rPr>
           <w:b/>
-          <w:i/>
-          <w:color w:val="9E1B32"/>
-          <w:sz w:val="20"/>
+          <w:i w:val="0"/>
+          <w:color w:val="1A1A1A"/>
+          <w:sz w:val="21"/>
         </w:rPr>
-        <w:t xml:space="preserve">(a) 0.000039  (b) </w:t>
+        <w:t xml:space="preserve">Board 7.  </w:t>
+      </w:r>
+      <w:r>
+        <w:rPr>
+          <w:b w:val="0"/>
+          <w:i w:val="0"/>
+          <w:color w:val="1A1A1A"/>
+          <w:sz w:val="21"/>
+        </w:rPr>
+        <w:t xml:space="preserve">Which is greater,  </w:t>
       </w:r>
       <w:r>
         <w:drawing>
           <wp:inline xmlns:a="http://schemas.openxmlformats.org/drawingml/2006/main" xmlns:pic="http://schemas.openxmlformats.org/drawingml/2006/picture">
-            <wp:extent cx="652272" cy="146304"/>
-            <wp:docPr id="26" name="Picture 26"/>
+            <wp:extent cx="649224" cy="146304"/>
+            <wp:docPr id="7" name="Picture 7"/>
             <wp:cNvGraphicFramePr>
               <a:graphicFrameLocks noChangeAspect="1"/>
             </wp:cNvGraphicFramePr>
@@ -7443,11 +2994,54 @@
               <a:graphicData uri="http://schemas.openxmlformats.org/drawingml/2006/picture">
                 <pic:pic>
                   <pic:nvPicPr>
-                    <pic:cNvPr id="0" name="4ac3e0df4086da3b.png"/>
+                    <pic:cNvPr id="0" name="ff47b2dd22543d92.png"/>
                     <pic:cNvPicPr/>
                   </pic:nvPicPr>
                   <pic:blipFill>
-                    <a:blip r:embed="rId32"/>
+                    <a:blip r:embed="rId15"/>
+                    <a:stretch>
+                      <a:fillRect/>
+                    </a:stretch>
+                  </pic:blipFill>
+                  <pic:spPr>
+                    <a:xfrm>
+                      <a:off x="0" y="0"/>
+                      <a:ext cx="649224" cy="146304"/>
+                    </a:xfrm>
+                    <a:prstGeom prst="rect"/>
+                  </pic:spPr>
+                </pic:pic>
+              </a:graphicData>
+            </a:graphic>
+          </wp:inline>
+        </w:drawing>
+      </w:r>
+      <w:r>
+        <w:rPr>
+          <w:b w:val="0"/>
+          <w:i w:val="0"/>
+          <w:color w:val="1A1A1A"/>
+          <w:sz w:val="21"/>
+        </w:rPr>
+        <w:t xml:space="preserve">  or  </w:t>
+      </w:r>
+      <w:r>
+        <w:drawing>
+          <wp:inline xmlns:a="http://schemas.openxmlformats.org/drawingml/2006/main" xmlns:pic="http://schemas.openxmlformats.org/drawingml/2006/picture">
+            <wp:extent cx="652272" cy="146304"/>
+            <wp:docPr id="8" name="Picture 8"/>
+            <wp:cNvGraphicFramePr>
+              <a:graphicFrameLocks noChangeAspect="1"/>
+            </wp:cNvGraphicFramePr>
+            <a:graphic>
+              <a:graphicData uri="http://schemas.openxmlformats.org/drawingml/2006/picture">
+                <pic:pic>
+                  <pic:nvPicPr>
+                    <pic:cNvPr id="0" name="1f6cd5e7e39398f1.png"/>
+                    <pic:cNvPicPr/>
+                  </pic:nvPicPr>
+                  <pic:blipFill>
+                    <a:blip r:embed="rId16"/>
                     <a:stretch>
                       <a:fillRect/>
                     </a:stretch>
@@ -7467,1353 +3061,341 @@
       </w:r>
       <w:r>
         <w:rPr>
-          <w:b/>
-          <w:i/>
-          <w:color w:val="9E1B32"/>
-          <w:sz w:val="20"/>
+          <w:b w:val="0"/>
+          <w:i w:val="0"/>
+          <w:color w:val="1A1A1A"/>
+          <w:sz w:val="21"/>
         </w:rPr>
-        <w:t xml:space="preserve">  (c) </w:t>
-      </w:r>
-      <w:r>
-        <w:drawing>
-          <wp:inline xmlns:a="http://schemas.openxmlformats.org/drawingml/2006/main" xmlns:pic="http://schemas.openxmlformats.org/drawingml/2006/picture">
-            <wp:extent cx="649224" cy="146304"/>
-            <wp:docPr id="27" name="Picture 27"/>
-            <wp:cNvGraphicFramePr>
-              <a:graphicFrameLocks noChangeAspect="1"/>
-            </wp:cNvGraphicFramePr>
-            <a:graphic>
-              <a:graphicData uri="http://schemas.openxmlformats.org/drawingml/2006/picture">
-                <pic:pic>
-                  <pic:nvPicPr>
-                    <pic:cNvPr id="0" name="71a704ce5cd9cf02.png"/>
-                    <pic:cNvPicPr/>
-                  </pic:nvPicPr>
-                  <pic:blipFill>
-                    <a:blip r:embed="rId33"/>
-                    <a:stretch>
-                      <a:fillRect/>
-                    </a:stretch>
-                  </pic:blipFill>
-                  <pic:spPr>
-                    <a:xfrm>
-                      <a:off x="0" y="0"/>
-                      <a:ext cx="649224" cy="146304"/>
-                    </a:xfrm>
-                    <a:prstGeom prst="rect"/>
-                  </pic:spPr>
-                </pic:pic>
-              </a:graphicData>
-            </a:graphic>
-          </wp:inline>
-        </w:drawing>
+        <w:t xml:space="preserve"> ?  →  </w:t>
       </w:r>
       <w:r>
         <w:rPr>
           <w:b/>
           <w:i/>
           <w:color w:val="9E1B32"/>
-          <w:sz w:val="20"/>
+          <w:sz w:val="21"/>
         </w:rPr>
-        <w:t xml:space="preserve"> — the exponent −5 is greater than −8, so its power of 10 is larger; 0.000039 &gt; 0.000000074.</w:t>
+        <w:t>3.9 × 10</w:t>
+      </w:r>
+      <w:r>
+        <w:rPr>
+          <w:b/>
+          <w:i/>
+          <w:color w:val="9E1B32"/>
+          <w:sz w:val="21"/>
+          <w:vertAlign w:val="superscript"/>
+        </w:rPr>
+        <w:t>-5</w:t>
+      </w:r>
+      <w:r>
+        <w:rPr>
+          <w:b w:val="0"/>
+          <w:i/>
+          <w:color w:val="6B6B6B"/>
+          <w:sz w:val="19"/>
+        </w:rPr>
+        <w:t xml:space="preserve">   7.4 × 10</w:t>
+      </w:r>
+      <w:r>
+        <w:rPr>
+          <w:b w:val="0"/>
+          <w:i/>
+          <w:color w:val="6B6B6B"/>
+          <w:sz w:val="19"/>
+          <w:vertAlign w:val="superscript"/>
+        </w:rPr>
+        <w:t>-8</w:t>
+      </w:r>
+      <w:r>
+        <w:rPr>
+          <w:b w:val="0"/>
+          <w:i/>
+          <w:color w:val="6B6B6B"/>
+          <w:sz w:val="19"/>
+        </w:rPr>
+        <w:t xml:space="preserve"> — coefficients compared first, or −8 read as larger than −5 [B1G-M 8.NSO.1.4: order of magnitude first; integer ordering]</w:t>
       </w:r>
     </w:p>
     <w:p>
       <w:pPr>
-        <w:spacing w:before="0" w:after="60"/>
-        <w:ind w:left="360" w:hanging="360"/>
+        <w:spacing w:before="20" w:after="60"/>
+        <w:ind w:left="470" w:hanging="470"/>
       </w:pPr>
       <w:r>
         <w:rPr>
           <w:b/>
           <w:i w:val="0"/>
           <w:color w:val="1A1A1A"/>
-          <w:sz w:val="20"/>
+          <w:sz w:val="21"/>
         </w:rPr>
-        <w:t xml:space="preserve">9.  </w:t>
+        <w:t xml:space="preserve">29–30.  </w:t>
+      </w:r>
+      <w:r>
+        <w:rPr>
+          <w:b/>
+          <w:i w:val="0"/>
+          <w:color w:val="1A1A1A"/>
+          <w:sz w:val="21"/>
+        </w:rPr>
+        <w:t xml:space="preserve">Board 8.  </w:t>
+      </w:r>
+      <w:r>
+        <w:rPr>
+          <w:b w:val="0"/>
+          <w:i w:val="0"/>
+          <w:color w:val="1A1A1A"/>
+          <w:sz w:val="21"/>
+        </w:rPr>
+        <w:t xml:space="preserve">A computer displays a number as  4.2E−6.  Write the number in standard form.  →  </w:t>
       </w:r>
       <w:r>
         <w:rPr>
           <w:b/>
           <w:i/>
           <w:color w:val="9E1B32"/>
-          <w:sz w:val="20"/>
+          <w:sz w:val="21"/>
         </w:rPr>
-        <w:t xml:space="preserve">(a) 3  (b) </w:t>
+        <w:t>0.0000042</w:t>
       </w:r>
       <w:r>
-        <w:drawing>
-          <wp:inline xmlns:a="http://schemas.openxmlformats.org/drawingml/2006/main" xmlns:pic="http://schemas.openxmlformats.org/drawingml/2006/picture">
-            <wp:extent cx="822960" cy="164592"/>
-            <wp:docPr id="28" name="Picture 28"/>
-            <wp:cNvGraphicFramePr>
-              <a:graphicFrameLocks noChangeAspect="1"/>
-            </wp:cNvGraphicFramePr>
-            <a:graphic>
-              <a:graphicData uri="http://schemas.openxmlformats.org/drawingml/2006/picture">
-                <pic:pic>
-                  <pic:nvPicPr>
-                    <pic:cNvPr id="0" name="d47887d4c3588e9c.png"/>
-                    <pic:cNvPicPr/>
-                  </pic:nvPicPr>
-                  <pic:blipFill>
-                    <a:blip r:embed="rId34"/>
-                    <a:stretch>
-                      <a:fillRect/>
-                    </a:stretch>
-                  </pic:blipFill>
-                  <pic:spPr>
-                    <a:xfrm>
-                      <a:off x="0" y="0"/>
-                      <a:ext cx="822960" cy="164592"/>
-                    </a:xfrm>
-                    <a:prstGeom prst="rect"/>
-                  </pic:spPr>
-                </pic:pic>
-              </a:graphicData>
-            </a:graphic>
-          </wp:inline>
-        </w:drawing>
+        <w:rPr>
+          <w:b w:val="0"/>
+          <w:i/>
+          <w:color w:val="6B6B6B"/>
+          <w:sz w:val="19"/>
+        </w:rPr>
+        <w:t xml:space="preserve">   −4,200,000 — the exponent's sign read as the number's sign [B1G-M 8.NSO.1.4 misconception: E notation]; 0.00000042 — point moved seven places</w:t>
+      </w:r>
+    </w:p>
+    <w:p>
+      <w:pPr>
+        <w:spacing w:before="20" w:after="60"/>
+        <w:ind w:left="470" w:hanging="470"/>
+      </w:pPr>
+      <w:r>
+        <w:rPr>
+          <w:b/>
+          <w:i w:val="0"/>
+          <w:color w:val="1A1A1A"/>
+          <w:sz w:val="21"/>
+        </w:rPr>
+        <w:t xml:space="preserve">31–32.  </w:t>
+      </w:r>
+      <w:r>
+        <w:rPr>
+          <w:b/>
+          <w:i w:val="0"/>
+          <w:color w:val="1A1A1A"/>
+          <w:sz w:val="21"/>
+        </w:rPr>
+        <w:t xml:space="preserve">Board 9.  </w:t>
+      </w:r>
+      <w:r>
+        <w:rPr>
+          <w:b w:val="0"/>
+          <w:i w:val="0"/>
+          <w:color w:val="1A1A1A"/>
+          <w:sz w:val="21"/>
+        </w:rPr>
+        <w:t>Fishing line A is 2 × 10</w:t>
+      </w:r>
+      <w:r>
+        <w:rPr>
+          <w:b w:val="0"/>
+          <w:i w:val="0"/>
+          <w:color w:val="1A1A1A"/>
+          <w:sz w:val="21"/>
+          <w:vertAlign w:val="superscript"/>
+        </w:rPr>
+        <w:t>-2</w:t>
+      </w:r>
+      <w:r>
+        <w:rPr>
+          <w:b w:val="0"/>
+          <w:i w:val="0"/>
+          <w:color w:val="1A1A1A"/>
+          <w:sz w:val="21"/>
+        </w:rPr>
+        <w:t xml:space="preserve"> inch thick. Fishing line B is 6 × 10</w:t>
+      </w:r>
+      <w:r>
+        <w:rPr>
+          <w:b w:val="0"/>
+          <w:i w:val="0"/>
+          <w:color w:val="1A1A1A"/>
+          <w:sz w:val="21"/>
+          <w:vertAlign w:val="superscript"/>
+        </w:rPr>
+        <w:t>-2</w:t>
+      </w:r>
+      <w:r>
+        <w:rPr>
+          <w:b w:val="0"/>
+          <w:i w:val="0"/>
+          <w:color w:val="1A1A1A"/>
+          <w:sz w:val="21"/>
+        </w:rPr>
+        <w:t xml:space="preserve"> inch thick. Which is thicker, and how many times thicker? Give a possible thickness between the two.  →  </w:t>
       </w:r>
       <w:r>
         <w:rPr>
           <w:b/>
           <w:i/>
           <w:color w:val="9E1B32"/>
-          <w:sz w:val="20"/>
+          <w:sz w:val="21"/>
         </w:rPr>
-        <w:t xml:space="preserve">  (c) 3 × 10</w:t>
+        <w:t>B; 3 times; e.g. 4 × 10</w:t>
       </w:r>
       <w:r>
         <w:rPr>
           <w:b/>
           <w:i/>
           <w:color w:val="9E1B32"/>
-          <w:sz w:val="20"/>
+          <w:sz w:val="21"/>
           <w:vertAlign w:val="superscript"/>
         </w:rPr>
-        <w:t>4</w:t>
+        <w:t>-2</w:t>
       </w:r>
       <w:r>
         <w:rPr>
           <w:b/>
           <w:i/>
           <w:color w:val="9E1B32"/>
-          <w:sz w:val="20"/>
+          <w:sz w:val="21"/>
         </w:rPr>
-        <w:t xml:space="preserve"> = 30,000 times larger</w:t>
+        <w:t xml:space="preserve"> in.</w:t>
+      </w:r>
+      <w:r>
+        <w:rPr>
+          <w:b w:val="0"/>
+          <w:i/>
+          <w:color w:val="6B6B6B"/>
+          <w:sz w:val="19"/>
+        </w:rPr>
+        <w:t xml:space="preserve">   '2 × 10</w:t>
+      </w:r>
+      <w:r>
+        <w:rPr>
+          <w:b w:val="0"/>
+          <w:i/>
+          <w:color w:val="6B6B6B"/>
+          <w:sz w:val="19"/>
+          <w:vertAlign w:val="superscript"/>
+        </w:rPr>
+        <w:t>-2</w:t>
+      </w:r>
+      <w:r>
+        <w:rPr>
+          <w:b w:val="0"/>
+          <w:i/>
+          <w:color w:val="6B6B6B"/>
+          <w:sz w:val="19"/>
+        </w:rPr>
+        <w:t xml:space="preserve"> is thicker' — 10</w:t>
+      </w:r>
+      <w:r>
+        <w:rPr>
+          <w:b w:val="0"/>
+          <w:i/>
+          <w:color w:val="6B6B6B"/>
+          <w:sz w:val="19"/>
+          <w:vertAlign w:val="superscript"/>
+        </w:rPr>
+        <w:t>-2</w:t>
+      </w:r>
+      <w:r>
+        <w:rPr>
+          <w:b w:val="0"/>
+          <w:i/>
+          <w:color w:val="6B6B6B"/>
+          <w:sz w:val="19"/>
+        </w:rPr>
+        <w:t xml:space="preserve"> read as making a smaller coefficient bigger; '4 × 10</w:t>
+      </w:r>
+      <w:r>
+        <w:rPr>
+          <w:b w:val="0"/>
+          <w:i/>
+          <w:color w:val="6B6B6B"/>
+          <w:sz w:val="19"/>
+          <w:vertAlign w:val="superscript"/>
+        </w:rPr>
+        <w:t>-1</w:t>
+      </w:r>
+      <w:r>
+        <w:rPr>
+          <w:b w:val="0"/>
+          <w:i/>
+          <w:color w:val="6B6B6B"/>
+          <w:sz w:val="19"/>
+        </w:rPr>
+        <w:t xml:space="preserve"> in between' — power ignored in the in-between value [8.NSO.1.4: both factors matter]</w:t>
       </w:r>
     </w:p>
     <w:p>
       <w:pPr>
-        <w:spacing w:before="0" w:after="60"/>
-        <w:ind w:left="360" w:hanging="360"/>
+        <w:spacing w:before="20" w:after="60"/>
+        <w:ind w:left="470" w:hanging="470"/>
       </w:pPr>
       <w:r>
         <w:rPr>
           <w:b/>
           <w:i w:val="0"/>
           <w:color w:val="1A1A1A"/>
-          <w:sz w:val="20"/>
+          <w:sz w:val="21"/>
         </w:rPr>
-        <w:t xml:space="preserve">10.  </w:t>
+        <w:t xml:space="preserve">33.  </w:t>
       </w:r>
       <w:r>
         <w:rPr>
           <w:b/>
-          <w:i/>
-          <w:color w:val="9E1B32"/>
-          <w:sz w:val="20"/>
+          <w:i w:val="0"/>
+          <w:color w:val="1A1A1A"/>
+          <w:sz w:val="21"/>
         </w:rPr>
-        <w:t xml:space="preserve">(a) </w:t>
-      </w:r>
-      <w:r>
-        <w:drawing>
-          <wp:inline xmlns:a="http://schemas.openxmlformats.org/drawingml/2006/main" xmlns:pic="http://schemas.openxmlformats.org/drawingml/2006/picture">
-            <wp:extent cx="1353312" cy="146304"/>
-            <wp:docPr id="29" name="Picture 29"/>
-            <wp:cNvGraphicFramePr>
-              <a:graphicFrameLocks noChangeAspect="1"/>
-            </wp:cNvGraphicFramePr>
-            <a:graphic>
-              <a:graphicData uri="http://schemas.openxmlformats.org/drawingml/2006/picture">
-                <pic:pic>
-                  <pic:nvPicPr>
-                    <pic:cNvPr id="0" name="13d7595b6ad8b25d.png"/>
-                    <pic:cNvPicPr/>
-                  </pic:nvPicPr>
-                  <pic:blipFill>
-                    <a:blip r:embed="rId35"/>
-                    <a:stretch>
-                      <a:fillRect/>
-                    </a:stretch>
-                  </pic:blipFill>
-                  <pic:spPr>
-                    <a:xfrm>
-                      <a:off x="0" y="0"/>
-                      <a:ext cx="1353312" cy="146304"/>
-                    </a:xfrm>
-                    <a:prstGeom prst="rect"/>
-                  </pic:spPr>
-                </pic:pic>
-              </a:graphicData>
-            </a:graphic>
-          </wp:inline>
-        </w:drawing>
+        <w:t xml:space="preserve">Independent Set — Six questions. On your own, in silence..  </w:t>
       </w:r>
       <w:r>
         <w:rPr>
-          <w:b/>
-          <w:i/>
-          <w:color w:val="9E1B32"/>
-          <w:sz w:val="20"/>
+          <w:b w:val="0"/>
+          <w:i w:val="0"/>
+          <w:color w:val="1A1A1A"/>
+          <w:sz w:val="21"/>
         </w:rPr>
-        <w:t xml:space="preserve">  (b) </w:t>
-      </w:r>
-      <w:r>
-        <w:drawing>
-          <wp:inline xmlns:a="http://schemas.openxmlformats.org/drawingml/2006/main" xmlns:pic="http://schemas.openxmlformats.org/drawingml/2006/picture">
-            <wp:extent cx="734568" cy="146304"/>
-            <wp:docPr id="30" name="Picture 30"/>
-            <wp:cNvGraphicFramePr>
-              <a:graphicFrameLocks noChangeAspect="1"/>
-            </wp:cNvGraphicFramePr>
-            <a:graphic>
-              <a:graphicData uri="http://schemas.openxmlformats.org/drawingml/2006/picture">
-                <pic:pic>
-                  <pic:nvPicPr>
-                    <pic:cNvPr id="0" name="27313eb5c5d44859.png"/>
-                    <pic:cNvPicPr/>
-                  </pic:nvPicPr>
-                  <pic:blipFill>
-                    <a:blip r:embed="rId36"/>
-                    <a:stretch>
-                      <a:fillRect/>
-                    </a:stretch>
-                  </pic:blipFill>
-                  <pic:spPr>
-                    <a:xfrm>
-                      <a:off x="0" y="0"/>
-                      <a:ext cx="734568" cy="146304"/>
-                    </a:xfrm>
-                    <a:prstGeom prst="rect"/>
-                  </pic:spPr>
-                </pic:pic>
-              </a:graphicData>
-            </a:graphic>
-          </wp:inline>
-        </w:drawing>
-      </w:r>
-      <w:r>
-        <w:rPr>
-          <w:b/>
-          <w:i/>
-          <w:color w:val="9E1B32"/>
-          <w:sz w:val="20"/>
-        </w:rPr>
-        <w:t xml:space="preserve">  (c) </w:t>
-      </w:r>
-      <w:r>
-        <w:drawing>
-          <wp:inline xmlns:a="http://schemas.openxmlformats.org/drawingml/2006/main" xmlns:pic="http://schemas.openxmlformats.org/drawingml/2006/picture">
-            <wp:extent cx="1517904" cy="146304"/>
-            <wp:docPr id="31" name="Picture 31"/>
-            <wp:cNvGraphicFramePr>
-              <a:graphicFrameLocks noChangeAspect="1"/>
-            </wp:cNvGraphicFramePr>
-            <a:graphic>
-              <a:graphicData uri="http://schemas.openxmlformats.org/drawingml/2006/picture">
-                <pic:pic>
-                  <pic:nvPicPr>
-                    <pic:cNvPr id="0" name="979697fb48bff664.png"/>
-                    <pic:cNvPicPr/>
-                  </pic:nvPicPr>
-                  <pic:blipFill>
-                    <a:blip r:embed="rId37"/>
-                    <a:stretch>
-                      <a:fillRect/>
-                    </a:stretch>
-                  </pic:blipFill>
-                  <pic:spPr>
-                    <a:xfrm>
-                      <a:off x="0" y="0"/>
-                      <a:ext cx="1517904" cy="146304"/>
-                    </a:xfrm>
-                    <a:prstGeom prst="rect"/>
-                  </pic:spPr>
-                </pic:pic>
-              </a:graphicData>
-            </a:graphic>
-          </wp:inline>
-        </w:drawing>
+        <w:t>Hand out the Independent Set.</w:t>
       </w:r>
     </w:p>
     <w:p>
       <w:pPr>
-        <w:spacing w:before="0" w:after="60"/>
-        <w:ind w:left="360" w:hanging="360"/>
+        <w:spacing w:before="20" w:after="60"/>
+        <w:ind w:left="470" w:hanging="470"/>
       </w:pPr>
       <w:r>
         <w:rPr>
           <w:b/>
           <w:i w:val="0"/>
           <w:color w:val="1A1A1A"/>
-          <w:sz w:val="20"/>
+          <w:sz w:val="21"/>
         </w:rPr>
-        <w:t xml:space="preserve">11.  </w:t>
+        <w:t xml:space="preserve">34.  </w:t>
       </w:r>
-      <w:r>
-        <w:rPr>
-          <w:b/>
-          <w:i/>
-          <w:color w:val="9E1B32"/>
-          <w:sz w:val="20"/>
-        </w:rPr>
-        <w:t>A  A</w:t>
-      </w:r>
-    </w:p>
-    <w:p>
-      <w:pPr>
-        <w:spacing w:before="0" w:after="60"/>
-        <w:ind w:left="360" w:hanging="360"/>
-      </w:pPr>
       <w:r>
         <w:rPr>
           <w:b/>
           <w:i w:val="0"/>
           <w:color w:val="1A1A1A"/>
-          <w:sz w:val="20"/>
+          <w:sz w:val="21"/>
         </w:rPr>
-        <w:t xml:space="preserve">12.  </w:t>
+        <w:t xml:space="preserve">IXL — Last five minutes..  </w:t>
       </w:r>
       <w:r>
         <w:rPr>
-          <w:b/>
-          <w:i/>
-          <w:color w:val="9E1B32"/>
-          <w:sz w:val="20"/>
-        </w:rPr>
-        <w:t>A, B, C, D  A, B, C and D</w:t>
-      </w:r>
-    </w:p>
-    <w:p>
-      <w:pPr>
-        <w:spacing w:before="0" w:after="60"/>
-        <w:ind w:left="360" w:hanging="360"/>
-      </w:pPr>
-      <w:r>
-        <w:rPr>
-          <w:b/>
+          <w:b w:val="0"/>
           <w:i w:val="0"/>
           <w:color w:val="1A1A1A"/>
-          <w:sz w:val="20"/>
+          <w:sz w:val="21"/>
         </w:rPr>
-        <w:t xml:space="preserve">13.  </w:t>
-      </w:r>
-      <w:r>
-        <w:rPr>
-          <w:b/>
-          <w:i/>
-          <w:color w:val="9E1B32"/>
-          <w:sz w:val="20"/>
-        </w:rPr>
-        <w:t xml:space="preserve">(a) </w:t>
-      </w:r>
-      <w:r>
-        <w:drawing>
-          <wp:inline xmlns:a="http://schemas.openxmlformats.org/drawingml/2006/main" xmlns:pic="http://schemas.openxmlformats.org/drawingml/2006/picture">
-            <wp:extent cx="259080" cy="143256"/>
-            <wp:docPr id="32" name="Picture 32"/>
-            <wp:cNvGraphicFramePr>
-              <a:graphicFrameLocks noChangeAspect="1"/>
-            </wp:cNvGraphicFramePr>
-            <a:graphic>
-              <a:graphicData uri="http://schemas.openxmlformats.org/drawingml/2006/picture">
-                <pic:pic>
-                  <pic:nvPicPr>
-                    <pic:cNvPr id="0" name="1f31c80b8d613535.png"/>
-                    <pic:cNvPicPr/>
-                  </pic:nvPicPr>
-                  <pic:blipFill>
-                    <a:blip r:embed="rId38"/>
-                    <a:stretch>
-                      <a:fillRect/>
-                    </a:stretch>
-                  </pic:blipFill>
-                  <pic:spPr>
-                    <a:xfrm>
-                      <a:off x="0" y="0"/>
-                      <a:ext cx="259080" cy="143256"/>
-                    </a:xfrm>
-                    <a:prstGeom prst="rect"/>
-                  </pic:spPr>
-                </pic:pic>
-              </a:graphicData>
-            </a:graphic>
-          </wp:inline>
-        </w:drawing>
-      </w:r>
-      <w:r>
-        <w:rPr>
-          <w:b/>
-          <w:i/>
-          <w:color w:val="9E1B32"/>
-          <w:sz w:val="20"/>
-        </w:rPr>
-        <w:t xml:space="preserve"> = 1,000,000,000,000 times  (b) </w:t>
-      </w:r>
-      <w:r>
-        <w:drawing>
-          <wp:inline xmlns:a="http://schemas.openxmlformats.org/drawingml/2006/main" xmlns:pic="http://schemas.openxmlformats.org/drawingml/2006/picture">
-            <wp:extent cx="259080" cy="143256"/>
-            <wp:docPr id="33" name="Picture 33"/>
-            <wp:cNvGraphicFramePr>
-              <a:graphicFrameLocks noChangeAspect="1"/>
-            </wp:cNvGraphicFramePr>
-            <a:graphic>
-              <a:graphicData uri="http://schemas.openxmlformats.org/drawingml/2006/picture">
-                <pic:pic>
-                  <pic:nvPicPr>
-                    <pic:cNvPr id="0" name="1f31c80b8d613535.png"/>
-                    <pic:cNvPicPr/>
-                  </pic:nvPicPr>
-                  <pic:blipFill>
-                    <a:blip r:embed="rId38"/>
-                    <a:stretch>
-                      <a:fillRect/>
-                    </a:stretch>
-                  </pic:blipFill>
-                  <pic:spPr>
-                    <a:xfrm>
-                      <a:off x="0" y="0"/>
-                      <a:ext cx="259080" cy="143256"/>
-                    </a:xfrm>
-                    <a:prstGeom prst="rect"/>
-                  </pic:spPr>
-                </pic:pic>
-              </a:graphicData>
-            </a:graphic>
-          </wp:inline>
-        </w:drawing>
-      </w:r>
-      <w:r>
-        <w:rPr>
-          <w:b/>
-          <w:i/>
-          <w:color w:val="9E1B32"/>
-          <w:sz w:val="20"/>
-        </w:rPr>
-        <w:t xml:space="preserve"> times slower — the same comparison read the other way.</w:t>
-      </w:r>
-    </w:p>
-    <w:p>
-      <w:pPr>
-        <w:keepNext/>
-        <w:spacing w:before="200" w:after="60"/>
-      </w:pPr>
-      <w:r>
-        <w:rPr>
-          <w:b/>
-          <w:i w:val="0"/>
-          <w:color w:val="1A1A1A"/>
-          <w:sz w:val="23"/>
-        </w:rPr>
-        <w:t>Question Bank — Additional</w:t>
-      </w:r>
-    </w:p>
-    <w:p>
-      <w:pPr>
-        <w:spacing w:before="0" w:after="60"/>
-        <w:ind w:left="360" w:hanging="360"/>
-      </w:pPr>
-      <w:r>
-        <w:rPr>
-          <w:b/>
-          <w:i w:val="0"/>
-          <w:color w:val="1A1A1A"/>
-          <w:sz w:val="20"/>
-        </w:rPr>
-        <w:t xml:space="preserve">1.  </w:t>
-      </w:r>
-      <w:r>
-        <w:drawing>
-          <wp:inline xmlns:a="http://schemas.openxmlformats.org/drawingml/2006/main" xmlns:pic="http://schemas.openxmlformats.org/drawingml/2006/picture">
-            <wp:extent cx="524256" cy="146304"/>
-            <wp:docPr id="34" name="Picture 34"/>
-            <wp:cNvGraphicFramePr>
-              <a:graphicFrameLocks noChangeAspect="1"/>
-            </wp:cNvGraphicFramePr>
-            <a:graphic>
-              <a:graphicData uri="http://schemas.openxmlformats.org/drawingml/2006/picture">
-                <pic:pic>
-                  <pic:nvPicPr>
-                    <pic:cNvPr id="0" name="fc68a172bce133ae.png"/>
-                    <pic:cNvPicPr/>
-                  </pic:nvPicPr>
-                  <pic:blipFill>
-                    <a:blip r:embed="rId39"/>
-                    <a:stretch>
-                      <a:fillRect/>
-                    </a:stretch>
-                  </pic:blipFill>
-                  <pic:spPr>
-                    <a:xfrm>
-                      <a:off x="0" y="0"/>
-                      <a:ext cx="524256" cy="146304"/>
-                    </a:xfrm>
-                    <a:prstGeom prst="rect"/>
-                  </pic:spPr>
-                </pic:pic>
-              </a:graphicData>
-            </a:graphic>
-          </wp:inline>
-        </w:drawing>
-      </w:r>
-    </w:p>
-    <w:p>
-      <w:pPr>
-        <w:spacing w:before="0" w:after="60"/>
-        <w:ind w:left="360" w:hanging="360"/>
-      </w:pPr>
-      <w:r>
-        <w:rPr>
-          <w:b/>
-          <w:i w:val="0"/>
-          <w:color w:val="1A1A1A"/>
-          <w:sz w:val="20"/>
-        </w:rPr>
-        <w:t xml:space="preserve">2.  </w:t>
-      </w:r>
-      <w:r>
-        <w:drawing>
-          <wp:inline xmlns:a="http://schemas.openxmlformats.org/drawingml/2006/main" xmlns:pic="http://schemas.openxmlformats.org/drawingml/2006/picture">
-            <wp:extent cx="652272" cy="143256"/>
-            <wp:docPr id="35" name="Picture 35"/>
-            <wp:cNvGraphicFramePr>
-              <a:graphicFrameLocks noChangeAspect="1"/>
-            </wp:cNvGraphicFramePr>
-            <a:graphic>
-              <a:graphicData uri="http://schemas.openxmlformats.org/drawingml/2006/picture">
-                <pic:pic>
-                  <pic:nvPicPr>
-                    <pic:cNvPr id="0" name="96ae7b05631e208c.png"/>
-                    <pic:cNvPicPr/>
-                  </pic:nvPicPr>
-                  <pic:blipFill>
-                    <a:blip r:embed="rId40"/>
-                    <a:stretch>
-                      <a:fillRect/>
-                    </a:stretch>
-                  </pic:blipFill>
-                  <pic:spPr>
-                    <a:xfrm>
-                      <a:off x="0" y="0"/>
-                      <a:ext cx="652272" cy="143256"/>
-                    </a:xfrm>
-                    <a:prstGeom prst="rect"/>
-                  </pic:spPr>
-                </pic:pic>
-              </a:graphicData>
-            </a:graphic>
-          </wp:inline>
-        </w:drawing>
-      </w:r>
-    </w:p>
-    <w:p>
-      <w:pPr>
-        <w:spacing w:before="0" w:after="60"/>
-        <w:ind w:left="360" w:hanging="360"/>
-      </w:pPr>
-      <w:r>
-        <w:rPr>
-          <w:b/>
-          <w:i w:val="0"/>
-          <w:color w:val="1A1A1A"/>
-          <w:sz w:val="20"/>
-        </w:rPr>
-        <w:t xml:space="preserve">3.  </w:t>
-      </w:r>
-      <w:r>
-        <w:drawing>
-          <wp:inline xmlns:a="http://schemas.openxmlformats.org/drawingml/2006/main" xmlns:pic="http://schemas.openxmlformats.org/drawingml/2006/picture">
-            <wp:extent cx="740664" cy="146304"/>
-            <wp:docPr id="36" name="Picture 36"/>
-            <wp:cNvGraphicFramePr>
-              <a:graphicFrameLocks noChangeAspect="1"/>
-            </wp:cNvGraphicFramePr>
-            <a:graphic>
-              <a:graphicData uri="http://schemas.openxmlformats.org/drawingml/2006/picture">
-                <pic:pic>
-                  <pic:nvPicPr>
-                    <pic:cNvPr id="0" name="ef872e3920b6953f.png"/>
-                    <pic:cNvPicPr/>
-                  </pic:nvPicPr>
-                  <pic:blipFill>
-                    <a:blip r:embed="rId41"/>
-                    <a:stretch>
-                      <a:fillRect/>
-                    </a:stretch>
-                  </pic:blipFill>
-                  <pic:spPr>
-                    <a:xfrm>
-                      <a:off x="0" y="0"/>
-                      <a:ext cx="740664" cy="146304"/>
-                    </a:xfrm>
-                    <a:prstGeom prst="rect"/>
-                  </pic:spPr>
-                </pic:pic>
-              </a:graphicData>
-            </a:graphic>
-          </wp:inline>
-        </w:drawing>
-      </w:r>
-    </w:p>
-    <w:p>
-      <w:pPr>
-        <w:spacing w:before="0" w:after="60"/>
-        <w:ind w:left="360" w:hanging="360"/>
-      </w:pPr>
-      <w:r>
-        <w:rPr>
-          <w:b/>
-          <w:i w:val="0"/>
-          <w:color w:val="1A1A1A"/>
-          <w:sz w:val="20"/>
-        </w:rPr>
-        <w:t xml:space="preserve">4.  </w:t>
-      </w:r>
-      <w:r>
-        <w:drawing>
-          <wp:inline xmlns:a="http://schemas.openxmlformats.org/drawingml/2006/main" xmlns:pic="http://schemas.openxmlformats.org/drawingml/2006/picture">
-            <wp:extent cx="704088" cy="146304"/>
-            <wp:docPr id="37" name="Picture 37"/>
-            <wp:cNvGraphicFramePr>
-              <a:graphicFrameLocks noChangeAspect="1"/>
-            </wp:cNvGraphicFramePr>
-            <a:graphic>
-              <a:graphicData uri="http://schemas.openxmlformats.org/drawingml/2006/picture">
-                <pic:pic>
-                  <pic:nvPicPr>
-                    <pic:cNvPr id="0" name="e45c38e53e28154e.png"/>
-                    <pic:cNvPicPr/>
-                  </pic:nvPicPr>
-                  <pic:blipFill>
-                    <a:blip r:embed="rId42"/>
-                    <a:stretch>
-                      <a:fillRect/>
-                    </a:stretch>
-                  </pic:blipFill>
-                  <pic:spPr>
-                    <a:xfrm>
-                      <a:off x="0" y="0"/>
-                      <a:ext cx="704088" cy="146304"/>
-                    </a:xfrm>
-                    <a:prstGeom prst="rect"/>
-                  </pic:spPr>
-                </pic:pic>
-              </a:graphicData>
-            </a:graphic>
-          </wp:inline>
-        </w:drawing>
-      </w:r>
-      <w:r>
-        <w:rPr>
-          <w:b/>
-          <w:i/>
-          <w:color w:val="9E1B32"/>
-          <w:sz w:val="20"/>
-        </w:rPr>
-        <w:t xml:space="preserve"> s</w:t>
-      </w:r>
-    </w:p>
-    <w:p>
-      <w:pPr>
-        <w:spacing w:before="0" w:after="60"/>
-        <w:ind w:left="360" w:hanging="360"/>
-      </w:pPr>
-      <w:r>
-        <w:rPr>
-          <w:b/>
-          <w:i w:val="0"/>
-          <w:color w:val="1A1A1A"/>
-          <w:sz w:val="20"/>
-        </w:rPr>
-        <w:t xml:space="preserve">5.  </w:t>
-      </w:r>
-      <w:r>
-        <w:rPr>
-          <w:b/>
-          <w:i/>
-          <w:color w:val="9E1B32"/>
-          <w:sz w:val="20"/>
-        </w:rPr>
-        <w:t>0.00007</w:t>
-      </w:r>
-    </w:p>
-    <w:p>
-      <w:pPr>
-        <w:spacing w:before="0" w:after="60"/>
-        <w:ind w:left="360" w:hanging="360"/>
-      </w:pPr>
-      <w:r>
-        <w:rPr>
-          <w:b/>
-          <w:i w:val="0"/>
-          <w:color w:val="1A1A1A"/>
-          <w:sz w:val="20"/>
-        </w:rPr>
-        <w:t xml:space="preserve">6.  </w:t>
-      </w:r>
-      <w:r>
-        <w:rPr>
-          <w:b/>
-          <w:i/>
-          <w:color w:val="9E1B32"/>
-          <w:sz w:val="20"/>
-        </w:rPr>
-        <w:t>0.000000026</w:t>
-      </w:r>
-    </w:p>
-    <w:p>
-      <w:pPr>
-        <w:spacing w:before="0" w:after="60"/>
-        <w:ind w:left="360" w:hanging="360"/>
-      </w:pPr>
-      <w:r>
-        <w:rPr>
-          <w:b/>
-          <w:i w:val="0"/>
-          <w:color w:val="1A1A1A"/>
-          <w:sz w:val="20"/>
-        </w:rPr>
-        <w:t xml:space="preserve">7.  </w:t>
-      </w:r>
-      <w:r>
-        <w:rPr>
-          <w:b/>
-          <w:i/>
-          <w:color w:val="9E1B32"/>
-          <w:sz w:val="20"/>
-        </w:rPr>
-        <w:t xml:space="preserve">(a) </w:t>
-      </w:r>
-      <w:r>
-        <w:drawing>
-          <wp:inline xmlns:a="http://schemas.openxmlformats.org/drawingml/2006/main" xmlns:pic="http://schemas.openxmlformats.org/drawingml/2006/picture">
-            <wp:extent cx="1130808" cy="231648"/>
-            <wp:docPr id="38" name="Picture 38"/>
-            <wp:cNvGraphicFramePr>
-              <a:graphicFrameLocks noChangeAspect="1"/>
-            </wp:cNvGraphicFramePr>
-            <a:graphic>
-              <a:graphicData uri="http://schemas.openxmlformats.org/drawingml/2006/picture">
-                <pic:pic>
-                  <pic:nvPicPr>
-                    <pic:cNvPr id="0" name="e8757be5a90de39a.png"/>
-                    <pic:cNvPicPr/>
-                  </pic:nvPicPr>
-                  <pic:blipFill>
-                    <a:blip r:embed="rId43"/>
-                    <a:stretch>
-                      <a:fillRect/>
-                    </a:stretch>
-                  </pic:blipFill>
-                  <pic:spPr>
-                    <a:xfrm>
-                      <a:off x="0" y="0"/>
-                      <a:ext cx="1130808" cy="231648"/>
-                    </a:xfrm>
-                    <a:prstGeom prst="rect"/>
-                  </pic:spPr>
-                </pic:pic>
-              </a:graphicData>
-            </a:graphic>
-          </wp:inline>
-        </w:drawing>
-      </w:r>
-      <w:r>
-        <w:rPr>
-          <w:b/>
-          <w:i/>
-          <w:color w:val="9E1B32"/>
-          <w:sz w:val="20"/>
-        </w:rPr>
-        <w:t xml:space="preserve">  (b) </w:t>
-      </w:r>
-      <w:r>
-        <w:drawing>
-          <wp:inline xmlns:a="http://schemas.openxmlformats.org/drawingml/2006/main" xmlns:pic="http://schemas.openxmlformats.org/drawingml/2006/picture">
-            <wp:extent cx="2535936" cy="170688"/>
-            <wp:docPr id="39" name="Picture 39"/>
-            <wp:cNvGraphicFramePr>
-              <a:graphicFrameLocks noChangeAspect="1"/>
-            </wp:cNvGraphicFramePr>
-            <a:graphic>
-              <a:graphicData uri="http://schemas.openxmlformats.org/drawingml/2006/picture">
-                <pic:pic>
-                  <pic:nvPicPr>
-                    <pic:cNvPr id="0" name="35c0edc180ae485a.png"/>
-                    <pic:cNvPicPr/>
-                  </pic:nvPicPr>
-                  <pic:blipFill>
-                    <a:blip r:embed="rId44"/>
-                    <a:stretch>
-                      <a:fillRect/>
-                    </a:stretch>
-                  </pic:blipFill>
-                  <pic:spPr>
-                    <a:xfrm>
-                      <a:off x="0" y="0"/>
-                      <a:ext cx="2535936" cy="170688"/>
-                    </a:xfrm>
-                    <a:prstGeom prst="rect"/>
-                  </pic:spPr>
-                </pic:pic>
-              </a:graphicData>
-            </a:graphic>
-          </wp:inline>
-        </w:drawing>
-      </w:r>
-      <w:r>
-        <w:rPr>
-          <w:b/>
-          <w:i/>
-          <w:color w:val="9E1B32"/>
-          <w:sz w:val="20"/>
-        </w:rPr>
-        <w:t xml:space="preserve">  (c) </w:t>
-      </w:r>
-      <w:r>
-        <w:drawing>
-          <wp:inline xmlns:a="http://schemas.openxmlformats.org/drawingml/2006/main" xmlns:pic="http://schemas.openxmlformats.org/drawingml/2006/picture">
-            <wp:extent cx="807720" cy="143256"/>
-            <wp:docPr id="40" name="Picture 40"/>
-            <wp:cNvGraphicFramePr>
-              <a:graphicFrameLocks noChangeAspect="1"/>
-            </wp:cNvGraphicFramePr>
-            <a:graphic>
-              <a:graphicData uri="http://schemas.openxmlformats.org/drawingml/2006/picture">
-                <pic:pic>
-                  <pic:nvPicPr>
-                    <pic:cNvPr id="0" name="8171b491138761d5.png"/>
-                    <pic:cNvPicPr/>
-                  </pic:nvPicPr>
-                  <pic:blipFill>
-                    <a:blip r:embed="rId45"/>
-                    <a:stretch>
-                      <a:fillRect/>
-                    </a:stretch>
-                  </pic:blipFill>
-                  <pic:spPr>
-                    <a:xfrm>
-                      <a:off x="0" y="0"/>
-                      <a:ext cx="807720" cy="143256"/>
-                    </a:xfrm>
-                    <a:prstGeom prst="rect"/>
-                  </pic:spPr>
-                </pic:pic>
-              </a:graphicData>
-            </a:graphic>
-          </wp:inline>
-        </w:drawing>
-      </w:r>
-    </w:p>
-    <w:p>
-      <w:pPr>
-        <w:spacing w:before="0" w:after="60"/>
-        <w:ind w:left="360" w:hanging="360"/>
-      </w:pPr>
-      <w:r>
-        <w:rPr>
-          <w:b/>
-          <w:i w:val="0"/>
-          <w:color w:val="1A1A1A"/>
-          <w:sz w:val="20"/>
-        </w:rPr>
-        <w:t xml:space="preserve">8.  </w:t>
-      </w:r>
-      <w:r>
-        <w:rPr>
-          <w:b/>
-          <w:i/>
-          <w:color w:val="9E1B32"/>
-          <w:sz w:val="20"/>
-        </w:rPr>
-        <w:t xml:space="preserve">(a) 0.00072  (b) </w:t>
-      </w:r>
-      <w:r>
-        <w:drawing>
-          <wp:inline xmlns:a="http://schemas.openxmlformats.org/drawingml/2006/main" xmlns:pic="http://schemas.openxmlformats.org/drawingml/2006/picture">
-            <wp:extent cx="637032" cy="143256"/>
-            <wp:docPr id="41" name="Picture 41"/>
-            <wp:cNvGraphicFramePr>
-              <a:graphicFrameLocks noChangeAspect="1"/>
-            </wp:cNvGraphicFramePr>
-            <a:graphic>
-              <a:graphicData uri="http://schemas.openxmlformats.org/drawingml/2006/picture">
-                <pic:pic>
-                  <pic:nvPicPr>
-                    <pic:cNvPr id="0" name="033a15c3f073d65d.png"/>
-                    <pic:cNvPicPr/>
-                  </pic:nvPicPr>
-                  <pic:blipFill>
-                    <a:blip r:embed="rId46"/>
-                    <a:stretch>
-                      <a:fillRect/>
-                    </a:stretch>
-                  </pic:blipFill>
-                  <pic:spPr>
-                    <a:xfrm>
-                      <a:off x="0" y="0"/>
-                      <a:ext cx="637032" cy="143256"/>
-                    </a:xfrm>
-                    <a:prstGeom prst="rect"/>
-                  </pic:spPr>
-                </pic:pic>
-              </a:graphicData>
-            </a:graphic>
-          </wp:inline>
-        </w:drawing>
-      </w:r>
-      <w:r>
-        <w:rPr>
-          <w:b/>
-          <w:i/>
-          <w:color w:val="9E1B32"/>
-          <w:sz w:val="20"/>
-        </w:rPr>
-        <w:t xml:space="preserve">  (c) </w:t>
-      </w:r>
-      <w:r>
-        <w:drawing>
-          <wp:inline xmlns:a="http://schemas.openxmlformats.org/drawingml/2006/main" xmlns:pic="http://schemas.openxmlformats.org/drawingml/2006/picture">
-            <wp:extent cx="655320" cy="146304"/>
-            <wp:docPr id="42" name="Picture 42"/>
-            <wp:cNvGraphicFramePr>
-              <a:graphicFrameLocks noChangeAspect="1"/>
-            </wp:cNvGraphicFramePr>
-            <a:graphic>
-              <a:graphicData uri="http://schemas.openxmlformats.org/drawingml/2006/picture">
-                <pic:pic>
-                  <pic:nvPicPr>
-                    <pic:cNvPr id="0" name="b5546ab742d002c4.png"/>
-                    <pic:cNvPicPr/>
-                  </pic:nvPicPr>
-                  <pic:blipFill>
-                    <a:blip r:embed="rId47"/>
-                    <a:stretch>
-                      <a:fillRect/>
-                    </a:stretch>
-                  </pic:blipFill>
-                  <pic:spPr>
-                    <a:xfrm>
-                      <a:off x="0" y="0"/>
-                      <a:ext cx="655320" cy="146304"/>
-                    </a:xfrm>
-                    <a:prstGeom prst="rect"/>
-                  </pic:spPr>
-                </pic:pic>
-              </a:graphicData>
-            </a:graphic>
-          </wp:inline>
-        </w:drawing>
-      </w:r>
-      <w:r>
-        <w:rPr>
-          <w:b/>
-          <w:i/>
-          <w:color w:val="9E1B32"/>
-          <w:sz w:val="20"/>
-        </w:rPr>
-        <w:t xml:space="preserve"> — −4 is greater than −7, so its power of 10 is larger; 0.00072 &gt; 0.00000018.</w:t>
-      </w:r>
-    </w:p>
-    <w:p>
-      <w:pPr>
-        <w:spacing w:before="0" w:after="60"/>
-        <w:ind w:left="360" w:hanging="360"/>
-      </w:pPr>
-      <w:r>
-        <w:rPr>
-          <w:b/>
-          <w:i w:val="0"/>
-          <w:color w:val="1A1A1A"/>
-          <w:sz w:val="20"/>
-        </w:rPr>
-        <w:t xml:space="preserve">9.  </w:t>
-      </w:r>
-      <w:r>
-        <w:rPr>
-          <w:b/>
-          <w:i/>
-          <w:color w:val="9E1B32"/>
-          <w:sz w:val="20"/>
-        </w:rPr>
-        <w:t xml:space="preserve">(a) 4  (b) </w:t>
-      </w:r>
-      <w:r>
-        <w:drawing>
-          <wp:inline xmlns:a="http://schemas.openxmlformats.org/drawingml/2006/main" xmlns:pic="http://schemas.openxmlformats.org/drawingml/2006/picture">
-            <wp:extent cx="822960" cy="164592"/>
-            <wp:docPr id="43" name="Picture 43"/>
-            <wp:cNvGraphicFramePr>
-              <a:graphicFrameLocks noChangeAspect="1"/>
-            </wp:cNvGraphicFramePr>
-            <a:graphic>
-              <a:graphicData uri="http://schemas.openxmlformats.org/drawingml/2006/picture">
-                <pic:pic>
-                  <pic:nvPicPr>
-                    <pic:cNvPr id="0" name="d47887d4c3588e9c.png"/>
-                    <pic:cNvPicPr/>
-                  </pic:nvPicPr>
-                  <pic:blipFill>
-                    <a:blip r:embed="rId34"/>
-                    <a:stretch>
-                      <a:fillRect/>
-                    </a:stretch>
-                  </pic:blipFill>
-                  <pic:spPr>
-                    <a:xfrm>
-                      <a:off x="0" y="0"/>
-                      <a:ext cx="822960" cy="164592"/>
-                    </a:xfrm>
-                    <a:prstGeom prst="rect"/>
-                  </pic:spPr>
-                </pic:pic>
-              </a:graphicData>
-            </a:graphic>
-          </wp:inline>
-        </w:drawing>
-      </w:r>
-      <w:r>
-        <w:rPr>
-          <w:b/>
-          <w:i/>
-          <w:color w:val="9E1B32"/>
-          <w:sz w:val="20"/>
-        </w:rPr>
-        <w:t xml:space="preserve">  (c) 4 × 10</w:t>
-      </w:r>
-      <w:r>
-        <w:rPr>
-          <w:b/>
-          <w:i/>
-          <w:color w:val="9E1B32"/>
-          <w:sz w:val="20"/>
-          <w:vertAlign w:val="superscript"/>
-        </w:rPr>
-        <w:t>4</w:t>
-      </w:r>
-      <w:r>
-        <w:rPr>
-          <w:b/>
-          <w:i/>
-          <w:color w:val="9E1B32"/>
-          <w:sz w:val="20"/>
-        </w:rPr>
-        <w:t xml:space="preserve"> = 40,000 times larger</w:t>
-      </w:r>
-    </w:p>
-    <w:p>
-      <w:pPr>
-        <w:spacing w:before="0" w:after="60"/>
-        <w:ind w:left="360" w:hanging="360"/>
-      </w:pPr>
-      <w:r>
-        <w:rPr>
-          <w:b/>
-          <w:i w:val="0"/>
-          <w:color w:val="1A1A1A"/>
-          <w:sz w:val="20"/>
-        </w:rPr>
-        <w:t xml:space="preserve">10.  </w:t>
-      </w:r>
-      <w:r>
-        <w:rPr>
-          <w:b/>
-          <w:i/>
-          <w:color w:val="9E1B32"/>
-          <w:sz w:val="20"/>
-        </w:rPr>
-        <w:t xml:space="preserve">(a) </w:t>
-      </w:r>
-      <w:r>
-        <w:drawing>
-          <wp:inline xmlns:a="http://schemas.openxmlformats.org/drawingml/2006/main" xmlns:pic="http://schemas.openxmlformats.org/drawingml/2006/picture">
-            <wp:extent cx="1353312" cy="146304"/>
-            <wp:docPr id="44" name="Picture 44"/>
-            <wp:cNvGraphicFramePr>
-              <a:graphicFrameLocks noChangeAspect="1"/>
-            </wp:cNvGraphicFramePr>
-            <a:graphic>
-              <a:graphicData uri="http://schemas.openxmlformats.org/drawingml/2006/picture">
-                <pic:pic>
-                  <pic:nvPicPr>
-                    <pic:cNvPr id="0" name="47091a0d87947483.png"/>
-                    <pic:cNvPicPr/>
-                  </pic:nvPicPr>
-                  <pic:blipFill>
-                    <a:blip r:embed="rId48"/>
-                    <a:stretch>
-                      <a:fillRect/>
-                    </a:stretch>
-                  </pic:blipFill>
-                  <pic:spPr>
-                    <a:xfrm>
-                      <a:off x="0" y="0"/>
-                      <a:ext cx="1353312" cy="146304"/>
-                    </a:xfrm>
-                    <a:prstGeom prst="rect"/>
-                  </pic:spPr>
-                </pic:pic>
-              </a:graphicData>
-            </a:graphic>
-          </wp:inline>
-        </w:drawing>
-      </w:r>
-      <w:r>
-        <w:rPr>
-          <w:b/>
-          <w:i/>
-          <w:color w:val="9E1B32"/>
-          <w:sz w:val="20"/>
-        </w:rPr>
-        <w:t xml:space="preserve">  (b) </w:t>
-      </w:r>
-      <w:r>
-        <w:drawing>
-          <wp:inline xmlns:a="http://schemas.openxmlformats.org/drawingml/2006/main" xmlns:pic="http://schemas.openxmlformats.org/drawingml/2006/picture">
-            <wp:extent cx="719328" cy="146304"/>
-            <wp:docPr id="45" name="Picture 45"/>
-            <wp:cNvGraphicFramePr>
-              <a:graphicFrameLocks noChangeAspect="1"/>
-            </wp:cNvGraphicFramePr>
-            <a:graphic>
-              <a:graphicData uri="http://schemas.openxmlformats.org/drawingml/2006/picture">
-                <pic:pic>
-                  <pic:nvPicPr>
-                    <pic:cNvPr id="0" name="721e29cced7f4244.png"/>
-                    <pic:cNvPicPr/>
-                  </pic:nvPicPr>
-                  <pic:blipFill>
-                    <a:blip r:embed="rId49"/>
-                    <a:stretch>
-                      <a:fillRect/>
-                    </a:stretch>
-                  </pic:blipFill>
-                  <pic:spPr>
-                    <a:xfrm>
-                      <a:off x="0" y="0"/>
-                      <a:ext cx="719328" cy="146304"/>
-                    </a:xfrm>
-                    <a:prstGeom prst="rect"/>
-                  </pic:spPr>
-                </pic:pic>
-              </a:graphicData>
-            </a:graphic>
-          </wp:inline>
-        </w:drawing>
-      </w:r>
-      <w:r>
-        <w:rPr>
-          <w:b/>
-          <w:i/>
-          <w:color w:val="9E1B32"/>
-          <w:sz w:val="20"/>
-        </w:rPr>
-        <w:t xml:space="preserve">  (c) </w:t>
-      </w:r>
-      <w:r>
-        <w:drawing>
-          <wp:inline xmlns:a="http://schemas.openxmlformats.org/drawingml/2006/main" xmlns:pic="http://schemas.openxmlformats.org/drawingml/2006/picture">
-            <wp:extent cx="1761744" cy="143256"/>
-            <wp:docPr id="46" name="Picture 46"/>
-            <wp:cNvGraphicFramePr>
-              <a:graphicFrameLocks noChangeAspect="1"/>
-            </wp:cNvGraphicFramePr>
-            <a:graphic>
-              <a:graphicData uri="http://schemas.openxmlformats.org/drawingml/2006/picture">
-                <pic:pic>
-                  <pic:nvPicPr>
-                    <pic:cNvPr id="0" name="234123ce592a24b5.png"/>
-                    <pic:cNvPicPr/>
-                  </pic:nvPicPr>
-                  <pic:blipFill>
-                    <a:blip r:embed="rId50"/>
-                    <a:stretch>
-                      <a:fillRect/>
-                    </a:stretch>
-                  </pic:blipFill>
-                  <pic:spPr>
-                    <a:xfrm>
-                      <a:off x="0" y="0"/>
-                      <a:ext cx="1761744" cy="143256"/>
-                    </a:xfrm>
-                    <a:prstGeom prst="rect"/>
-                  </pic:spPr>
-                </pic:pic>
-              </a:graphicData>
-            </a:graphic>
-          </wp:inline>
-        </w:drawing>
-      </w:r>
-    </w:p>
-    <w:p>
-      <w:pPr>
-        <w:spacing w:before="0" w:after="60"/>
-        <w:ind w:left="360" w:hanging="360"/>
-      </w:pPr>
-      <w:r>
-        <w:rPr>
-          <w:b/>
-          <w:i w:val="0"/>
-          <w:color w:val="1A1A1A"/>
-          <w:sz w:val="20"/>
-        </w:rPr>
-        <w:t xml:space="preserve">11.  </w:t>
-      </w:r>
-      <w:r>
-        <w:rPr>
-          <w:b/>
-          <w:i/>
-          <w:color w:val="9E1B32"/>
-          <w:sz w:val="20"/>
-        </w:rPr>
-        <w:t>A  A</w:t>
-      </w:r>
-    </w:p>
-    <w:p>
-      <w:pPr>
-        <w:spacing w:before="0" w:after="60"/>
-        <w:ind w:left="360" w:hanging="360"/>
-      </w:pPr>
-      <w:r>
-        <w:rPr>
-          <w:b/>
-          <w:i w:val="0"/>
-          <w:color w:val="1A1A1A"/>
-          <w:sz w:val="20"/>
-        </w:rPr>
-        <w:t xml:space="preserve">12.  </w:t>
-      </w:r>
-      <w:r>
-        <w:rPr>
-          <w:b/>
-          <w:i/>
-          <w:color w:val="9E1B32"/>
-          <w:sz w:val="20"/>
-        </w:rPr>
-        <w:t>A, B, C, D  A, B, C and D</w:t>
-      </w:r>
-    </w:p>
-    <w:p>
-      <w:pPr>
-        <w:spacing w:before="0" w:after="60"/>
-        <w:ind w:left="360" w:hanging="360"/>
-      </w:pPr>
-      <w:r>
-        <w:rPr>
-          <w:b/>
-          <w:i w:val="0"/>
-          <w:color w:val="1A1A1A"/>
-          <w:sz w:val="20"/>
-        </w:rPr>
-        <w:t xml:space="preserve">13.  </w:t>
-      </w:r>
-      <w:r>
-        <w:rPr>
-          <w:b/>
-          <w:i/>
-          <w:color w:val="9E1B32"/>
-          <w:sz w:val="20"/>
-        </w:rPr>
-        <w:t xml:space="preserve">(a) </w:t>
-      </w:r>
-      <w:r>
-        <w:drawing>
-          <wp:inline xmlns:a="http://schemas.openxmlformats.org/drawingml/2006/main" xmlns:pic="http://schemas.openxmlformats.org/drawingml/2006/picture">
-            <wp:extent cx="624840" cy="146304"/>
-            <wp:docPr id="47" name="Picture 47"/>
-            <wp:cNvGraphicFramePr>
-              <a:graphicFrameLocks noChangeAspect="1"/>
-            </wp:cNvGraphicFramePr>
-            <a:graphic>
-              <a:graphicData uri="http://schemas.openxmlformats.org/drawingml/2006/picture">
-                <pic:pic>
-                  <pic:nvPicPr>
-                    <pic:cNvPr id="0" name="2700aa0f37ffeb88.png"/>
-                    <pic:cNvPicPr/>
-                  </pic:nvPicPr>
-                  <pic:blipFill>
-                    <a:blip r:embed="rId51"/>
-                    <a:stretch>
-                      <a:fillRect/>
-                    </a:stretch>
-                  </pic:blipFill>
-                  <pic:spPr>
-                    <a:xfrm>
-                      <a:off x="0" y="0"/>
-                      <a:ext cx="624840" cy="146304"/>
-                    </a:xfrm>
-                    <a:prstGeom prst="rect"/>
-                  </pic:spPr>
-                </pic:pic>
-              </a:graphicData>
-            </a:graphic>
-          </wp:inline>
-        </w:drawing>
-      </w:r>
-      <w:r>
-        <w:rPr>
-          <w:b/>
-          <w:i/>
-          <w:color w:val="9E1B32"/>
-          <w:sz w:val="20"/>
-        </w:rPr>
-        <w:t xml:space="preserve"> times  (b) </w:t>
-      </w:r>
-      <w:r>
-        <w:drawing>
-          <wp:inline xmlns:a="http://schemas.openxmlformats.org/drawingml/2006/main" xmlns:pic="http://schemas.openxmlformats.org/drawingml/2006/picture">
-            <wp:extent cx="624840" cy="146304"/>
-            <wp:docPr id="48" name="Picture 48"/>
-            <wp:cNvGraphicFramePr>
-              <a:graphicFrameLocks noChangeAspect="1"/>
-            </wp:cNvGraphicFramePr>
-            <a:graphic>
-              <a:graphicData uri="http://schemas.openxmlformats.org/drawingml/2006/picture">
-                <pic:pic>
-                  <pic:nvPicPr>
-                    <pic:cNvPr id="0" name="2700aa0f37ffeb88.png"/>
-                    <pic:cNvPicPr/>
-                  </pic:nvPicPr>
-                  <pic:blipFill>
-                    <a:blip r:embed="rId51"/>
-                    <a:stretch>
-                      <a:fillRect/>
-                    </a:stretch>
-                  </pic:blipFill>
-                  <pic:spPr>
-                    <a:xfrm>
-                      <a:off x="0" y="0"/>
-                      <a:ext cx="624840" cy="146304"/>
-                    </a:xfrm>
-                    <a:prstGeom prst="rect"/>
-                  </pic:spPr>
-                </pic:pic>
-              </a:graphicData>
-            </a:graphic>
-          </wp:inline>
-        </w:drawing>
-      </w:r>
-      <w:r>
-        <w:rPr>
-          <w:b/>
-          <w:i/>
-          <w:color w:val="9E1B32"/>
-          <w:sz w:val="20"/>
-        </w:rPr>
-        <w:t xml:space="preserve"> times smaller — the same comparison read the other way.</w:t>
+        <w:t>IXL: every listed skill is required, SmartScore 67, due at the start of the next class.</w:t>
       </w:r>
     </w:p>
     <w:p>
@@ -8831,23 +3413,351 @@
           <w:color w:val="1A1A1A"/>
           <w:sz w:val="30"/>
         </w:rPr>
-        <w:t>What the audit against Math Nation found</w:t>
+        <w:t>Misconceptions to Watch</w:t>
       </w:r>
     </w:p>
     <w:p>
       <w:pPr>
-        <w:spacing w:before="0" w:after="60"/>
-        <w:ind w:left="360" w:hanging="220"/>
+        <w:spacing w:before="0" w:after="40"/>
+        <w:ind w:left="360" w:hanging="360"/>
       </w:pPr>
       <w:r>
         <w:rPr>
-          <w:rFonts w:ascii="FreeSerif" w:hAnsi="FreeSerif" w:eastAsia="FreeSerif"/>
+          <w:b/>
+          <w:i w:val="0"/>
+          <w:color w:val="1A1A1A"/>
+          <w:sz w:val="20"/>
+        </w:rPr>
+        <w:t xml:space="preserve">Board 1.  </w:t>
+      </w:r>
+      <w:r>
+        <w:rPr>
           <w:b w:val="0"/>
           <w:i w:val="0"/>
           <w:color w:val="1A1A1A"/>
-          <w:sz w:val="16"/>
+          <w:sz w:val="20"/>
         </w:rPr>
-        <w:t xml:space="preserve">●  </w:t>
+        <w:t>0.00001 — four zeros written, then the 1 (five places) [8.NSO.1.4: the exponent counts places]</w:t>
+      </w:r>
+    </w:p>
+    <w:p>
+      <w:pPr>
+        <w:spacing w:before="0" w:after="40"/>
+        <w:ind w:left="360" w:hanging="360"/>
+      </w:pPr>
+      <w:r>
+        <w:rPr>
+          <w:b/>
+          <w:i w:val="0"/>
+          <w:color w:val="1A1A1A"/>
+          <w:sz w:val="20"/>
+        </w:rPr>
+        <w:t xml:space="preserve">Board 2.  </w:t>
+      </w:r>
+      <w:r>
+        <w:rPr>
+          <w:b w:val="0"/>
+          <w:i w:val="0"/>
+          <w:color w:val="1A1A1A"/>
+          <w:sz w:val="20"/>
+        </w:rPr>
+        <w:t>3 × 10</w:t>
+      </w:r>
+      <w:r>
+        <w:rPr>
+          <w:b w:val="0"/>
+          <w:i w:val="0"/>
+          <w:color w:val="1A1A1A"/>
+          <w:sz w:val="20"/>
+          <w:vertAlign w:val="superscript"/>
+        </w:rPr>
+        <w:t>3</w:t>
+      </w:r>
+      <w:r>
+        <w:rPr>
+          <w:b w:val="0"/>
+          <w:i w:val="0"/>
+          <w:color w:val="1A1A1A"/>
+          <w:sz w:val="20"/>
+        </w:rPr>
+        <w:t xml:space="preserve"> — the sign was dropped: that is 3,000 [8.NSO.1.4: numbers less than 1 need a negative exponent]</w:t>
+      </w:r>
+    </w:p>
+    <w:p>
+      <w:pPr>
+        <w:spacing w:before="0" w:after="40"/>
+        <w:ind w:left="360" w:hanging="360"/>
+      </w:pPr>
+      <w:r>
+        <w:rPr>
+          <w:b/>
+          <w:i w:val="0"/>
+          <w:color w:val="1A1A1A"/>
+          <w:sz w:val="20"/>
+        </w:rPr>
+        <w:t xml:space="preserve">Board 3.  </w:t>
+      </w:r>
+      <w:r>
+        <w:rPr>
+          <w:b w:val="0"/>
+          <w:i w:val="0"/>
+          <w:color w:val="1A1A1A"/>
+          <w:sz w:val="20"/>
+        </w:rPr>
+        <w:t>0.000025 — point moved five places [8.NSO.1.4: 10</w:t>
+      </w:r>
+      <w:r>
+        <w:rPr>
+          <w:b w:val="0"/>
+          <w:i w:val="0"/>
+          <w:color w:val="1A1A1A"/>
+          <w:sz w:val="20"/>
+          <w:vertAlign w:val="superscript"/>
+        </w:rPr>
+        <w:t>-4</w:t>
+      </w:r>
+      <w:r>
+        <w:rPr>
+          <w:b w:val="0"/>
+          <w:i w:val="0"/>
+          <w:color w:val="1A1A1A"/>
+          <w:sz w:val="20"/>
+        </w:rPr>
+        <w:t xml:space="preserve"> moves the point four places]</w:t>
+      </w:r>
+    </w:p>
+    <w:p>
+      <w:pPr>
+        <w:spacing w:before="0" w:after="40"/>
+        <w:ind w:left="360" w:hanging="360"/>
+      </w:pPr>
+      <w:r>
+        <w:rPr>
+          <w:b/>
+          <w:i w:val="0"/>
+          <w:color w:val="1A1A1A"/>
+          <w:sz w:val="20"/>
+        </w:rPr>
+        <w:t xml:space="preserve">Board 4.  </w:t>
+      </w:r>
+      <w:r>
+        <w:rPr>
+          <w:b w:val="0"/>
+          <w:i w:val="0"/>
+          <w:color w:val="1A1A1A"/>
+          <w:sz w:val="20"/>
+        </w:rPr>
+        <w:t>9.88 × 10</w:t>
+      </w:r>
+      <w:r>
+        <w:rPr>
+          <w:b w:val="0"/>
+          <w:i w:val="0"/>
+          <w:color w:val="1A1A1A"/>
+          <w:sz w:val="20"/>
+          <w:vertAlign w:val="superscript"/>
+        </w:rPr>
+        <w:t>-4</w:t>
+      </w:r>
+      <w:r>
+        <w:rPr>
+          <w:b w:val="0"/>
+          <w:i w:val="0"/>
+          <w:color w:val="1A1A1A"/>
+          <w:sz w:val="20"/>
+        </w:rPr>
+        <w:t xml:space="preserve"> — counted the zeros [8.NSO.1.4: exponent = places moved]</w:t>
+      </w:r>
+    </w:p>
+    <w:p>
+      <w:pPr>
+        <w:spacing w:before="0" w:after="40"/>
+        <w:ind w:left="360" w:hanging="360"/>
+      </w:pPr>
+      <w:r>
+        <w:rPr>
+          <w:b/>
+          <w:i w:val="0"/>
+          <w:color w:val="1A1A1A"/>
+          <w:sz w:val="20"/>
+        </w:rPr>
+        <w:t xml:space="preserve">Board 5.  </w:t>
+      </w:r>
+      <w:r>
+        <w:rPr>
+          <w:b w:val="0"/>
+          <w:i w:val="0"/>
+          <w:color w:val="1A1A1A"/>
+          <w:sz w:val="20"/>
+        </w:rPr>
+        <w:t>counted the three zeros instead of the four places [8.NSO.1.4: exponent = places moved]</w:t>
+      </w:r>
+    </w:p>
+    <w:p>
+      <w:pPr>
+        <w:spacing w:before="0" w:after="40"/>
+        <w:ind w:left="360" w:hanging="360"/>
+      </w:pPr>
+      <w:r>
+        <w:rPr>
+          <w:b/>
+          <w:i w:val="0"/>
+          <w:color w:val="1A1A1A"/>
+          <w:sz w:val="20"/>
+        </w:rPr>
+        <w:t xml:space="preserve">Board 6.  </w:t>
+      </w:r>
+      <w:r>
+        <w:rPr>
+          <w:b w:val="0"/>
+          <w:i w:val="0"/>
+          <w:color w:val="1A1A1A"/>
+          <w:sz w:val="20"/>
+        </w:rPr>
+        <w:t>coefficients only — the powers were ignored [8.NSO.1.4: both factors are compared]</w:t>
+      </w:r>
+    </w:p>
+    <w:p>
+      <w:pPr>
+        <w:spacing w:before="0" w:after="40"/>
+        <w:ind w:left="360" w:hanging="360"/>
+      </w:pPr>
+      <w:r>
+        <w:rPr>
+          <w:b/>
+          <w:i w:val="0"/>
+          <w:color w:val="1A1A1A"/>
+          <w:sz w:val="20"/>
+        </w:rPr>
+        <w:t xml:space="preserve">Board 7.  </w:t>
+      </w:r>
+      <w:r>
+        <w:rPr>
+          <w:b w:val="0"/>
+          <w:i w:val="0"/>
+          <w:color w:val="1A1A1A"/>
+          <w:sz w:val="20"/>
+        </w:rPr>
+        <w:t>7.4 × 10</w:t>
+      </w:r>
+      <w:r>
+        <w:rPr>
+          <w:b w:val="0"/>
+          <w:i w:val="0"/>
+          <w:color w:val="1A1A1A"/>
+          <w:sz w:val="20"/>
+          <w:vertAlign w:val="superscript"/>
+        </w:rPr>
+        <w:t>-8</w:t>
+      </w:r>
+      <w:r>
+        <w:rPr>
+          <w:b w:val="0"/>
+          <w:i w:val="0"/>
+          <w:color w:val="1A1A1A"/>
+          <w:sz w:val="20"/>
+        </w:rPr>
+        <w:t xml:space="preserve"> — coefficients compared first, or −8 read as larger than −5 [B1G-M 8.NSO.1.4: order of magnitude first</w:t>
+      </w:r>
+    </w:p>
+    <w:p>
+      <w:pPr>
+        <w:spacing w:before="0" w:after="40"/>
+        <w:ind w:left="360" w:hanging="360"/>
+      </w:pPr>
+      <w:r>
+        <w:rPr>
+          <w:b/>
+          <w:i w:val="0"/>
+          <w:color w:val="1A1A1A"/>
+          <w:sz w:val="20"/>
+        </w:rPr>
+        <w:t xml:space="preserve">Board 8.  </w:t>
+      </w:r>
+      <w:r>
+        <w:rPr>
+          <w:b w:val="0"/>
+          <w:i w:val="0"/>
+          <w:color w:val="1A1A1A"/>
+          <w:sz w:val="20"/>
+        </w:rPr>
+        <w:t>−4,200,000 — the exponent's sign read as the number's sign [B1G-M 8.NSO.1.4 misconception: E notation]</w:t>
+      </w:r>
+    </w:p>
+    <w:p>
+      <w:pPr>
+        <w:spacing w:before="0" w:after="40"/>
+        <w:ind w:left="360" w:hanging="360"/>
+      </w:pPr>
+      <w:r>
+        <w:rPr>
+          <w:b/>
+          <w:i w:val="0"/>
+          <w:color w:val="1A1A1A"/>
+          <w:sz w:val="20"/>
+        </w:rPr>
+        <w:t xml:space="preserve">Board 9.  </w:t>
+      </w:r>
+      <w:r>
+        <w:rPr>
+          <w:b w:val="0"/>
+          <w:i w:val="0"/>
+          <w:color w:val="1A1A1A"/>
+          <w:sz w:val="20"/>
+        </w:rPr>
+        <w:t>'2 × 10</w:t>
+      </w:r>
+      <w:r>
+        <w:rPr>
+          <w:b w:val="0"/>
+          <w:i w:val="0"/>
+          <w:color w:val="1A1A1A"/>
+          <w:sz w:val="20"/>
+          <w:vertAlign w:val="superscript"/>
+        </w:rPr>
+        <w:t>-2</w:t>
+      </w:r>
+      <w:r>
+        <w:rPr>
+          <w:b w:val="0"/>
+          <w:i w:val="0"/>
+          <w:color w:val="1A1A1A"/>
+          <w:sz w:val="20"/>
+        </w:rPr>
+        <w:t xml:space="preserve"> is thicker' — 10</w:t>
+      </w:r>
+      <w:r>
+        <w:rPr>
+          <w:b w:val="0"/>
+          <w:i w:val="0"/>
+          <w:color w:val="1A1A1A"/>
+          <w:sz w:val="20"/>
+          <w:vertAlign w:val="superscript"/>
+        </w:rPr>
+        <w:t>-2</w:t>
+      </w:r>
+      <w:r>
+        <w:rPr>
+          <w:b w:val="0"/>
+          <w:i w:val="0"/>
+          <w:color w:val="1A1A1A"/>
+          <w:sz w:val="20"/>
+        </w:rPr>
+        <w:t xml:space="preserve"> read as making a smaller coefficient bigger</w:t>
+      </w:r>
+    </w:p>
+    <w:p>
+      <w:pPr>
+        <w:spacing w:before="0" w:after="40"/>
+      </w:pPr>
+      <w:r>
+        <w:rPr>
+          <w:b/>
+          <w:i w:val="0"/>
+          <w:color w:val="1A1A1A"/>
+          <w:sz w:val="21"/>
+        </w:rPr>
+        <w:t xml:space="preserve">Materials  </w:t>
       </w:r>
       <w:r>
         <w:rPr>
@@ -8856,108 +3766,7 @@
           <w:color w:val="1A1A1A"/>
           <w:sz w:val="21"/>
         </w:rPr>
-        <w:t>Every item re-derived by sympy at build time (mathcheck: 0 findings); every scientific-notation coefficient scanned (capcheck: 0 findings outside tagged items).</w:t>
-      </w:r>
-    </w:p>
-    <w:p>
-      <w:pPr>
-        <w:spacing w:before="0" w:after="60"/>
-        <w:ind w:left="360" w:hanging="220"/>
-      </w:pPr>
-      <w:r>
-        <w:rPr>
-          <w:rFonts w:ascii="FreeSerif" w:hAnsi="FreeSerif" w:eastAsia="FreeSerif"/>
-          <w:b w:val="0"/>
-          <w:i w:val="0"/>
-          <w:color w:val="1A1A1A"/>
-          <w:sz w:val="16"/>
-        </w:rPr>
-        <w:t xml:space="preserve">●  </w:t>
-      </w:r>
-      <w:r>
-        <w:rPr>
-          <w:b w:val="0"/>
-          <w:i w:val="0"/>
-          <w:color w:val="1A1A1A"/>
-          <w:sz w:val="21"/>
-        </w:rPr>
-        <w:t>Math Nation 3.9 student pages verified: 10</w:t>
-      </w:r>
-      <w:r>
-        <w:rPr>
-          <w:b w:val="0"/>
-          <w:i w:val="0"/>
-          <w:color w:val="1A1A1A"/>
-          <w:sz w:val="21"/>
-          <w:vertAlign w:val="superscript"/>
-        </w:rPr>
-        <w:t>-12</w:t>
-      </w:r>
-      <w:r>
-        <w:rPr>
-          <w:b w:val="0"/>
-          <w:i w:val="0"/>
-          <w:color w:val="1A1A1A"/>
-          <w:sz w:val="21"/>
-        </w:rPr>
-        <w:t xml:space="preserve"> = 1/10</w:t>
-      </w:r>
-      <w:r>
-        <w:rPr>
-          <w:b w:val="0"/>
-          <w:i w:val="0"/>
-          <w:color w:val="1A1A1A"/>
-          <w:sz w:val="21"/>
-          <w:vertAlign w:val="superscript"/>
-        </w:rPr>
-        <w:t>12</w:t>
-      </w:r>
-      <w:r>
-        <w:rPr>
-          <w:b w:val="0"/>
-          <w:i w:val="0"/>
-          <w:color w:val="1A1A1A"/>
-          <w:sz w:val="21"/>
-        </w:rPr>
-        <w:t>, 10</w:t>
-      </w:r>
-      <w:r>
-        <w:rPr>
-          <w:b w:val="0"/>
-          <w:i w:val="0"/>
-          <w:color w:val="1A1A1A"/>
-          <w:sz w:val="21"/>
-          <w:vertAlign w:val="superscript"/>
-        </w:rPr>
-        <w:t>-7</w:t>
-      </w:r>
-      <w:r>
-        <w:rPr>
-          <w:b w:val="0"/>
-          <w:i w:val="0"/>
-          <w:color w:val="1A1A1A"/>
-          <w:sz w:val="21"/>
-        </w:rPr>
-        <w:t xml:space="preserve"> = 1/10</w:t>
-      </w:r>
-      <w:r>
-        <w:rPr>
-          <w:b w:val="0"/>
-          <w:i w:val="0"/>
-          <w:color w:val="1A1A1A"/>
-          <w:sz w:val="21"/>
-          <w:vertAlign w:val="superscript"/>
-        </w:rPr>
-        <w:t>7</w:t>
-      </w:r>
-      <w:r>
-        <w:rPr>
-          <w:b w:val="0"/>
-          <w:i w:val="0"/>
-          <w:color w:val="1A1A1A"/>
-          <w:sz w:val="21"/>
-        </w:rPr>
-        <w:t>, 7 × 10</w:t>
+        <w:t>Whiteboards and markers. Calculators are allowed on everything; entering 4.2 × 10</w:t>
       </w:r>
       <w:r>
         <w:rPr>
@@ -8976,589 +3785,7 @@
           <w:color w:val="1A1A1A"/>
           <w:sz w:val="21"/>
         </w:rPr>
-        <w:t>, 6.72 × 10</w:t>
-      </w:r>
-      <w:r>
-        <w:rPr>
-          <w:b w:val="0"/>
-          <w:i w:val="0"/>
-          <w:color w:val="1A1A1A"/>
-          <w:sz w:val="21"/>
-          <w:vertAlign w:val="superscript"/>
-        </w:rPr>
-        <w:t>-5</w:t>
-      </w:r>
-      <w:r>
-        <w:rPr>
-          <w:b w:val="0"/>
-          <w:i w:val="0"/>
-          <w:color w:val="1A1A1A"/>
-          <w:sz w:val="21"/>
-        </w:rPr>
-        <w:t>, 0.0000000034, 1.332 × 10</w:t>
-      </w:r>
-      <w:r>
-        <w:rPr>
-          <w:b w:val="0"/>
-          <w:i w:val="0"/>
-          <w:color w:val="1A1A1A"/>
-          <w:sz w:val="21"/>
-          <w:vertAlign w:val="superscript"/>
-        </w:rPr>
-        <w:t>-3</w:t>
-      </w:r>
-      <w:r>
-        <w:rPr>
-          <w:b w:val="0"/>
-          <w:i w:val="0"/>
-          <w:color w:val="1A1A1A"/>
-          <w:sz w:val="21"/>
-        </w:rPr>
-        <w:t>, 0.00025, 7.2 × 10</w:t>
-      </w:r>
-      <w:r>
-        <w:rPr>
-          <w:b w:val="0"/>
-          <w:i w:val="0"/>
-          <w:color w:val="1A1A1A"/>
-          <w:sz w:val="21"/>
-          <w:vertAlign w:val="superscript"/>
-        </w:rPr>
-        <w:t>-4</w:t>
-      </w:r>
-      <w:r>
-        <w:rPr>
-          <w:b w:val="0"/>
-          <w:i w:val="0"/>
-          <w:color w:val="1A1A1A"/>
-          <w:sz w:val="21"/>
-        </w:rPr>
-        <w:t xml:space="preserve"> ÷ 1.8 × 10</w:t>
-      </w:r>
-      <w:r>
-        <w:rPr>
-          <w:b w:val="0"/>
-          <w:i w:val="0"/>
-          <w:color w:val="1A1A1A"/>
-          <w:sz w:val="21"/>
-          <w:vertAlign w:val="superscript"/>
-        </w:rPr>
-        <w:t>-7</w:t>
-      </w:r>
-      <w:r>
-        <w:rPr>
-          <w:b w:val="0"/>
-          <w:i w:val="0"/>
-          <w:color w:val="1A1A1A"/>
-          <w:sz w:val="21"/>
-        </w:rPr>
-        <w:t xml:space="preserve"> = 4,000, the five ticket-out-the-door matches.</w:t>
-      </w:r>
-    </w:p>
-    <w:p>
-      <w:pPr>
-        <w:spacing w:before="0" w:after="60"/>
-        <w:ind w:left="360" w:hanging="220"/>
-      </w:pPr>
-      <w:r>
-        <w:rPr>
-          <w:rFonts w:ascii="FreeSerif" w:hAnsi="FreeSerif" w:eastAsia="FreeSerif"/>
-          <w:b w:val="0"/>
-          <w:i w:val="0"/>
-          <w:color w:val="1A1A1A"/>
-          <w:sz w:val="16"/>
-        </w:rPr>
-        <w:t xml:space="preserve">●  </w:t>
-      </w:r>
-      <w:r>
-        <w:rPr>
-          <w:b w:val="0"/>
-          <w:i w:val="0"/>
-          <w:color w:val="1A1A1A"/>
-          <w:sz w:val="21"/>
-        </w:rPr>
-        <w:t>Homework L9 #4b key (3) is wrong — 1,000 (audit D5). #4c (3,000) is wrong and the item is unsound — true ratio ≈ 527 (audit D6). #5 has two left-hand values that are equal (audit D7). None reused.</w:t>
-      </w:r>
-    </w:p>
-    <w:p>
-      <w:pPr>
-        <w:spacing w:before="0" w:after="60"/>
-        <w:ind w:left="360" w:hanging="220"/>
-      </w:pPr>
-      <w:r>
-        <w:rPr>
-          <w:rFonts w:ascii="FreeSerif" w:hAnsi="FreeSerif" w:eastAsia="FreeSerif"/>
-          <w:b w:val="0"/>
-          <w:i w:val="0"/>
-          <w:color w:val="1A1A1A"/>
-          <w:sz w:val="16"/>
-        </w:rPr>
-        <w:t xml:space="preserve">●  </w:t>
-      </w:r>
-      <w:r>
-        <w:rPr>
-          <w:b w:val="0"/>
-          <w:i w:val="0"/>
-          <w:color w:val="1A1A1A"/>
-          <w:sz w:val="21"/>
-        </w:rPr>
-        <w:t>Additional Practice L9 #3 row 1 malformed on the page and keyed wrong (audit D3). Not reused. Rows 2–3 ((1/10</w:t>
-      </w:r>
-      <w:r>
-        <w:rPr>
-          <w:b w:val="0"/>
-          <w:i w:val="0"/>
-          <w:color w:val="1A1A1A"/>
-          <w:sz w:val="21"/>
-          <w:vertAlign w:val="superscript"/>
-        </w:rPr>
-        <w:t>-5</w:t>
-      </w:r>
-      <w:r>
-        <w:rPr>
-          <w:b w:val="0"/>
-          <w:i w:val="0"/>
-          <w:color w:val="1A1A1A"/>
-          <w:sz w:val="21"/>
-        </w:rPr>
-        <w:t>)</w:t>
-      </w:r>
-      <w:r>
-        <w:rPr>
-          <w:b w:val="0"/>
-          <w:i w:val="0"/>
-          <w:color w:val="1A1A1A"/>
-          <w:sz w:val="21"/>
-          <w:vertAlign w:val="superscript"/>
-        </w:rPr>
-        <w:t>3</w:t>
-      </w:r>
-      <w:r>
-        <w:rPr>
-          <w:b w:val="0"/>
-          <w:i w:val="0"/>
-          <w:color w:val="1A1A1A"/>
-          <w:sz w:val="21"/>
-        </w:rPr>
-        <w:t xml:space="preserve"> = 10</w:t>
-      </w:r>
-      <w:r>
-        <w:rPr>
-          <w:b w:val="0"/>
-          <w:i w:val="0"/>
-          <w:color w:val="1A1A1A"/>
-          <w:sz w:val="21"/>
-          <w:vertAlign w:val="superscript"/>
-        </w:rPr>
-        <w:t>15</w:t>
-      </w:r>
-      <w:r>
-        <w:rPr>
-          <w:b w:val="0"/>
-          <w:i w:val="0"/>
-          <w:color w:val="1A1A1A"/>
-          <w:sz w:val="21"/>
-        </w:rPr>
-        <w:t>; 10</w:t>
-      </w:r>
-      <w:r>
-        <w:rPr>
-          <w:b w:val="0"/>
-          <w:i w:val="0"/>
-          <w:color w:val="1A1A1A"/>
-          <w:sz w:val="21"/>
-          <w:vertAlign w:val="superscript"/>
-        </w:rPr>
-        <w:t>-9</w:t>
-      </w:r>
-      <w:r>
-        <w:rPr>
-          <w:b w:val="0"/>
-          <w:i w:val="0"/>
-          <w:color w:val="1A1A1A"/>
-          <w:sz w:val="21"/>
-        </w:rPr>
-        <w:t xml:space="preserve"> · 10</w:t>
-      </w:r>
-      <w:r>
-        <w:rPr>
-          <w:b w:val="0"/>
-          <w:i w:val="0"/>
-          <w:color w:val="1A1A1A"/>
-          <w:sz w:val="21"/>
-          <w:vertAlign w:val="superscript"/>
-        </w:rPr>
-        <w:t>6</w:t>
-      </w:r>
-      <w:r>
-        <w:rPr>
-          <w:b w:val="0"/>
-          <w:i w:val="0"/>
-          <w:color w:val="1A1A1A"/>
-          <w:sz w:val="21"/>
-        </w:rPr>
-        <w:t xml:space="preserve"> = 10</w:t>
-      </w:r>
-      <w:r>
-        <w:rPr>
-          <w:b w:val="0"/>
-          <w:i w:val="0"/>
-          <w:color w:val="1A1A1A"/>
-          <w:sz w:val="21"/>
-          <w:vertAlign w:val="superscript"/>
-        </w:rPr>
-        <w:t>-3</w:t>
-      </w:r>
-      <w:r>
-        <w:rPr>
-          <w:b w:val="0"/>
-          <w:i w:val="0"/>
-          <w:color w:val="1A1A1A"/>
-          <w:sz w:val="21"/>
-        </w:rPr>
-        <w:t xml:space="preserve"> — the key prints 10</w:t>
-      </w:r>
-      <w:r>
-        <w:rPr>
-          <w:b w:val="0"/>
-          <w:i w:val="0"/>
-          <w:color w:val="1A1A1A"/>
-          <w:sz w:val="21"/>
-          <w:vertAlign w:val="superscript"/>
-        </w:rPr>
-        <w:t>-5</w:t>
-      </w:r>
-      <w:r>
-        <w:rPr>
-          <w:b w:val="0"/>
-          <w:i w:val="0"/>
-          <w:color w:val="1A1A1A"/>
-          <w:sz w:val="21"/>
-        </w:rPr>
-        <w:t xml:space="preserve"> · 10</w:t>
-      </w:r>
-      <w:r>
-        <w:rPr>
-          <w:b w:val="0"/>
-          <w:i w:val="0"/>
-          <w:color w:val="1A1A1A"/>
-          <w:sz w:val="21"/>
-          <w:vertAlign w:val="superscript"/>
-        </w:rPr>
-        <w:t>6</w:t>
-      </w:r>
-      <w:r>
-        <w:rPr>
-          <w:b w:val="0"/>
-          <w:i w:val="0"/>
-          <w:color w:val="1A1A1A"/>
-          <w:sz w:val="21"/>
-        </w:rPr>
-        <w:t xml:space="preserve"> = 10, a different item) — our Additional 7b–c use the sound versions.</w:t>
-      </w:r>
-    </w:p>
-    <w:p>
-      <w:pPr>
-        <w:spacing w:before="0" w:after="60"/>
-        <w:ind w:left="360" w:hanging="220"/>
-      </w:pPr>
-      <w:r>
-        <w:rPr>
-          <w:rFonts w:ascii="FreeSerif" w:hAnsi="FreeSerif" w:eastAsia="FreeSerif"/>
-          <w:b w:val="0"/>
-          <w:i w:val="0"/>
-          <w:color w:val="1A1A1A"/>
-          <w:sz w:val="16"/>
-        </w:rPr>
-        <w:t xml:space="preserve">●  </w:t>
-      </w:r>
-      <w:r>
-        <w:rPr>
-          <w:b w:val="0"/>
-          <w:i w:val="0"/>
-          <w:color w:val="1A1A1A"/>
-          <w:sz w:val="21"/>
-        </w:rPr>
-        <w:t>B1G-M items verified: 0.0000000000529 = 5.29 × 10</w:t>
-      </w:r>
-      <w:r>
-        <w:rPr>
-          <w:b w:val="0"/>
-          <w:i w:val="0"/>
-          <w:color w:val="1A1A1A"/>
-          <w:sz w:val="21"/>
-          <w:vertAlign w:val="superscript"/>
-        </w:rPr>
-        <w:t>-11</w:t>
-      </w:r>
-      <w:r>
-        <w:rPr>
-          <w:b w:val="0"/>
-          <w:i w:val="0"/>
-          <w:color w:val="1A1A1A"/>
-          <w:sz w:val="21"/>
-        </w:rPr>
-        <w:t>; fishing line 6 × 10</w:t>
-      </w:r>
-      <w:r>
-        <w:rPr>
-          <w:b w:val="0"/>
-          <w:i w:val="0"/>
-          <w:color w:val="1A1A1A"/>
-          <w:sz w:val="21"/>
-          <w:vertAlign w:val="superscript"/>
-        </w:rPr>
-        <w:t>-2</w:t>
-      </w:r>
-      <w:r>
-        <w:rPr>
-          <w:b w:val="0"/>
-          <w:i w:val="0"/>
-          <w:color w:val="1A1A1A"/>
-          <w:sz w:val="21"/>
-        </w:rPr>
-        <w:t xml:space="preserve"> ÷ 2 × 10</w:t>
-      </w:r>
-      <w:r>
-        <w:rPr>
-          <w:b w:val="0"/>
-          <w:i w:val="0"/>
-          <w:color w:val="1A1A1A"/>
-          <w:sz w:val="21"/>
-          <w:vertAlign w:val="superscript"/>
-        </w:rPr>
-        <w:t>-2</w:t>
-      </w:r>
-      <w:r>
-        <w:rPr>
-          <w:b w:val="0"/>
-          <w:i w:val="0"/>
-          <w:color w:val="1A1A1A"/>
-          <w:sz w:val="21"/>
-        </w:rPr>
-        <w:t xml:space="preserve"> = 3; 3 × 10</w:t>
-      </w:r>
-      <w:r>
-        <w:rPr>
-          <w:b w:val="0"/>
-          <w:i w:val="0"/>
-          <w:color w:val="1A1A1A"/>
-          <w:sz w:val="21"/>
-          <w:vertAlign w:val="superscript"/>
-        </w:rPr>
-        <w:t>8</w:t>
-      </w:r>
-      <w:r>
-        <w:rPr>
-          <w:b w:val="0"/>
-          <w:i w:val="0"/>
-          <w:color w:val="1A1A1A"/>
-          <w:sz w:val="21"/>
-        </w:rPr>
-        <w:t xml:space="preserve"> ÷ 3 × 10</w:t>
-      </w:r>
-      <w:r>
-        <w:rPr>
-          <w:b w:val="0"/>
-          <w:i w:val="0"/>
-          <w:color w:val="1A1A1A"/>
-          <w:sz w:val="21"/>
-          <w:vertAlign w:val="superscript"/>
-        </w:rPr>
-        <w:t>-4</w:t>
-      </w:r>
-      <w:r>
-        <w:rPr>
-          <w:b w:val="0"/>
-          <w:i w:val="0"/>
-          <w:color w:val="1A1A1A"/>
-          <w:sz w:val="21"/>
-        </w:rPr>
-        <w:t xml:space="preserve"> = 10</w:t>
-      </w:r>
-      <w:r>
-        <w:rPr>
-          <w:b w:val="0"/>
-          <w:i w:val="0"/>
-          <w:color w:val="1A1A1A"/>
-          <w:sz w:val="21"/>
-          <w:vertAlign w:val="superscript"/>
-        </w:rPr>
-        <w:t>12</w:t>
-      </w:r>
-      <w:r>
-        <w:rPr>
-          <w:b w:val="0"/>
-          <w:i w:val="0"/>
-          <w:color w:val="1A1A1A"/>
-          <w:sz w:val="21"/>
-        </w:rPr>
-        <w:t>.</w:t>
-      </w:r>
-    </w:p>
-    <w:p>
-      <w:pPr>
-        <w:keepNext/>
-        <w:spacing w:before="200" w:after="60"/>
-      </w:pPr>
-      <w:r>
-        <w:rPr>
-          <w:b/>
-          <w:i w:val="0"/>
-          <w:color w:val="1A1A1A"/>
-          <w:sz w:val="23"/>
-        </w:rPr>
-        <w:t>What changed from the book</w:t>
-      </w:r>
-    </w:p>
-    <w:p>
-      <w:pPr>
-        <w:spacing w:before="0" w:after="60"/>
-        <w:ind w:left="360" w:hanging="220"/>
-      </w:pPr>
-      <w:r>
-        <w:rPr>
-          <w:rFonts w:ascii="FreeSerif" w:hAnsi="FreeSerif" w:eastAsia="FreeSerif"/>
-          <w:b w:val="0"/>
-          <w:i w:val="0"/>
-          <w:color w:val="1A1A1A"/>
-          <w:sz w:val="16"/>
-        </w:rPr>
-        <w:t xml:space="preserve">●  </w:t>
-      </w:r>
-      <w:r>
-        <w:rPr>
-          <w:b w:val="0"/>
-          <w:i w:val="0"/>
-          <w:color w:val="1A1A1A"/>
-          <w:sz w:val="21"/>
-        </w:rPr>
-        <w:t>3.9.1 googol warm-up (a googol squared has 200 zeros) → spaced retrieval; the googol is a fine aside if a minute is spare.</w:t>
-      </w:r>
-    </w:p>
-    <w:p>
-      <w:pPr>
-        <w:spacing w:before="0" w:after="60"/>
-        <w:ind w:left="360" w:hanging="220"/>
-      </w:pPr>
-      <w:r>
-        <w:rPr>
-          <w:rFonts w:ascii="FreeSerif" w:hAnsi="FreeSerif" w:eastAsia="FreeSerif"/>
-          <w:b w:val="0"/>
-          <w:i w:val="0"/>
-          <w:color w:val="1A1A1A"/>
-          <w:sz w:val="16"/>
-        </w:rPr>
-        <w:t xml:space="preserve">●  </w:t>
-      </w:r>
-      <w:r>
-        <w:rPr>
-          <w:b w:val="0"/>
-          <w:i w:val="0"/>
-          <w:color w:val="1A1A1A"/>
-          <w:sz w:val="21"/>
-        </w:rPr>
-        <w:t>3.9.2 partner exploration (powers of ten) → Notes I from the front.</w:t>
-      </w:r>
-    </w:p>
-    <w:p>
-      <w:pPr>
-        <w:spacing w:before="0" w:after="60"/>
-        <w:ind w:left="360" w:hanging="220"/>
-      </w:pPr>
-      <w:r>
-        <w:rPr>
-          <w:rFonts w:ascii="FreeSerif" w:hAnsi="FreeSerif" w:eastAsia="FreeSerif"/>
-          <w:b w:val="0"/>
-          <w:i w:val="0"/>
-          <w:color w:val="1A1A1A"/>
-          <w:sz w:val="16"/>
-        </w:rPr>
-        <w:t xml:space="preserve">●  </w:t>
-      </w:r>
-      <w:r>
-        <w:rPr>
-          <w:b w:val="0"/>
-          <w:i w:val="0"/>
-          <w:color w:val="1A1A1A"/>
-          <w:sz w:val="21"/>
-        </w:rPr>
-        <w:t>3.9.3 Bring It Together (laws with powers of ten) → bank 7.</w:t>
-      </w:r>
-    </w:p>
-    <w:p>
-      <w:pPr>
-        <w:spacing w:before="0" w:after="60"/>
-        <w:ind w:left="360" w:hanging="220"/>
-      </w:pPr>
-      <w:r>
-        <w:rPr>
-          <w:rFonts w:ascii="FreeSerif" w:hAnsi="FreeSerif" w:eastAsia="FreeSerif"/>
-          <w:b w:val="0"/>
-          <w:i w:val="0"/>
-          <w:color w:val="1A1A1A"/>
-          <w:sz w:val="16"/>
-        </w:rPr>
-        <w:t xml:space="preserve">●  </w:t>
-      </w:r>
-      <w:r>
-        <w:rPr>
-          <w:b w:val="0"/>
-          <w:i w:val="0"/>
-          <w:color w:val="1A1A1A"/>
-          <w:sz w:val="21"/>
-        </w:rPr>
-        <w:t>3.9.4–3.9.5 Guided Instruction and Guided Practice → Notes II and Example 1.</w:t>
-      </w:r>
-    </w:p>
-    <w:p>
-      <w:pPr>
-        <w:spacing w:before="0" w:after="60"/>
-        <w:ind w:left="360" w:hanging="220"/>
-      </w:pPr>
-      <w:r>
-        <w:rPr>
-          <w:rFonts w:ascii="FreeSerif" w:hAnsi="FreeSerif" w:eastAsia="FreeSerif"/>
-          <w:b w:val="0"/>
-          <w:i w:val="0"/>
-          <w:color w:val="1A1A1A"/>
-          <w:sz w:val="16"/>
-        </w:rPr>
-        <w:t xml:space="preserve">●  </w:t>
-      </w:r>
-      <w:r>
-        <w:rPr>
-          <w:b w:val="0"/>
-          <w:i w:val="0"/>
-          <w:color w:val="1A1A1A"/>
-          <w:sz w:val="21"/>
-        </w:rPr>
-        <w:t>3.9.6 partner collaboration (comparing) → Notes III, Example 2 and whiteboards 6–7.</w:t>
-      </w:r>
-    </w:p>
-    <w:p>
-      <w:pPr>
-        <w:spacing w:before="0" w:after="60"/>
-        <w:ind w:left="360" w:hanging="220"/>
-      </w:pPr>
-      <w:r>
-        <w:rPr>
-          <w:rFonts w:ascii="FreeSerif" w:hAnsi="FreeSerif" w:eastAsia="FreeSerif"/>
-          <w:b w:val="0"/>
-          <w:i w:val="0"/>
-          <w:color w:val="1A1A1A"/>
-          <w:sz w:val="16"/>
-        </w:rPr>
-        <w:t xml:space="preserve">●  </w:t>
-      </w:r>
-      <w:r>
-        <w:rPr>
-          <w:b w:val="0"/>
-          <w:i w:val="0"/>
-          <w:color w:val="1A1A1A"/>
-          <w:sz w:val="21"/>
-        </w:rPr>
-        <w:t>3.9.7 ticket-out-the-door matching → bank 10, as write-the-notation items.</w:t>
+        <w:t xml:space="preserve"> and reading the display back as 4.2E−6 is worth thirty seconds at whiteboard 8.</w:t>
       </w:r>
     </w:p>
     <w:sectPr>

--- a/a7/packages/A7 Unit 3 - Exponents and Scientific Notation/Teacher Editions/A7 3.09  Teacher Edition.docx
+++ b/a7/packages/A7 Unit 3 - Exponents and Scientific Notation/Teacher Editions/A7 3.09  Teacher Edition.docx
@@ -2938,7 +2938,7 @@
           <w:color w:val="6B6B6B"/>
           <w:sz w:val="19"/>
         </w:rPr>
-        <w:t xml:space="preserve"> read as 10 [B1G-M 8.NSO.1.4 misconception: exponent read as the multiplier]; (D) the exponents were subtracted the wrong way, −5 − (−3) = −2 [8.NSO.1.3: quotient law, top minus bottom]</w:t>
+        <w:t xml:space="preserve"> read as 10 [B1G-M 8.NSO.1.4 misconception: comparing two numbers in scientific notation incorrectly]; (D) the exponents were subtracted the wrong way, −5 − (−3) = −2 [8.NSO.1.3: quotient law, top minus bottom]</w:t>
       </w:r>
       <w:r>
         <w:rPr>
@@ -3113,7 +3113,7 @@
           <w:color w:val="6B6B6B"/>
           <w:sz w:val="19"/>
         </w:rPr>
-        <w:t xml:space="preserve"> — coefficients compared first, or −8 read as larger than −5 [B1G-M 8.NSO.1.4: order of magnitude first; integer ordering]</w:t>
+        <w:t xml:space="preserve"> — coefficients compared first, or −8 read as larger than −5 [8.NSO.1.4: compare the powers of 10 first, and −8 &lt; −5]</w:t>
       </w:r>
     </w:p>
     <w:p>
@@ -3164,7 +3164,7 @@
           <w:color w:val="6B6B6B"/>
           <w:sz w:val="19"/>
         </w:rPr>
-        <w:t xml:space="preserve">   −4,200,000 — the exponent's sign read as the number's sign [B1G-M 8.NSO.1.4 misconception: E notation]; 0.00000042 — point moved seven places</w:t>
+        <w:t xml:space="preserve">   −4,200,000 — the exponent's sign read as the number's sign [B1G-M 8.NSO.1.4 misconception: confusing the exponent with the value of the number]; 0.00000042 — point moved seven places</w:t>
       </w:r>
     </w:p>
     <w:p>
@@ -3657,7 +3657,7 @@
           <w:color w:val="1A1A1A"/>
           <w:sz w:val="20"/>
         </w:rPr>
-        <w:t xml:space="preserve"> — coefficients compared first, or −8 read as larger than −5 [B1G-M 8.NSO.1.4: order of magnitude first</w:t>
+        <w:t xml:space="preserve"> — coefficients compared first, or −8 read as larger than −5 [8.NSO.1.4: compare the powers of 10 first, and −8 &lt; −5]</w:t>
       </w:r>
     </w:p>
     <w:p>
@@ -3681,7 +3681,7 @@
           <w:color w:val="1A1A1A"/>
           <w:sz w:val="20"/>
         </w:rPr>
-        <w:t>−4,200,000 — the exponent's sign read as the number's sign [B1G-M 8.NSO.1.4 misconception: E notation]</w:t>
+        <w:t>−4,200,000 — the exponent's sign read as the number's sign [B1G-M 8.NSO.1.4 misconception: confusing the exponent with the value of the number]</w:t>
       </w:r>
     </w:p>
     <w:p>

--- a/a7/packages/A7 Unit 3 - Exponents and Scientific Notation/Teacher Editions/A7 3.09  Teacher Edition.docx
+++ b/a7/packages/A7 Unit 3 - Exponents and Scientific Notation/Teacher Editions/A7 3.09  Teacher Edition.docx
@@ -3395,7 +3395,7 @@
           <w:color w:val="1A1A1A"/>
           <w:sz w:val="21"/>
         </w:rPr>
-        <w:t>IXL: every listed skill is required, SmartScore 67, due at the start of the next class.</w:t>
+        <w:t>IXL: every listed skill is required, SmartScore 67.</w:t>
       </w:r>
     </w:p>
     <w:p>

--- a/a7/packages/A7 Unit 3 - Exponents and Scientific Notation/Teacher Editions/A7 3.09  Teacher Edition.docx
+++ b/a7/packages/A7 Unit 3 - Exponents and Scientific Notation/Teacher Editions/A7 3.09  Teacher Edition.docx
@@ -348,6 +348,7 @@
           </w:tcPr>
           <w:p>
             <w:pPr>
+              <w:keepNext/>
               <w:spacing w:after="0"/>
               <w:jc w:val="center"/>
             </w:pPr>
@@ -381,6 +382,7 @@
           </w:tcPr>
           <w:p>
             <w:pPr>
+              <w:keepNext/>
               <w:spacing w:after="0"/>
               <w:jc w:val="center"/>
             </w:pPr>
@@ -414,6 +416,7 @@
           </w:tcPr>
           <w:p>
             <w:pPr>
+              <w:keepNext/>
               <w:spacing w:after="0"/>
               <w:jc w:val="center"/>
             </w:pPr>
@@ -1673,7 +1676,7 @@
           <w:color w:val="1A1A1A"/>
           <w:sz w:val="21"/>
         </w:rPr>
-        <w:t xml:space="preserve">Warm-Up — On your own. Four minutes. No notes..  </w:t>
+        <w:t xml:space="preserve">Warm-Up — On your own. Four minutes. No notes.  </w:t>
       </w:r>
       <w:r>
         <w:rPr>
@@ -1744,7 +1747,7 @@
           <w:color w:val="1A1A1A"/>
           <w:sz w:val="21"/>
         </w:rPr>
-        <w:t xml:space="preserve">Warm-Up — Answers..  </w:t>
+        <w:t xml:space="preserve">Warm-Up — Answers.  </w:t>
       </w:r>
       <w:r>
         <w:rPr>
@@ -1873,7 +1876,7 @@
           <w:color w:val="1A1A1A"/>
           <w:sz w:val="21"/>
         </w:rPr>
-        <w:t xml:space="preserve">Notes — Copy the table..  </w:t>
+        <w:t xml:space="preserve">Notes — Copy the table.  </w:t>
       </w:r>
       <w:r>
         <w:rPr>
@@ -1991,7 +1994,7 @@
           <w:color w:val="1A1A1A"/>
           <w:sz w:val="21"/>
         </w:rPr>
-        <w:t xml:space="preserve">Example 1 — A quantity in words, to scientific notation..  </w:t>
+        <w:t xml:space="preserve">Example 1 — A quantity in words, to scientific notation.  </w:t>
       </w:r>
       <w:r>
         <w:rPr>
@@ -2024,7 +2027,7 @@
           <w:color w:val="1A1A1A"/>
           <w:sz w:val="21"/>
         </w:rPr>
-        <w:t xml:space="preserve">Example 1 — Worked..  </w:t>
+        <w:t xml:space="preserve">Example 1 — Worked.  </w:t>
       </w:r>
       <w:r>
         <w:rPr>
@@ -2057,7 +2060,7 @@
           <w:color w:val="1A1A1A"/>
           <w:sz w:val="21"/>
         </w:rPr>
-        <w:t xml:space="preserve">Your Turn — Same steps, your numbers. Boards up when done..  </w:t>
+        <w:t xml:space="preserve">Your Turn — Same steps, your numbers. Boards up when done.  </w:t>
       </w:r>
       <w:r>
         <w:rPr>
@@ -2090,7 +2093,7 @@
           <w:color w:val="1A1A1A"/>
           <w:sz w:val="21"/>
         </w:rPr>
-        <w:t xml:space="preserve">Your Turn — Answer..  </w:t>
+        <w:t xml:space="preserve">Your Turn — Answer.  </w:t>
       </w:r>
       <w:r>
         <w:rPr>
@@ -2123,7 +2126,7 @@
           <w:color w:val="1A1A1A"/>
           <w:sz w:val="21"/>
         </w:rPr>
-        <w:t xml:space="preserve">Example 2 — How many times larger?.  </w:t>
+        <w:t xml:space="preserve">Example 2 — How many times larger?  </w:t>
       </w:r>
       <w:r>
         <w:rPr>
@@ -2156,7 +2159,7 @@
           <w:color w:val="1A1A1A"/>
           <w:sz w:val="21"/>
         </w:rPr>
-        <w:t xml:space="preserve">Example 2 — Worked..  </w:t>
+        <w:t xml:space="preserve">Example 2 — Worked.  </w:t>
       </w:r>
       <w:r>
         <w:rPr>
@@ -2246,7 +2249,7 @@
           <w:color w:val="1A1A1A"/>
           <w:sz w:val="21"/>
         </w:rPr>
-        <w:t xml:space="preserve">Your Turn — Same steps, your numbers. Boards up when done..  </w:t>
+        <w:t xml:space="preserve">Your Turn — Same steps, your numbers. Boards up when done.  </w:t>
       </w:r>
       <w:r>
         <w:rPr>
@@ -2279,7 +2282,7 @@
           <w:color w:val="1A1A1A"/>
           <w:sz w:val="21"/>
         </w:rPr>
-        <w:t xml:space="preserve">Your Turn — Answer..  </w:t>
+        <w:t xml:space="preserve">Your Turn — Answer.  </w:t>
       </w:r>
       <w:r>
         <w:rPr>
@@ -3353,7 +3356,7 @@
           <w:color w:val="1A1A1A"/>
           <w:sz w:val="21"/>
         </w:rPr>
-        <w:t xml:space="preserve">Independent Set — Six questions. On your own, in silence..  </w:t>
+        <w:t xml:space="preserve">Independent Set — Six questions. On your own, in silence.  </w:t>
       </w:r>
       <w:r>
         <w:rPr>
@@ -3386,7 +3389,7 @@
           <w:color w:val="1A1A1A"/>
           <w:sz w:val="21"/>
         </w:rPr>
-        <w:t xml:space="preserve">IXL — Last five minutes..  </w:t>
+        <w:t xml:space="preserve">IXL — Last five minutes.  </w:t>
       </w:r>
       <w:r>
         <w:rPr>

--- a/a7/packages/A7 Unit 3 - Exponents and Scientific Notation/Teacher Editions/A7 3.09  Teacher Edition.docx
+++ b/a7/packages/A7 Unit 3 - Exponents and Scientific Notation/Teacher Editions/A7 3.09  Teacher Edition.docx
@@ -2738,7 +2738,7 @@
           <w:color w:val="9E1B32"/>
           <w:sz w:val="21"/>
         </w:rPr>
-        <w:t>A — 8.1 × 10</w:t>
+        <w:t>D — 8.1 × 10</w:t>
       </w:r>
       <w:r>
         <w:rPr>
@@ -2757,7 +2757,7 @@
           <w:color w:val="6B6B6B"/>
           <w:sz w:val="19"/>
         </w:rPr>
-        <w:t xml:space="preserve">   (B) counted the three zeros instead of the four places [8.NSO.1.4: exponent = places moved]; (C) equal in value, but 81 is not less than 10 [B1G-M 8.NSO.1.4 misconception: coefficient outside 1 to 10]; (D) the sign was dropped: 8.1 × 10</w:t>
+        <w:t xml:space="preserve">   (A) counted the three zeros instead of the four places [8.NSO.1.4: exponent = places moved]; (B) the sign was dropped: 8.1 × 10</w:t>
       </w:r>
       <w:r>
         <w:rPr>
@@ -2776,7 +2776,7 @@
           <w:color w:val="6B6B6B"/>
           <w:sz w:val="19"/>
         </w:rPr>
-        <w:t xml:space="preserve"> is 81,000 [8.NSO.1.4: numbers less than 1 need a negative exponent]</w:t>
+        <w:t xml:space="preserve"> is 81,000 [8.NSO.1.4: numbers less than 1 need a negative exponent]; (C) equal in value, but 81 is not less than 10 [B1G-M 8.NSO.1.4 misconception: coefficient outside 1 to 10]</w:t>
       </w:r>
       <w:r>
         <w:rPr>
@@ -2922,7 +2922,7 @@
           <w:color w:val="6B6B6B"/>
           <w:sz w:val="19"/>
         </w:rPr>
-        <w:t xml:space="preserve">   (B) coefficients only — the powers were ignored [8.NSO.1.4: both factors are compared]; (C) 10</w:t>
+        <w:t xml:space="preserve">   (B) 10</w:t>
       </w:r>
       <w:r>
         <w:rPr>
@@ -2941,7 +2941,7 @@
           <w:color w:val="6B6B6B"/>
           <w:sz w:val="19"/>
         </w:rPr>
-        <w:t xml:space="preserve"> read as 10 [B1G-M 8.NSO.1.4 misconception: comparing two numbers in scientific notation incorrectly]; (D) the exponents were subtracted the wrong way, −5 − (−3) = −2 [8.NSO.1.3: quotient law, top minus bottom]</w:t>
+        <w:t xml:space="preserve"> read as 10 [B1G-M 8.NSO.1.4 misconception: comparing two numbers in scientific notation incorrectly]; (C) coefficients only — the powers were ignored [8.NSO.1.4: both factors are compared]; (D) the exponents were subtracted the wrong way, −5 − (−3) = −2 [8.NSO.1.3: quotient law, top minus bottom]</w:t>
       </w:r>
       <w:r>
         <w:rPr>
@@ -3617,7 +3617,26 @@
           <w:color w:val="1A1A1A"/>
           <w:sz w:val="20"/>
         </w:rPr>
-        <w:t>coefficients only — the powers were ignored [8.NSO.1.4: both factors are compared]</w:t>
+        <w:t>10</w:t>
+      </w:r>
+      <w:r>
+        <w:rPr>
+          <w:b w:val="0"/>
+          <w:i w:val="0"/>
+          <w:color w:val="1A1A1A"/>
+          <w:sz w:val="20"/>
+          <w:vertAlign w:val="superscript"/>
+        </w:rPr>
+        <w:t>2</w:t>
+      </w:r>
+      <w:r>
+        <w:rPr>
+          <w:b w:val="0"/>
+          <w:i w:val="0"/>
+          <w:color w:val="1A1A1A"/>
+          <w:sz w:val="20"/>
+        </w:rPr>
+        <w:t xml:space="preserve"> read as 10 [B1G-M 8.NSO.1.4 misconception: comparing two numbers in scientific notation incorrectly]</w:t>
       </w:r>
     </w:p>
     <w:p>
